--- a/docs/standards/word/ADOPTING-THESE.docx
+++ b/docs/standards/word/ADOPTING-THESE.docx
@@ -54,25 +54,25 @@
         <w:pStyle w:val="BodyText"/>
       </w:pPr>
       <w:r>
-        <w:t xml:space="preserve">Adoption is five steps, and each one ends in an artifact you can hold up: a marked worksheet, a</w:t>
-      </w:r>
-      <w:r>
-        <w:t xml:space="preserve"> </w:t>
-      </w:r>
-      <w:r>
-        <w:t xml:space="preserve">deviations register, a three-item queue, a set of checks with dates against them, and a project</w:t>
-      </w:r>
-      <w:r>
-        <w:t xml:space="preserve"> </w:t>
-      </w:r>
-      <w:r>
-        <w:t xml:space="preserve">instruction file that references all four. Those artifacts are the deliverable. Having read the</w:t>
-      </w:r>
-      <w:r>
-        <w:t xml:space="preserve"> </w:t>
-      </w:r>
-      <w:r>
-        <w:t xml:space="preserve">documents is not.</w:t>
+        <w:t xml:space="preserve">Adoption is five steps, and each one ends in an artifact that either exists or does not: a marked</w:t>
+      </w:r>
+      <w:r>
+        <w:t xml:space="preserve"> </w:t>
+      </w:r>
+      <w:r>
+        <w:t xml:space="preserve">worksheet, a deviations register, a three-item queue, a set of checks with dates against them, and a</w:t>
+      </w:r>
+      <w:r>
+        <w:t xml:space="preserve"> </w:t>
+      </w:r>
+      <w:r>
+        <w:t xml:space="preserve">project instruction file that references all four. Those artifacts are the deliverable. Having read</w:t>
+      </w:r>
+      <w:r>
+        <w:t xml:space="preserve"> </w:t>
+      </w:r>
+      <w:r>
+        <w:t xml:space="preserve">the documents is not.</w:t>
       </w:r>
     </w:p>
     <w:p>
@@ -139,7 +139,7 @@
         </w:pict>
       </w:r>
     </w:p>
-    <w:bookmarkStart w:id="16" w:name="if-you-only-have-an-afternoon"/>
+    <w:bookmarkStart w:id="17" w:name="if-you-only-have-an-afternoon"/>
     <w:p>
       <w:pPr>
         <w:pStyle w:val="Heading2"/>
@@ -556,13 +556,13 @@
         <w:t xml:space="preserve"> </w:t>
       </w:r>
       <w:r>
-        <w:t xml:space="preserve">you. The afternoon is real, and the rest is not a quarter either, because most of what follows is</w:t>
-      </w:r>
-      <w:r>
-        <w:t xml:space="preserve"> </w:t>
-      </w:r>
-      <w:r>
-        <w:t xml:space="preserve">upgrading a control you already run into the shape the rule asks for.</w:t>
+        <w:t xml:space="preserve">you. Most of what follows is upgrading a control you already run into the shape the rule asks for,</w:t>
+      </w:r>
+      <w:r>
+        <w:t xml:space="preserve"> </w:t>
+      </w:r>
+      <w:r>
+        <w:t xml:space="preserve">rather than building one.</w:t>
       </w:r>
     </w:p>
     <w:p>
@@ -592,7 +592,51 @@
         <w:t xml:space="preserve"> </w:t>
       </w:r>
       <w:r>
-        <w:t xml:space="preserve">iteration.</w:t>
+        <w:t xml:space="preserve">iteration. That instruction is this page's own addition, borrowing a habit the assessment method</w:t>
+      </w:r>
+      <w:r>
+        <w:t xml:space="preserve"> </w:t>
+      </w:r>
+      <w:r>
+        <w:t xml:space="preserve">applies to a published standard's text (</w:t>
+      </w:r>
+      <w:hyperlink r:id="rId16">
+        <w:r>
+          <w:rPr>
+            <w:rStyle w:val="Hyperlink"/>
+          </w:rPr>
+          <w:t xml:space="preserve">Security standard assessment</w:t>
+        </w:r>
+      </w:hyperlink>
+      <w:r>
+        <w:t xml:space="preserve">,</w:t>
+      </w:r>
+      <w:r>
+        <w:t xml:space="preserve"> </w:t>
+      </w:r>
+      <w:r>
+        <w:rPr>
+          <w:i/>
+          <w:iCs/>
+        </w:rPr>
+        <w:t xml:space="preserve">"Pin</w:t>
+      </w:r>
+      <w:r>
+        <w:rPr>
+          <w:i/>
+          <w:iCs/>
+        </w:rPr>
+        <w:t xml:space="preserve"> </w:t>
+      </w:r>
+      <w:r>
+        <w:rPr>
+          <w:i/>
+          <w:iCs/>
+        </w:rPr>
+        <w:t xml:space="preserve">the corpus, and stamp the version on every number"</w:t>
+      </w:r>
+      <w:r>
+        <w:t xml:space="preserve">).</w:t>
       </w:r>
     </w:p>
     <w:p>
@@ -602,8 +646,8 @@
         </w:pict>
       </w:r>
     </w:p>
-    <w:bookmarkEnd w:id="16"/>
-    <w:bookmarkStart w:id="19" w:name="Xfb7ef269d869dacdc900f3a6b6ee71aa2357e54"/>
+    <w:bookmarkEnd w:id="17"/>
+    <w:bookmarkStart w:id="20" w:name="Xfb7ef269d869dacdc900f3a6b6ee71aa2357e54"/>
     <w:p>
       <w:pPr>
         <w:pStyle w:val="Heading2"/>
@@ -648,7 +692,7 @@
       <w:r>
         <w:t xml:space="preserve"> </w:t>
       </w:r>
-      <w:hyperlink r:id="rId17">
+      <w:hyperlink r:id="rId18">
         <w:r>
           <w:rPr>
             <w:rStyle w:val="Hyperlink"/>
@@ -820,7 +864,7 @@
       <w:r>
         <w:t xml:space="preserve"> </w:t>
       </w:r>
-      <w:hyperlink r:id="rId18">
+      <w:hyperlink r:id="rId19">
         <w:r>
           <w:rPr>
             <w:rStyle w:val="Hyperlink"/>
@@ -869,8 +913,8 @@
         </w:pict>
       </w:r>
     </w:p>
-    <w:bookmarkEnd w:id="19"/>
-    <w:bookmarkStart w:id="20" w:name="the-five-artifacts"/>
+    <w:bookmarkEnd w:id="20"/>
+    <w:bookmarkStart w:id="21" w:name="the-five-artifacts"/>
     <w:p>
       <w:pPr>
         <w:pStyle w:val="Heading2"/>
@@ -1221,8 +1265,8 @@
         </w:pict>
       </w:r>
     </w:p>
-    <w:bookmarkEnd w:id="20"/>
-    <w:bookmarkStart w:id="22" w:name="step-1-establish-your-baseline"/>
+    <w:bookmarkEnd w:id="21"/>
+    <w:bookmarkStart w:id="24" w:name="step-1-establish-your-baseline"/>
     <w:p>
       <w:pPr>
         <w:pStyle w:val="Heading2"/>
@@ -1305,7 +1349,7 @@
       <w:r>
         <w:t xml:space="preserve"> </w:t>
       </w:r>
-      <w:hyperlink r:id="rId21">
+      <w:hyperlink r:id="rId22">
         <w:r>
           <w:rPr>
             <w:rStyle w:val="Hyperlink"/>
@@ -1406,7 +1450,7 @@
         <w:pStyle w:val="FirstParagraph"/>
       </w:pPr>
       <w:r>
-        <w:t xml:space="preserve">Fill in the starter set. Seven rows, which is what an afternoon covers.</w:t>
+        <w:t xml:space="preserve">Fill in the starter set. Seven rows. The afternoon list above is how the first of them get filled;</w:t>
       </w:r>
       <w:r>
         <w:t xml:space="preserve"> </w:t>
@@ -1416,32 +1460,20 @@
           <w:rPr>
             <w:rStyle w:val="Hyperlink"/>
           </w:rPr>
-          <w:t xml:space="preserve">The</w:t>
-        </w:r>
-        <w:r>
-          <w:rPr>
-            <w:rStyle w:val="Hyperlink"/>
-          </w:rPr>
-          <w:t xml:space="preserve"> </w:t>
-        </w:r>
-        <w:r>
-          <w:rPr>
-            <w:rStyle w:val="Hyperlink"/>
-          </w:rPr>
-          <w:t xml:space="preserve">worksheet</w:t>
+          <w:t xml:space="preserve">the worksheet</w:t>
         </w:r>
       </w:hyperlink>
       <w:r>
         <w:t xml:space="preserve"> </w:t>
       </w:r>
       <w:r>
-        <w:t xml:space="preserve">at the end of this page is the backlog you work through over releases,</w:t>
-      </w:r>
-      <w:r>
-        <w:t xml:space="preserve"> </w:t>
-      </w:r>
-      <w:r>
-        <w:t xml:space="preserve">not a prerequisite for starting.</w:t>
+        <w:t xml:space="preserve">at the end of this page is the backlog you work through over</w:t>
+      </w:r>
+      <w:r>
+        <w:t xml:space="preserve"> </w:t>
+      </w:r>
+      <w:r>
+        <w:t xml:space="preserve">releases, not a prerequisite for starting.</w:t>
       </w:r>
     </w:p>
     <w:tbl>
@@ -1535,7 +1567,7 @@
             <w:pPr>
               <w:pStyle w:val="Compact"/>
             </w:pPr>
-            <w:hyperlink r:id="rId21">
+            <w:hyperlink r:id="rId22">
               <w:r>
                 <w:rPr>
                   <w:rStyle w:val="Hyperlink"/>
@@ -1601,7 +1633,7 @@
             <w:pPr>
               <w:pStyle w:val="Compact"/>
             </w:pPr>
-            <w:hyperlink r:id="rId21">
+            <w:hyperlink r:id="rId22">
               <w:r>
                 <w:rPr>
                   <w:rStyle w:val="Hyperlink"/>
@@ -1667,7 +1699,7 @@
             <w:pPr>
               <w:pStyle w:val="Compact"/>
             </w:pPr>
-            <w:hyperlink r:id="rId21">
+            <w:hyperlink r:id="rId22">
               <w:r>
                 <w:rPr>
                   <w:rStyle w:val="Hyperlink"/>
@@ -1934,7 +1966,7 @@
               <w:pStyle w:val="Compact"/>
             </w:pPr>
             <w:r>
-              <w:t xml:space="preserve">Secret and identifying-content scan before publish</w:t>
+              <w:t xml:space="preserve">Secrets and restricted data kept out of the repository and its full history, backed by a fail-closed commit-time content scan</w:t>
             </w:r>
           </w:p>
         </w:tc>
@@ -1965,6 +1997,20 @@
               </w:rPr>
               <w:t xml:space="preserve">Secrets and repository hygiene</w:t>
             </w:r>
+            <w:r>
+              <w:t xml:space="preserve">;</w:t>
+            </w:r>
+            <w:r>
+              <w:t xml:space="preserve"> </w:t>
+            </w:r>
+            <w:hyperlink r:id="rId23">
+              <w:r>
+                <w:rPr>
+                  <w:rStyle w:val="Hyperlink"/>
+                </w:rPr>
+                <w:t xml:space="preserve">the leak gate</w:t>
+              </w:r>
+            </w:hyperlink>
           </w:p>
         </w:tc>
         <w:tc>
@@ -1998,19 +2044,13 @@
         <w:pStyle w:val="BodyText"/>
       </w:pPr>
       <w:r>
-        <w:t xml:space="preserve">Two of those seven -- tests that verify behavior, and the threat-model half of the security row --</w:t>
-      </w:r>
-      <w:r>
-        <w:t xml:space="preserve"> </w:t>
-      </w:r>
-      <w:r>
-        <w:t xml:space="preserve">are not in the shipped project instruction template, and both carry the verdict. Step 5 returns to</w:t>
-      </w:r>
-      <w:r>
-        <w:t xml:space="preserve"> </w:t>
-      </w:r>
-      <w:r>
-        <w:t xml:space="preserve">that.</w:t>
+        <w:t xml:space="preserve">Two of those seven -- tests that verify behavior, and the security row entire -- are not in the</w:t>
+      </w:r>
+      <w:r>
+        <w:t xml:space="preserve"> </w:t>
+      </w:r>
+      <w:r>
+        <w:t xml:space="preserve">shipped project instruction template, and both carry the verdict. Step 5 returns to that.</w:t>
       </w:r>
     </w:p>
     <w:p>
@@ -2057,7 +2097,7 @@
       <w:r>
         <w:t xml:space="preserve"> </w:t>
       </w:r>
-      <w:hyperlink r:id="rId21">
+      <w:hyperlink r:id="rId22">
         <w:r>
           <w:rPr>
             <w:rStyle w:val="Hyperlink"/>
@@ -2211,8 +2251,8 @@
         </w:pict>
       </w:r>
     </w:p>
-    <w:bookmarkEnd w:id="22"/>
-    <w:bookmarkStart w:id="25" w:name="X2cc1c400f784b23b4021285b1df8f603c3d18b5"/>
+    <w:bookmarkEnd w:id="24"/>
+    <w:bookmarkStart w:id="28" w:name="X2cc1c400f784b23b4021285b1df8f603c3d18b5"/>
     <w:p>
       <w:pPr>
         <w:pStyle w:val="Heading2"/>
@@ -2292,19 +2332,175 @@
         <w:t xml:space="preserve"> </w:t>
       </w:r>
       <w:r>
-        <w:t xml:space="preserve">section splitting what you may change freely from what you may not weaken. Touching</w:t>
-      </w:r>
-      <w:r>
-        <w:t xml:space="preserve"> </w:t>
-      </w:r>
-      <w:r>
-        <w:t xml:space="preserve">the change-freely list is tailoring and owes no record. Striking something from the do-not-weaken</w:t>
-      </w:r>
-      <w:r>
-        <w:t xml:space="preserve"> </w:t>
-      </w:r>
-      <w:r>
-        <w:t xml:space="preserve">list is a deviation and owes all four fields below.</w:t>
+        <w:t xml:space="preserve">section, and the do-not-weaken items live there. Changing something that section</w:t>
+      </w:r>
+      <w:r>
+        <w:t xml:space="preserve"> </w:t>
+      </w:r>
+      <w:r>
+        <w:t xml:space="preserve">invites you to change is tailoring and owes no record. Striking a do-not-weaken item is a deviation</w:t>
+      </w:r>
+      <w:r>
+        <w:t xml:space="preserve"> </w:t>
+      </w:r>
+      <w:r>
+        <w:t xml:space="preserve">and owes all four fields below. Three of the sections carry two literal lists,</w:t>
+      </w:r>
+      <w:r>
+        <w:t xml:space="preserve"> </w:t>
+      </w:r>
+      <w:r>
+        <w:rPr>
+          <w:i/>
+          <w:iCs/>
+        </w:rPr>
+        <w:t xml:space="preserve">"Change freely"</w:t>
+      </w:r>
+      <w:r>
+        <w:t xml:space="preserve"> </w:t>
+      </w:r>
+      <w:r>
+        <w:t xml:space="preserve">and</w:t>
+      </w:r>
+      <w:r>
+        <w:t xml:space="preserve"> </w:t>
+      </w:r>
+      <w:r>
+        <w:rPr>
+          <w:i/>
+          <w:iCs/>
+        </w:rPr>
+        <w:t xml:space="preserve">"Do not weaken"</w:t>
+      </w:r>
+      <w:r>
+        <w:t xml:space="preserve"> </w:t>
+      </w:r>
+      <w:r>
+        <w:t xml:space="preserve">--</w:t>
+      </w:r>
+      <w:r>
+        <w:t xml:space="preserve"> </w:t>
+      </w:r>
+      <w:hyperlink r:id="rId22">
+        <w:r>
+          <w:rPr>
+            <w:rStyle w:val="Hyperlink"/>
+          </w:rPr>
+          <w:t xml:space="preserve">Code quality</w:t>
+        </w:r>
+      </w:hyperlink>
+      <w:r>
+        <w:t xml:space="preserve">,</w:t>
+      </w:r>
+      <w:r>
+        <w:t xml:space="preserve"> </w:t>
+      </w:r>
+      <w:hyperlink r:id="rId13">
+        <w:r>
+          <w:rPr>
+            <w:rStyle w:val="Hyperlink"/>
+          </w:rPr>
+          <w:t xml:space="preserve">Dependency</w:t>
+        </w:r>
+        <w:r>
+          <w:rPr>
+            <w:rStyle w:val="Hyperlink"/>
+          </w:rPr>
+          <w:t xml:space="preserve"> </w:t>
+        </w:r>
+        <w:r>
+          <w:rPr>
+            <w:rStyle w:val="Hyperlink"/>
+          </w:rPr>
+          <w:t xml:space="preserve">integrity</w:t>
+        </w:r>
+      </w:hyperlink>
+      <w:r>
+        <w:t xml:space="preserve"> </w:t>
+      </w:r>
+      <w:r>
+        <w:t xml:space="preserve">and</w:t>
+      </w:r>
+      <w:r>
+        <w:t xml:space="preserve"> </w:t>
+      </w:r>
+      <w:hyperlink r:id="rId12">
+        <w:r>
+          <w:rPr>
+            <w:rStyle w:val="Hyperlink"/>
+          </w:rPr>
+          <w:t xml:space="preserve">Secure development</w:t>
+        </w:r>
+      </w:hyperlink>
+      <w:r>
+        <w:t xml:space="preserve">. The other two</w:t>
+      </w:r>
+      <w:r>
+        <w:t xml:space="preserve"> </w:t>
+      </w:r>
+      <w:r>
+        <w:t xml:space="preserve">do not, and the difference matters:</w:t>
+      </w:r>
+      <w:r>
+        <w:t xml:space="preserve"> </w:t>
+      </w:r>
+      <w:hyperlink r:id="rId14">
+        <w:r>
+          <w:rPr>
+            <w:rStyle w:val="Hyperlink"/>
+          </w:rPr>
+          <w:t xml:space="preserve">AI-assisted development</w:t>
+        </w:r>
+      </w:hyperlink>
+      <w:r>
+        <w:t xml:space="preserve"> </w:t>
+      </w:r>
+      <w:r>
+        <w:t xml:space="preserve">states its first list as</w:t>
+      </w:r>
+      <w:r>
+        <w:t xml:space="preserve"> </w:t>
+      </w:r>
+      <w:r>
+        <w:rPr>
+          <w:i/>
+          <w:iCs/>
+        </w:rPr>
+        <w:t xml:space="preserve">what you must</w:t>
+      </w:r>
+      <w:r>
+        <w:rPr>
+          <w:i/>
+          <w:iCs/>
+        </w:rPr>
+        <w:t xml:space="preserve"> </w:t>
+      </w:r>
+      <w:r>
+        <w:rPr>
+          <w:i/>
+          <w:iCs/>
+        </w:rPr>
+        <w:t xml:space="preserve">change</w:t>
+      </w:r>
+      <w:r>
+        <w:t xml:space="preserve">, so those items are obligations rather than options;</w:t>
+      </w:r>
+      <w:r>
+        <w:t xml:space="preserve"> </w:t>
+      </w:r>
+      <w:hyperlink r:id="rId25">
+        <w:r>
+          <w:rPr>
+            <w:rStyle w:val="Hyperlink"/>
+          </w:rPr>
+          <w:t xml:space="preserve">Human review of code</w:t>
+        </w:r>
+      </w:hyperlink>
+      <w:r>
+        <w:t xml:space="preserve"> </w:t>
+      </w:r>
+      <w:r>
+        <w:t xml:space="preserve">states no split at all, and calls its do-not-weaken item out inline.</w:t>
       </w:r>
     </w:p>
     <w:tbl>
@@ -2662,7 +2858,7 @@
         <w:t xml:space="preserve">.</w:t>
       </w:r>
     </w:p>
-    <w:bookmarkStart w:id="23" w:name="the-worked-example"/>
+    <w:bookmarkStart w:id="26" w:name="the-worked-example"/>
     <w:p>
       <w:pPr>
         <w:pStyle w:val="Heading3"/>
@@ -2918,7 +3114,7 @@
       <w:r>
         <w:t xml:space="preserve"> </w:t>
       </w:r>
-      <w:hyperlink r:id="rId21">
+      <w:hyperlink r:id="rId22">
         <w:r>
           <w:rPr>
             <w:rStyle w:val="Hyperlink"/>
@@ -2955,8 +3151,8 @@
         <w:t xml:space="preserve">that ends the arrangement.</w:t>
       </w:r>
     </w:p>
-    <w:bookmarkEnd w:id="23"/>
-    <w:bookmarkStart w:id="24" w:name="what-tailoring-is-not"/>
+    <w:bookmarkEnd w:id="26"/>
+    <w:bookmarkStart w:id="27" w:name="what-tailoring-is-not"/>
     <w:p>
       <w:pPr>
         <w:pStyle w:val="Heading3"/>
@@ -3086,31 +3282,31 @@
         <w:t xml:space="preserve"> </w:t>
       </w:r>
       <w:r>
-        <w:t xml:space="preserve">practice applies. Five shapes of the same failure are named across the set, and all five produce a</w:t>
-      </w:r>
-      <w:r>
-        <w:t xml:space="preserve"> </w:t>
-      </w:r>
-      <w:r>
-        <w:t xml:space="preserve">document that survives accuracy review while describing a practice that does not exist: redefining</w:t>
-      </w:r>
-      <w:r>
-        <w:t xml:space="preserve"> </w:t>
-      </w:r>
-      <w:r>
-        <w:t xml:space="preserve">the pass bar so "it can be configured" counts; widening a soft grade until it absorbs everything</w:t>
-      </w:r>
-      <w:r>
-        <w:t xml:space="preserve"> </w:t>
-      </w:r>
-      <w:r>
-        <w:t xml:space="preserve">ambiguous; writing scope as exclusions that grow to swallow inconvenient cases; transferring an</w:t>
-      </w:r>
-      <w:r>
-        <w:t xml:space="preserve"> </w:t>
-      </w:r>
-      <w:r>
-        <w:t xml:space="preserve">obligation and calling the question closed; and counting the unread as done.</w:t>
+        <w:t xml:space="preserve">practice applies. At least five shapes of the same failure are named across the set, and each</w:t>
+      </w:r>
+      <w:r>
+        <w:t xml:space="preserve"> </w:t>
+      </w:r>
+      <w:r>
+        <w:t xml:space="preserve">produces a document that survives accuracy review while describing a practice that does not exist:</w:t>
+      </w:r>
+      <w:r>
+        <w:t xml:space="preserve"> </w:t>
+      </w:r>
+      <w:r>
+        <w:t xml:space="preserve">redefining the pass bar so "it can be configured" counts; widening a soft grade until it absorbs</w:t>
+      </w:r>
+      <w:r>
+        <w:t xml:space="preserve"> </w:t>
+      </w:r>
+      <w:r>
+        <w:t xml:space="preserve">everything ambiguous; writing scope as exclusions that grow to swallow inconvenient cases;</w:t>
+      </w:r>
+      <w:r>
+        <w:t xml:space="preserve"> </w:t>
+      </w:r>
+      <w:r>
+        <w:t xml:space="preserve">transferring an obligation and calling the question closed; and counting the unread as done.</w:t>
       </w:r>
     </w:p>
     <w:p>
@@ -3120,9 +3316,9 @@
         </w:pict>
       </w:r>
     </w:p>
-    <w:bookmarkEnd w:id="24"/>
-    <w:bookmarkEnd w:id="25"/>
-    <w:bookmarkStart w:id="29" w:name="step-3-prioritize-iteratively"/>
+    <w:bookmarkEnd w:id="27"/>
+    <w:bookmarkEnd w:id="28"/>
+    <w:bookmarkStart w:id="32" w:name="step-3-prioritize-iteratively"/>
     <w:p>
       <w:pPr>
         <w:pStyle w:val="Heading2"/>
@@ -3222,7 +3418,7 @@
       <w:r>
         <w:t xml:space="preserve">so instrumentation comes before ranking (</w:t>
       </w:r>
-      <w:hyperlink r:id="rId26">
+      <w:hyperlink r:id="rId29">
         <w:r>
           <w:rPr>
             <w:rStyle w:val="Hyperlink"/>
@@ -3295,7 +3491,7 @@
       <w:r>
         <w:t xml:space="preserve"> </w:t>
       </w:r>
-      <w:hyperlink r:id="rId18">
+      <w:hyperlink r:id="rId19">
         <w:r>
           <w:rPr>
             <w:rStyle w:val="Hyperlink"/>
@@ -3316,7 +3512,7 @@
         <w:t xml:space="preserve">resolve against it.</w:t>
       </w:r>
     </w:p>
-    <w:bookmarkStart w:id="28" w:name="the-build-order"/>
+    <w:bookmarkStart w:id="31" w:name="the-build-order"/>
     <w:p>
       <w:pPr>
         <w:pStyle w:val="Heading3"/>
@@ -3877,7 +4073,7 @@
             <w:pPr>
               <w:pStyle w:val="Compact"/>
             </w:pPr>
-            <w:hyperlink r:id="rId27">
+            <w:hyperlink r:id="rId30">
               <w:r>
                 <w:rPr>
                   <w:rStyle w:val="Hyperlink"/>
@@ -3904,7 +4100,7 @@
             <w:r>
               <w:t xml:space="preserve"> </w:t>
             </w:r>
-            <w:hyperlink r:id="rId21">
+            <w:hyperlink r:id="rId22">
               <w:r>
                 <w:rPr>
                   <w:rStyle w:val="Hyperlink"/>
@@ -3969,7 +4165,7 @@
       <w:r>
         <w:t xml:space="preserve"> </w:t>
       </w:r>
-      <w:hyperlink r:id="rId21">
+      <w:hyperlink r:id="rId22">
         <w:r>
           <w:rPr>
             <w:rStyle w:val="Hyperlink"/>
@@ -4199,9 +4395,9 @@
         </w:pict>
       </w:r>
     </w:p>
-    <w:bookmarkEnd w:id="28"/>
-    <w:bookmarkEnd w:id="29"/>
-    <w:bookmarkStart w:id="34" w:name="X390f9ae4a7fa0d1faf3a62d9fece86e5762888f"/>
+    <w:bookmarkEnd w:id="31"/>
+    <w:bookmarkEnd w:id="32"/>
+    <w:bookmarkStart w:id="35" w:name="X390f9ae4a7fa0d1faf3a62d9fece86e5762888f"/>
     <w:p>
       <w:pPr>
         <w:pStyle w:val="Heading2"/>
@@ -4401,7 +4597,7 @@
         <w:t xml:space="preserve">).</w:t>
       </w:r>
     </w:p>
-    <w:bookmarkStart w:id="31" w:name="what-a-gate-has-to-do-to-count"/>
+    <w:bookmarkStart w:id="33" w:name="what-a-gate-has-to-do-to-count"/>
     <w:p>
       <w:pPr>
         <w:pStyle w:val="Heading3"/>
@@ -4696,7 +4892,7 @@
       <w:r>
         <w:t xml:space="preserve"> </w:t>
       </w:r>
-      <w:hyperlink r:id="rId21">
+      <w:hyperlink r:id="rId22">
         <w:r>
           <w:rPr>
             <w:rStyle w:val="Hyperlink"/>
@@ -4768,7 +4964,7 @@
       <w:r>
         <w:t xml:space="preserve"> </w:t>
       </w:r>
-      <w:hyperlink r:id="rId30">
+      <w:hyperlink r:id="rId23">
         <w:r>
           <w:rPr>
             <w:rStyle w:val="Hyperlink"/>
@@ -4792,8 +4988,8 @@
         <w:t xml:space="preserve">; read them there.</w:t>
       </w:r>
     </w:p>
-    <w:bookmarkEnd w:id="31"/>
-    <w:bookmarkStart w:id="33" w:name="Xd2fe0cdeb6ba2ec693ed00a138bb7be868cd4b6"/>
+    <w:bookmarkEnd w:id="33"/>
+    <w:bookmarkStart w:id="34" w:name="Xd2fe0cdeb6ba2ec693ed00a138bb7be868cd4b6"/>
     <w:p>
       <w:pPr>
         <w:pStyle w:val="Heading3"/>
@@ -4807,13 +5003,13 @@
         <w:pStyle w:val="FirstParagraph"/>
       </w:pPr>
       <w:r>
-        <w:t xml:space="preserve">Say these out loud in your own record, because a green control plane otherwise implies coverage it</w:t>
-      </w:r>
-      <w:r>
-        <w:t xml:space="preserve"> </w:t>
-      </w:r>
-      <w:r>
-        <w:t xml:space="preserve">does not have.</w:t>
+        <w:t xml:space="preserve">At least these, and your setting will add more. Say them out loud in your own record, because a</w:t>
+      </w:r>
+      <w:r>
+        <w:t xml:space="preserve"> </w:t>
+      </w:r>
+      <w:r>
+        <w:t xml:space="preserve">green control plane otherwise implies coverage it does not have.</w:t>
       </w:r>
     </w:p>
     <w:p>
@@ -4884,7 +5080,7 @@
       <w:r>
         <w:t xml:space="preserve"> </w:t>
       </w:r>
-      <w:hyperlink r:id="rId32">
+      <w:hyperlink r:id="rId25">
         <w:r>
           <w:rPr>
             <w:rStyle w:val="Hyperlink"/>
@@ -5064,9 +5260,9 @@
         </w:pict>
       </w:r>
     </w:p>
-    <w:bookmarkEnd w:id="33"/>
     <w:bookmarkEnd w:id="34"/>
-    <w:bookmarkStart w:id="37" w:name="X8f8ce78d1275d6b64745e844e9b4e0b80eddb9e"/>
+    <w:bookmarkEnd w:id="35"/>
+    <w:bookmarkStart w:id="38" w:name="X8f8ce78d1275d6b64745e844e9b4e0b80eddb9e"/>
     <w:p>
       <w:pPr>
         <w:pStyle w:val="Heading2"/>
@@ -5122,7 +5318,7 @@
       <w:r>
         <w:t xml:space="preserve">(</w:t>
       </w:r>
-      <w:hyperlink r:id="rId35">
+      <w:hyperlink r:id="rId36">
         <w:r>
           <w:rPr>
             <w:rStyle w:val="Hyperlink"/>
@@ -5160,25 +5356,6 @@
       <w:r>
         <w:t xml:space="preserve">).</w:t>
       </w:r>
-      <w:r>
-        <w:t xml:space="preserve"> </w:t>
-      </w:r>
-      <w:r>
-        <w:rPr>
-          <w:b/>
-          <w:bCs/>
-        </w:rPr>
-        <w:t xml:space="preserve">It is not a closing section either</w:t>
-      </w:r>
-      <w:r>
-        <w:t xml:space="preserve">, because a closing section reads as a summary,</w:t>
-      </w:r>
-      <w:r>
-        <w:t xml:space="preserve"> </w:t>
-      </w:r>
-      <w:r>
-        <w:t xml:space="preserve">and this is where the other four artifacts stop being documents.</w:t>
-      </w:r>
     </w:p>
     <w:p>
       <w:pPr>
@@ -5218,7 +5395,7 @@
       <w:r>
         <w:t xml:space="preserve"> </w:t>
       </w:r>
-      <w:hyperlink r:id="rId36">
+      <w:hyperlink r:id="rId37">
         <w:r>
           <w:rPr>
             <w:rStyle w:val="Hyperlink"/>
@@ -5260,48 +5437,30 @@
         <w:pStyle w:val="BodyText"/>
       </w:pPr>
       <w:r>
-        <w:t xml:space="preserve">This is also what separates the page from generic adoption advice, which ends at a roadmap or a</w:t>
-      </w:r>
-      <w:r>
-        <w:t xml:space="preserve"> </w:t>
-      </w:r>
-      <w:r>
-        <w:t xml:space="preserve">maturity level. Standing rules here are loaded by the assistant at the start of every session, so a</w:t>
-      </w:r>
-      <w:r>
-        <w:t xml:space="preserve"> </w:t>
-      </w:r>
-      <w:r>
-        <w:t xml:space="preserve">rule that is not in that file is not in force for the actor writing most of the code.</w:t>
-      </w:r>
-      <w:r>
-        <w:t xml:space="preserve"> </w:t>
-      </w:r>
-      <w:hyperlink r:id="rId18">
+        <w:t xml:space="preserve">Standing rules here are loaded by the assistant at the start of every session, so a rule that is not</w:t>
+      </w:r>
+      <w:r>
+        <w:t xml:space="preserve"> </w:t>
+      </w:r>
+      <w:r>
+        <w:t xml:space="preserve">in that file is not in force for the actor writing most of the code.</w:t>
+      </w:r>
+      <w:r>
+        <w:t xml:space="preserve"> </w:t>
+      </w:r>
+      <w:hyperlink r:id="rId19">
         <w:r>
           <w:rPr>
             <w:rStyle w:val="Hyperlink"/>
           </w:rPr>
-          <w:t xml:space="preserve">The</w:t>
-        </w:r>
-        <w:r>
-          <w:rPr>
-            <w:rStyle w:val="Hyperlink"/>
-          </w:rPr>
-          <w:t xml:space="preserve"> </w:t>
-        </w:r>
-        <w:r>
-          <w:rPr>
-            <w:rStyle w:val="Hyperlink"/>
-          </w:rPr>
-          <w:t xml:space="preserve">overview</w:t>
+          <w:t xml:space="preserve">The overview</w:t>
         </w:r>
       </w:hyperlink>
       <w:r>
         <w:t xml:space="preserve"> </w:t>
       </w:r>
       <w:r>
-        <w:t xml:space="preserve">states the consequence as an aside; this page states it as a finish line:</w:t>
+        <w:t xml:space="preserve">states the consequence:</w:t>
       </w:r>
       <w:r>
         <w:t xml:space="preserve"> </w:t>
@@ -5329,18 +5488,18 @@
         <w:t xml:space="preserve"> </w:t>
       </w:r>
       <w:r>
-        <w:t xml:space="preserve">Those five are a strict subset of</w:t>
-      </w:r>
-      <w:r>
-        <w:t xml:space="preserve"> </w:t>
-      </w:r>
-      <w:r>
-        <w:t xml:space="preserve">the six Tier 1 rows in</w:t>
-      </w:r>
-      <w:r>
-        <w:t xml:space="preserve"> </w:t>
-      </w:r>
-      <w:hyperlink r:id="rId21">
+        <w:t xml:space="preserve">Four of those five are Tier 1 rows</w:t>
+      </w:r>
+      <w:r>
+        <w:t xml:space="preserve"> </w:t>
+      </w:r>
+      <w:r>
+        <w:t xml:space="preserve">from</w:t>
+      </w:r>
+      <w:r>
+        <w:t xml:space="preserve"> </w:t>
+      </w:r>
+      <w:hyperlink r:id="rId22">
         <w:r>
           <w:rPr>
             <w:rStyle w:val="Hyperlink"/>
@@ -5359,13 +5518,48 @@
           <w:i/>
           <w:iCs/>
         </w:rPr>
-        <w:t xml:space="preserve">"Tier 1 -- durable controls, which carry the</w:t>
+        <w:t xml:space="preserve">"Tier 1 -- durable controls, which carry the verdict"</w:t>
+      </w:r>
+      <w:r>
+        <w:t xml:space="preserve"> </w:t>
+      </w:r>
+      <w:r>
+        <w:t xml:space="preserve">(architecture, types, dependencies, published artifact); the fifth, the secret scan, comes from</w:t>
+      </w:r>
+      <w:r>
+        <w:t xml:space="preserve"> </w:t>
+      </w:r>
+      <w:hyperlink r:id="rId12">
+        <w:r>
+          <w:rPr>
+            <w:rStyle w:val="Hyperlink"/>
+          </w:rPr>
+          <w:t xml:space="preserve">Secure development</w:t>
+        </w:r>
+      </w:hyperlink>
+      <w:r>
+        <w:t xml:space="preserve">,</w:t>
+      </w:r>
+      <w:r>
+        <w:t xml:space="preserve"> </w:t>
       </w:r>
       <w:r>
         <w:rPr>
           <w:i/>
           <w:iCs/>
         </w:rPr>
+        <w:t xml:space="preserve">"Secrets and repository hygiene"</w:t>
+      </w:r>
+      <w:r>
+        <w:t xml:space="preserve">. So copying the</w:t>
+      </w:r>
+      <w:r>
+        <w:t xml:space="preserve"> </w:t>
+      </w:r>
+      <w:r>
+        <w:t xml:space="preserve">template verbatim leaves two of the six verdict-carrying Tier 1 rows out of your table altogether:</w:t>
+      </w:r>
+      <w:r>
         <w:t xml:space="preserve"> </w:t>
       </w:r>
       <w:r>
@@ -5373,10 +5567,10 @@
           <w:i/>
           <w:iCs/>
         </w:rPr>
-        <w:t xml:space="preserve">verdict"</w:t>
-      </w:r>
-      <w:r>
-        <w:t xml:space="preserve">: copy the template verbatim and you inherit a baseline missing</w:t>
+        <w:t xml:space="preserve">tests verify behavior</w:t>
+      </w:r>
+      <w:r>
+        <w:t xml:space="preserve">, and</w:t>
       </w:r>
       <w:r>
         <w:t xml:space="preserve"> </w:t>
@@ -5386,19 +5580,42 @@
           <w:i/>
           <w:iCs/>
         </w:rPr>
-        <w:t xml:space="preserve">tests verify behavior</w:t>
-      </w:r>
-      <w:r>
-        <w:t xml:space="preserve"> </w:t>
-      </w:r>
-      <w:r>
-        <w:t xml:space="preserve">and</w:t>
-      </w:r>
-      <w:r>
-        <w:t xml:space="preserve"> </w:t>
-      </w:r>
-      <w:r>
-        <w:t xml:space="preserve">the threat-model half of</w:t>
+        <w:t xml:space="preserve">security scanning plus a threat model</w:t>
+      </w:r>
+      <w:r>
+        <w:t xml:space="preserve"> </w:t>
+      </w:r>
+      <w:r>
+        <w:t xml:space="preserve">in all three of its parts --</w:t>
+      </w:r>
+      <w:r>
+        <w:t xml:space="preserve"> </w:t>
+      </w:r>
+      <w:r>
+        <w:t xml:space="preserve">blocking scanners, a written threat model, and a human review step. The secret scan does not stand</w:t>
+      </w:r>
+      <w:r>
+        <w:t xml:space="preserve"> </w:t>
+      </w:r>
+      <w:r>
+        <w:t xml:space="preserve">in for the scanner part: secret scanning is one of three checks in the unwaivable blocking set, not</w:t>
+      </w:r>
+      <w:r>
+        <w:t xml:space="preserve"> </w:t>
+      </w:r>
+      <w:r>
+        <w:t xml:space="preserve">the whole of it (</w:t>
+      </w:r>
+      <w:hyperlink r:id="rId12">
+        <w:r>
+          <w:rPr>
+            <w:rStyle w:val="Hyperlink"/>
+          </w:rPr>
+          <w:t xml:space="preserve">Secure development</w:t>
+        </w:r>
+      </w:hyperlink>
+      <w:r>
+        <w:t xml:space="preserve">,</w:t>
       </w:r>
       <w:r>
         <w:t xml:space="preserve"> </w:t>
@@ -5408,16 +5625,24 @@
           <w:i/>
           <w:iCs/>
         </w:rPr>
-        <w:t xml:space="preserve">security scanning plus a threat model</w:t>
-      </w:r>
-      <w:r>
-        <w:t xml:space="preserve">, from the tier that carries the</w:t>
-      </w:r>
-      <w:r>
-        <w:t xml:space="preserve"> </w:t>
-      </w:r>
-      <w:r>
-        <w:t xml:space="preserve">verdict. Not-built rows point at their register entry. What could not be automated appears as a</w:t>
+        <w:t xml:space="preserve">"What must block, and may not be</w:t>
+      </w:r>
+      <w:r>
+        <w:rPr>
+          <w:i/>
+          <w:iCs/>
+        </w:rPr>
+        <w:t xml:space="preserve"> </w:t>
+      </w:r>
+      <w:r>
+        <w:rPr>
+          <w:i/>
+          <w:iCs/>
+        </w:rPr>
+        <w:t xml:space="preserve">waived"</w:t>
+      </w:r>
+      <w:r>
+        <w:t xml:space="preserve">). Not-built rows point at their register entry. What could not be automated appears as a</w:t>
       </w:r>
       <w:r>
         <w:t xml:space="preserve"> </w:t>
@@ -5485,8 +5710,8 @@
         </w:pict>
       </w:r>
     </w:p>
-    <w:bookmarkEnd w:id="37"/>
-    <w:bookmarkStart w:id="43" w:name="X34b4a2073f4d289cd88cde6649302afaddd1548"/>
+    <w:bookmarkEnd w:id="38"/>
+    <w:bookmarkStart w:id="44" w:name="X34b4a2073f4d289cd88cde6649302afaddd1548"/>
     <w:p>
       <w:pPr>
         <w:pStyle w:val="Heading2"/>
@@ -5528,7 +5753,7 @@
       <w:r>
         <w:t xml:space="preserve"> </w:t>
       </w:r>
-      <w:hyperlink r:id="rId18">
+      <w:hyperlink r:id="rId19">
         <w:r>
           <w:rPr>
             <w:rStyle w:val="Hyperlink"/>
@@ -5558,22 +5783,16 @@
         <w:t xml:space="preserve"> </w:t>
       </w:r>
       <w:r>
-        <w:t xml:space="preserve">be adopted close to whole, so it demonstrates this page's central claim -- you start from partial,</w:t>
-      </w:r>
-      <w:r>
-        <w:t xml:space="preserve"> </w:t>
-      </w:r>
-      <w:r>
-        <w:t xml:space="preserve">not from zero -- rather than asserting it, and because it holds both the cleanest Partial in the set</w:t>
-      </w:r>
-      <w:r>
-        <w:t xml:space="preserve"> </w:t>
-      </w:r>
-      <w:r>
-        <w:t xml:space="preserve">and a control that can never be automated.</w:t>
+        <w:t xml:space="preserve">be adopted close to whole, and because it holds both a clear Partial and a control that can never be</w:t>
+      </w:r>
+      <w:r>
+        <w:t xml:space="preserve"> </w:t>
+      </w:r>
+      <w:r>
+        <w:t xml:space="preserve">automated.</w:t>
       </w:r>
     </w:p>
-    <w:bookmarkStart w:id="38" w:name="step-1----the-baseline"/>
+    <w:bookmarkStart w:id="39" w:name="step-1----the-baseline"/>
     <w:p>
       <w:pPr>
         <w:pStyle w:val="Heading3"/>
@@ -5942,8 +6161,8 @@
         <w:t xml:space="preserve">last row stays unverified, which is not a pass.</w:t>
       </w:r>
     </w:p>
-    <w:bookmarkEnd w:id="38"/>
-    <w:bookmarkStart w:id="39" w:name="step-2----tailor"/>
+    <w:bookmarkEnd w:id="39"/>
+    <w:bookmarkStart w:id="40" w:name="step-2----tailor"/>
     <w:p>
       <w:pPr>
         <w:pStyle w:val="Heading3"/>
@@ -6133,8 +6352,8 @@
         <w:t xml:space="preserve">list is a deviation and needs all four fields.</w:t>
       </w:r>
     </w:p>
-    <w:bookmarkEnd w:id="39"/>
-    <w:bookmarkStart w:id="40" w:name="step-3----prioritize"/>
+    <w:bookmarkEnd w:id="40"/>
+    <w:bookmarkStart w:id="41" w:name="step-3----prioritize"/>
     <w:p>
       <w:pPr>
         <w:pStyle w:val="Heading3"/>
@@ -6251,8 +6470,8 @@
         <w:t xml:space="preserve">things here -- which manifest to fix first, and whether the lock work happens this week or next.</w:t>
       </w:r>
     </w:p>
-    <w:bookmarkEnd w:id="40"/>
-    <w:bookmarkStart w:id="41" w:name="step-4----automate"/>
+    <w:bookmarkEnd w:id="41"/>
+    <w:bookmarkStart w:id="42" w:name="step-4----automate"/>
     <w:p>
       <w:pPr>
         <w:pStyle w:val="Heading3"/>
@@ -6552,8 +6771,8 @@
         <w:t xml:space="preserve">in the project instruction file.</w:t>
       </w:r>
     </w:p>
-    <w:bookmarkEnd w:id="41"/>
-    <w:bookmarkStart w:id="42" w:name="step-5----wire-it-in"/>
+    <w:bookmarkEnd w:id="42"/>
+    <w:bookmarkStart w:id="43" w:name="step-5----wire-it-in"/>
     <w:p>
       <w:pPr>
         <w:pStyle w:val="Heading3"/>
@@ -6808,8 +7027,8 @@
         </w:pict>
       </w:r>
     </w:p>
-    <w:bookmarkEnd w:id="42"/>
     <w:bookmarkEnd w:id="43"/>
+    <w:bookmarkEnd w:id="44"/>
     <w:bookmarkStart w:id="52" w:name="the-worksheet"/>
     <w:p>
       <w:pPr>
@@ -6845,7 +7064,7 @@
         <w:t xml:space="preserve">set, and your own setting will add rows.</w:t>
       </w:r>
     </w:p>
-    <w:bookmarkStart w:id="44" w:name="how-to-read-the-columns"/>
+    <w:bookmarkStart w:id="45" w:name="how-to-read-the-columns"/>
     <w:p>
       <w:pPr>
         <w:pStyle w:val="Heading3"/>
@@ -7202,8 +7421,8 @@
         </w:tc>
       </w:tr>
     </w:tbl>
-    <w:bookmarkEnd w:id="44"/>
-    <w:bookmarkStart w:id="45" w:name="ai-assisted-development"/>
+    <w:bookmarkEnd w:id="45"/>
+    <w:bookmarkStart w:id="46" w:name="ai-assisted-development"/>
     <w:p>
       <w:pPr>
         <w:pStyle w:val="Heading3"/>
@@ -8933,8 +9152,8 @@
         </w:tc>
       </w:tr>
     </w:tbl>
-    <w:bookmarkEnd w:id="45"/>
-    <w:bookmarkStart w:id="46" w:name="human-review-of-code"/>
+    <w:bookmarkEnd w:id="46"/>
+    <w:bookmarkStart w:id="47" w:name="human-review-of-code"/>
     <w:p>
       <w:pPr>
         <w:pStyle w:val="Heading3"/>
@@ -8953,7 +9172,7 @@
       <w:r>
         <w:t xml:space="preserve"> </w:t>
       </w:r>
-      <w:hyperlink r:id="rId32">
+      <w:hyperlink r:id="rId25">
         <w:r>
           <w:rPr>
             <w:rStyle w:val="Hyperlink"/>
@@ -9405,8 +9624,8 @@
         </w:tc>
       </w:tr>
     </w:tbl>
-    <w:bookmarkEnd w:id="46"/>
-    <w:bookmarkStart w:id="47" w:name="code-quality"/>
+    <w:bookmarkEnd w:id="47"/>
+    <w:bookmarkStart w:id="48" w:name="code-quality"/>
     <w:p>
       <w:pPr>
         <w:pStyle w:val="Heading3"/>
@@ -9425,7 +9644,7 @@
       <w:r>
         <w:t xml:space="preserve"> </w:t>
       </w:r>
-      <w:hyperlink r:id="rId21">
+      <w:hyperlink r:id="rId22">
         <w:r>
           <w:rPr>
             <w:rStyle w:val="Hyperlink"/>
@@ -11136,8 +11355,8 @@
         </w:tc>
       </w:tr>
     </w:tbl>
-    <w:bookmarkEnd w:id="47"/>
-    <w:bookmarkStart w:id="48" w:name="dependency-integrity"/>
+    <w:bookmarkEnd w:id="48"/>
+    <w:bookmarkStart w:id="49" w:name="dependency-integrity"/>
     <w:p>
       <w:pPr>
         <w:pStyle w:val="Heading3"/>
@@ -12712,8 +12931,8 @@
         </w:tc>
       </w:tr>
     </w:tbl>
-    <w:bookmarkEnd w:id="48"/>
-    <w:bookmarkStart w:id="49" w:name="secure-development"/>
+    <w:bookmarkEnd w:id="49"/>
+    <w:bookmarkStart w:id="50" w:name="secure-development"/>
     <w:p>
       <w:pPr>
         <w:pStyle w:val="Heading3"/>
@@ -15331,7 +15550,7 @@
         </w:tc>
       </w:tr>
     </w:tbl>
-    <w:bookmarkEnd w:id="49"/>
+    <w:bookmarkEnd w:id="50"/>
     <w:bookmarkStart w:id="51" w:name="Xba6ba77899183ce46186f7e21435e31b80a74c1"/>
     <w:p>
       <w:pPr>
@@ -15351,7 +15570,7 @@
       <w:r>
         <w:t xml:space="preserve"> </w:t>
       </w:r>
-      <w:hyperlink r:id="rId50">
+      <w:hyperlink r:id="rId16">
         <w:r>
           <w:rPr>
             <w:rStyle w:val="Hyperlink"/>
@@ -16693,7 +16912,7 @@
             <w:pPr>
               <w:pStyle w:val="Compact"/>
             </w:pPr>
-            <w:hyperlink r:id="rId18">
+            <w:hyperlink r:id="rId19">
               <w:r>
                 <w:rPr>
                   <w:rStyle w:val="Hyperlink"/>
@@ -16722,7 +16941,7 @@
             <w:pPr>
               <w:pStyle w:val="Compact"/>
             </w:pPr>
-            <w:hyperlink r:id="rId27">
+            <w:hyperlink r:id="rId30">
               <w:r>
                 <w:rPr>
                   <w:rStyle w:val="Hyperlink"/>
@@ -16751,7 +16970,7 @@
             <w:pPr>
               <w:pStyle w:val="Compact"/>
             </w:pPr>
-            <w:hyperlink r:id="rId36">
+            <w:hyperlink r:id="rId37">
               <w:r>
                 <w:rPr>
                   <w:rStyle w:val="Hyperlink"/>
@@ -16862,7 +17081,7 @@
             <w:pPr>
               <w:pStyle w:val="Compact"/>
             </w:pPr>
-            <w:hyperlink r:id="rId30">
+            <w:hyperlink r:id="rId23">
               <w:r>
                 <w:rPr>
                   <w:rStyle w:val="Hyperlink"/>
@@ -16891,7 +17110,7 @@
             <w:pPr>
               <w:pStyle w:val="Compact"/>
             </w:pPr>
-            <w:hyperlink r:id="rId26">
+            <w:hyperlink r:id="rId29">
               <w:r>
                 <w:rPr>
                   <w:rStyle w:val="Hyperlink"/>

--- a/docs/standards/word/ADOPTING-THESE.docx
+++ b/docs/standards/word/ADOPTING-THESE.docx
@@ -1196,7 +1196,7 @@
                 <w:b/>
                 <w:bCs/>
               </w:rPr>
-              <w:t xml:space="preserve">5 -- put the result where the assistant reads it</w:t>
+              <w:t xml:space="preserve">5 -- put the result where Claude Code reads it</w:t>
             </w:r>
           </w:p>
         </w:tc>
@@ -5262,13 +5262,13 @@
     </w:p>
     <w:bookmarkEnd w:id="34"/>
     <w:bookmarkEnd w:id="35"/>
-    <w:bookmarkStart w:id="38" w:name="X8f8ce78d1275d6b64745e844e9b4e0b80eddb9e"/>
+    <w:bookmarkStart w:id="38" w:name="Xe4614ceaa2b6cffe4c720269493a19c88cac621"/>
     <w:p>
       <w:pPr>
         <w:pStyle w:val="Heading2"/>
       </w:pPr>
       <w:r>
-        <w:t xml:space="preserve">Step 5: put the result where the assistant reads it, and re-check it</w:t>
+        <w:t xml:space="preserve">Step 5: put the result where Claude Code reads it, and re-check it</w:t>
       </w:r>
     </w:p>
     <w:p>
@@ -5437,7 +5437,7 @@
         <w:pStyle w:val="BodyText"/>
       </w:pPr>
       <w:r>
-        <w:t xml:space="preserve">Standing rules here are loaded by the assistant at the start of every session, so a rule that is not</w:t>
+        <w:t xml:space="preserve">Standing rules here are loaded by Claude Code at the start of every session, so a rule that is not</w:t>
       </w:r>
       <w:r>
         <w:t xml:space="preserve"> </w:t>
@@ -7778,7 +7778,7 @@
               <w:pStyle w:val="Compact"/>
             </w:pPr>
             <w:r>
-              <w:t xml:space="preserve">No restricted data or secrets reach the assistant: a path deny-list plus a fail-closed commit-time content scan</w:t>
+              <w:t xml:space="preserve">No restricted data or secrets reach the AI coding assistant: a path deny-list plus a fail-closed commit-time content scan</w:t>
             </w:r>
           </w:p>
         </w:tc>
@@ -7839,7 +7839,7 @@
               <w:pStyle w:val="Compact"/>
             </w:pPr>
             <w:r>
-              <w:t xml:space="preserve">Everything the assistant reads is data, never instructions</w:t>
+              <w:t xml:space="preserve">Everything the AI coding assistant reads is data, never instructions</w:t>
             </w:r>
           </w:p>
         </w:tc>
@@ -7961,7 +7961,7 @@
               <w:pStyle w:val="Compact"/>
             </w:pPr>
             <w:r>
-              <w:t xml:space="preserve">The assistant's identity and version retained as a provenance signal</w:t>
+              <w:t xml:space="preserve">The AI coding assistant's identity and version retained as a provenance signal</w:t>
             </w:r>
           </w:p>
         </w:tc>
@@ -8083,7 +8083,7 @@
               <w:pStyle w:val="Compact"/>
             </w:pPr>
             <w:r>
-              <w:t xml:space="preserve">The assistant, its skills, extensions, tool servers and agent frameworks vetted, pinned and recorded as a build-environment surface</w:t>
+              <w:t xml:space="preserve">The AI coding assistant, its skills, extensions, tool servers and agent frameworks vetted, pinned and recorded as a build-environment surface</w:t>
             </w:r>
           </w:p>
         </w:tc>

--- a/docs/standards/word/ADOPTING-THESE.docx
+++ b/docs/standards/word/ADOPTING-THESE.docx
@@ -17028,7 +17028,7 @@
                 <w:rPr>
                   <w:rStyle w:val="Hyperlink"/>
                 </w:rPr>
-                <w:t xml:space="preserve">The standards landscape</w:t>
+                <w:t xml:space="preserve">The standards reference</w:t>
               </w:r>
             </w:hyperlink>
           </w:p>

--- a/docs/standards/word/ADOPTING-THESE.docx
+++ b/docs/standards/word/ADOPTING-THESE.docx
@@ -28,7 +28,7 @@
         </w:p>
       </w:sdtContent>
     </w:sdt>
-    <w:bookmarkStart w:id="56" w:name="how-to-adopt-these"/>
+    <w:bookmarkStart w:id="57" w:name="how-to-adopt-these"/>
     <w:p>
       <w:pPr>
         <w:pStyle w:val="Heading1"/>
@@ -47,32 +47,6 @@
           <w:bCs/>
         </w:rPr>
         <w:t xml:space="preserve">The rest of this section tells you what to read. This page tells you what to do with it.</w:t>
-      </w:r>
-    </w:p>
-    <w:p>
-      <w:pPr>
-        <w:pStyle w:val="BodyText"/>
-      </w:pPr>
-      <w:r>
-        <w:t xml:space="preserve">Adoption is five steps, and each one ends in an artifact that either exists or does not: a marked</w:t>
-      </w:r>
-      <w:r>
-        <w:t xml:space="preserve"> </w:t>
-      </w:r>
-      <w:r>
-        <w:t xml:space="preserve">worksheet, a deviations register, a three-item queue, a set of checks with dates against them, and a</w:t>
-      </w:r>
-      <w:r>
-        <w:t xml:space="preserve"> </w:t>
-      </w:r>
-      <w:r>
-        <w:t xml:space="preserve">project instruction file that references all four. Those artifacts are the deliverable. Having read</w:t>
-      </w:r>
-      <w:r>
-        <w:t xml:space="preserve"> </w:t>
-      </w:r>
-      <w:r>
-        <w:t xml:space="preserve">the documents is not.</w:t>
       </w:r>
     </w:p>
     <w:p>
@@ -139,7 +113,206 @@
         </w:pict>
       </w:r>
     </w:p>
-    <w:bookmarkStart w:id="17" w:name="if-you-only-have-an-afternoon"/>
+    <w:bookmarkStart w:id="12" w:name="in-short"/>
+    <w:p>
+      <w:pPr>
+        <w:pStyle w:val="Heading2"/>
+      </w:pPr>
+      <w:r>
+        <w:t xml:space="preserve">In short</w:t>
+      </w:r>
+    </w:p>
+    <w:p>
+      <w:pPr>
+        <w:pStyle w:val="FirstParagraph"/>
+      </w:pPr>
+      <w:r>
+        <w:rPr>
+          <w:b/>
+          <w:bCs/>
+        </w:rPr>
+        <w:t xml:space="preserve">The deliverable is five artifacts, not five documents read.</w:t>
+      </w:r>
+      <w:r>
+        <w:t xml:space="preserve"> </w:t>
+      </w:r>
+      <w:r>
+        <w:t xml:space="preserve">A marked baseline worksheet, a</w:t>
+      </w:r>
+      <w:r>
+        <w:t xml:space="preserve"> </w:t>
+      </w:r>
+      <w:r>
+        <w:t xml:space="preserve">deviations register, a three-item queue, a set of checks each carrying the date somebody last</w:t>
+      </w:r>
+      <w:r>
+        <w:t xml:space="preserve"> </w:t>
+      </w:r>
+      <w:r>
+        <w:t xml:space="preserve">watched it refuse something, and a project instruction file that references the other four. Each one</w:t>
+      </w:r>
+      <w:r>
+        <w:t xml:space="preserve"> </w:t>
+      </w:r>
+      <w:r>
+        <w:t xml:space="preserve">either exists or it does not, which is what lets somebody other than you check whether adoption</w:t>
+      </w:r>
+      <w:r>
+        <w:t xml:space="preserve"> </w:t>
+      </w:r>
+      <w:r>
+        <w:t xml:space="preserve">happened.</w:t>
+      </w:r>
+    </w:p>
+    <w:p>
+      <w:pPr>
+        <w:pStyle w:val="BodyText"/>
+      </w:pPr>
+      <w:r>
+        <w:rPr>
+          <w:b/>
+          <w:bCs/>
+        </w:rPr>
+        <w:t xml:space="preserve">Do not assume you start from zero.</w:t>
+      </w:r>
+      <w:r>
+        <w:t xml:space="preserve"> </w:t>
+      </w:r>
+      <w:r>
+        <w:t xml:space="preserve">A team that reviews changes, runs a linter, keeps secrets out</w:t>
+      </w:r>
+      <w:r>
+        <w:t xml:space="preserve"> </w:t>
+      </w:r>
+      <w:r>
+        <w:t xml:space="preserve">of the repository and pins some dependencies already satisfies parts of four of these documents.</w:t>
+      </w:r>
+      <w:r>
+        <w:t xml:space="preserve"> </w:t>
+      </w:r>
+      <w:r>
+        <w:t xml:space="preserve">What you have is usually a weaker form of a named rule, so the opening pass produces a short list of</w:t>
+      </w:r>
+      <w:r>
+        <w:t xml:space="preserve"> </w:t>
+      </w:r>
+      <w:r>
+        <w:t xml:space="preserve">upgrades rather than a build plan -- and that pass is read-only. It builds nothing, on purpose.</w:t>
+      </w:r>
+    </w:p>
+    <w:p>
+      <w:pPr>
+        <w:pStyle w:val="BodyText"/>
+      </w:pPr>
+      <w:r>
+        <w:rPr>
+          <w:b/>
+          <w:bCs/>
+        </w:rPr>
+        <w:t xml:space="preserve">Sequence by what enables what, not by risk and ease.</w:t>
+      </w:r>
+      <w:r>
+        <w:t xml:space="preserve"> </w:t>
+      </w:r>
+      <w:r>
+        <w:t xml:space="preserve">Two people can rank the same two controls</w:t>
+      </w:r>
+      <w:r>
+        <w:t xml:space="preserve"> </w:t>
+      </w:r>
+      <w:r>
+        <w:t xml:space="preserve">by risk and neither can be shown wrong, so such a ranking can only be overruled, never reviewed.</w:t>
+      </w:r>
+      <w:r>
+        <w:t xml:space="preserve"> </w:t>
+      </w:r>
+      <w:r>
+        <w:t xml:space="preserve">What-enables-what is checkable: you can be shown to have made a check blocking before anything</w:t>
+      </w:r>
+      <w:r>
+        <w:t xml:space="preserve"> </w:t>
+      </w:r>
+      <w:r>
+        <w:t xml:space="preserve">recorded what it examined, or to have written a rule about "restricted data" before anything defined</w:t>
+      </w:r>
+      <w:r>
+        <w:t xml:space="preserve"> </w:t>
+      </w:r>
+      <w:r>
+        <w:t xml:space="preserve">the term. It is also why instrumentation comes before ranking -- with no receipts, every severity</w:t>
+      </w:r>
+      <w:r>
+        <w:t xml:space="preserve"> </w:t>
+      </w:r>
+      <w:r>
+        <w:t xml:space="preserve">ranking is unfalsifiable.</w:t>
+      </w:r>
+    </w:p>
+    <w:p>
+      <w:pPr>
+        <w:pStyle w:val="BodyText"/>
+      </w:pPr>
+      <w:r>
+        <w:t xml:space="preserve">Two things hold at every step. A blocking row nobody has watched refuse anything is</w:t>
+      </w:r>
+      <w:r>
+        <w:t xml:space="preserve"> </w:t>
+      </w:r>
+      <w:r>
+        <w:t xml:space="preserve">indistinguishable from one that cannot refuse anything. And tailoring is expected where silent</w:t>
+      </w:r>
+      <w:r>
+        <w:t xml:space="preserve"> </w:t>
+      </w:r>
+      <w:r>
+        <w:t xml:space="preserve">tailoring is not, because a control that quietly left the set reads exactly like a control nobody</w:t>
+      </w:r>
+      <w:r>
+        <w:t xml:space="preserve"> </w:t>
+      </w:r>
+      <w:r>
+        <w:t xml:space="preserve">got to.</w:t>
+      </w:r>
+    </w:p>
+    <w:p>
+      <w:pPr>
+        <w:pStyle w:val="BodyText"/>
+      </w:pPr>
+      <w:r>
+        <w:rPr>
+          <w:b/>
+          <w:bCs/>
+        </w:rPr>
+        <w:t xml:space="preserve">None of it confers anything</w:t>
+      </w:r>
+      <w:r>
+        <w:t xml:space="preserve"> </w:t>
+      </w:r>
+      <w:r>
+        <w:t xml:space="preserve">-- no certification and no badge, for you or for anyone adopting</w:t>
+      </w:r>
+      <w:r>
+        <w:t xml:space="preserve"> </w:t>
+      </w:r>
+      <w:r>
+        <w:t xml:space="preserve">your software. The deviations register records decisions you made; it is not evidence of compliance</w:t>
+      </w:r>
+      <w:r>
+        <w:t xml:space="preserve"> </w:t>
+      </w:r>
+      <w:r>
+        <w:t xml:space="preserve">with anything.</w:t>
+      </w:r>
+    </w:p>
+    <w:p>
+      <w:r>
+        <w:pict>
+          <v:rect style="width:0;height:1.5pt" o:hralign="center" o:hrstd="t" o:hr="t"/>
+        </w:pict>
+      </w:r>
+    </w:p>
+    <w:bookmarkEnd w:id="12"/>
+    <w:bookmarkStart w:id="18" w:name="if-you-only-have-an-afternoon"/>
     <w:p>
       <w:pPr>
         <w:pStyle w:val="Heading2"/>
@@ -195,7 +368,7 @@
       <w:r>
         <w:t xml:space="preserve"> </w:t>
       </w:r>
-      <w:hyperlink r:id="rId12">
+      <w:hyperlink r:id="rId13">
         <w:r>
           <w:rPr>
             <w:rStyle w:val="Hyperlink"/>
@@ -289,7 +462,7 @@
       <w:r>
         <w:t xml:space="preserve"> </w:t>
       </w:r>
-      <w:hyperlink r:id="rId12">
+      <w:hyperlink r:id="rId13">
         <w:r>
           <w:rPr>
             <w:rStyle w:val="Hyperlink"/>
@@ -364,7 +537,7 @@
       <w:r>
         <w:t xml:space="preserve"> </w:t>
       </w:r>
-      <w:hyperlink r:id="rId13">
+      <w:hyperlink r:id="rId14">
         <w:r>
           <w:rPr>
             <w:rStyle w:val="Hyperlink"/>
@@ -433,7 +606,7 @@
       <w:r>
         <w:t xml:space="preserve"> </w:t>
       </w:r>
-      <w:hyperlink r:id="rId14">
+      <w:hyperlink r:id="rId15">
         <w:r>
           <w:rPr>
             <w:rStyle w:val="Hyperlink"/>
@@ -500,7 +673,7 @@
       <w:r>
         <w:t xml:space="preserve"> </w:t>
       </w:r>
-      <w:hyperlink r:id="rId15">
+      <w:hyperlink r:id="rId16">
         <w:r>
           <w:rPr>
             <w:rStyle w:val="Hyperlink"/>
@@ -600,7 +773,7 @@
       <w:r>
         <w:t xml:space="preserve">applies to a published standard's text (</w:t>
       </w:r>
-      <w:hyperlink r:id="rId16">
+      <w:hyperlink r:id="rId17">
         <w:r>
           <w:rPr>
             <w:rStyle w:val="Hyperlink"/>
@@ -646,8 +819,8 @@
         </w:pict>
       </w:r>
     </w:p>
-    <w:bookmarkEnd w:id="17"/>
-    <w:bookmarkStart w:id="20" w:name="Xfb7ef269d869dacdc900f3a6b6ee71aa2357e54"/>
+    <w:bookmarkEnd w:id="18"/>
+    <w:bookmarkStart w:id="21" w:name="Xfb7ef269d869dacdc900f3a6b6ee71aa2357e54"/>
     <w:p>
       <w:pPr>
         <w:pStyle w:val="Heading2"/>
@@ -692,7 +865,7 @@
       <w:r>
         <w:t xml:space="preserve"> </w:t>
       </w:r>
-      <w:hyperlink r:id="rId18">
+      <w:hyperlink r:id="rId19">
         <w:r>
           <w:rPr>
             <w:rStyle w:val="Hyperlink"/>
@@ -864,7 +1037,7 @@
       <w:r>
         <w:t xml:space="preserve"> </w:t>
       </w:r>
-      <w:hyperlink r:id="rId19">
+      <w:hyperlink r:id="rId20">
         <w:r>
           <w:rPr>
             <w:rStyle w:val="Hyperlink"/>
@@ -913,8 +1086,8 @@
         </w:pict>
       </w:r>
     </w:p>
-    <w:bookmarkEnd w:id="20"/>
-    <w:bookmarkStart w:id="21" w:name="the-five-artifacts"/>
+    <w:bookmarkEnd w:id="21"/>
+    <w:bookmarkStart w:id="22" w:name="the-five-artifacts"/>
     <w:p>
       <w:pPr>
         <w:pStyle w:val="Heading2"/>
@@ -1265,8 +1438,8 @@
         </w:pict>
       </w:r>
     </w:p>
-    <w:bookmarkEnd w:id="21"/>
-    <w:bookmarkStart w:id="24" w:name="step-1-establish-your-baseline"/>
+    <w:bookmarkEnd w:id="22"/>
+    <w:bookmarkStart w:id="25" w:name="step-1-establish-your-baseline"/>
     <w:p>
       <w:pPr>
         <w:pStyle w:val="Heading2"/>
@@ -1349,7 +1522,7 @@
       <w:r>
         <w:t xml:space="preserve"> </w:t>
       </w:r>
-      <w:hyperlink r:id="rId22">
+      <w:hyperlink r:id="rId23">
         <w:r>
           <w:rPr>
             <w:rStyle w:val="Hyperlink"/>
@@ -1406,7 +1579,7 @@
       <w:r>
         <w:t xml:space="preserve"> </w:t>
       </w:r>
-      <w:hyperlink r:id="rId12">
+      <w:hyperlink r:id="rId13">
         <w:r>
           <w:rPr>
             <w:rStyle w:val="Hyperlink"/>
@@ -1567,7 +1740,7 @@
             <w:pPr>
               <w:pStyle w:val="Compact"/>
             </w:pPr>
-            <w:hyperlink r:id="rId22">
+            <w:hyperlink r:id="rId23">
               <w:r>
                 <w:rPr>
                   <w:rStyle w:val="Hyperlink"/>
@@ -1633,7 +1806,7 @@
             <w:pPr>
               <w:pStyle w:val="Compact"/>
             </w:pPr>
-            <w:hyperlink r:id="rId22">
+            <w:hyperlink r:id="rId23">
               <w:r>
                 <w:rPr>
                   <w:rStyle w:val="Hyperlink"/>
@@ -1699,7 +1872,7 @@
             <w:pPr>
               <w:pStyle w:val="Compact"/>
             </w:pPr>
-            <w:hyperlink r:id="rId22">
+            <w:hyperlink r:id="rId23">
               <w:r>
                 <w:rPr>
                   <w:rStyle w:val="Hyperlink"/>
@@ -1765,7 +1938,7 @@
             <w:pPr>
               <w:pStyle w:val="Compact"/>
             </w:pPr>
-            <w:hyperlink r:id="rId13">
+            <w:hyperlink r:id="rId14">
               <w:r>
                 <w:rPr>
                   <w:rStyle w:val="Hyperlink"/>
@@ -1831,7 +2004,7 @@
             <w:pPr>
               <w:pStyle w:val="Compact"/>
             </w:pPr>
-            <w:hyperlink r:id="rId12">
+            <w:hyperlink r:id="rId13">
               <w:r>
                 <w:rPr>
                   <w:rStyle w:val="Hyperlink"/>
@@ -1910,7 +2083,7 @@
             <w:pPr>
               <w:pStyle w:val="Compact"/>
             </w:pPr>
-            <w:hyperlink r:id="rId13">
+            <w:hyperlink r:id="rId14">
               <w:r>
                 <w:rPr>
                   <w:rStyle w:val="Hyperlink"/>
@@ -1976,7 +2149,7 @@
             <w:pPr>
               <w:pStyle w:val="Compact"/>
             </w:pPr>
-            <w:hyperlink r:id="rId12">
+            <w:hyperlink r:id="rId13">
               <w:r>
                 <w:rPr>
                   <w:rStyle w:val="Hyperlink"/>
@@ -2003,7 +2176,7 @@
             <w:r>
               <w:t xml:space="preserve"> </w:t>
             </w:r>
-            <w:hyperlink r:id="rId23">
+            <w:hyperlink r:id="rId24">
               <w:r>
                 <w:rPr>
                   <w:rStyle w:val="Hyperlink"/>
@@ -2097,7 +2270,7 @@
       <w:r>
         <w:t xml:space="preserve"> </w:t>
       </w:r>
-      <w:hyperlink r:id="rId22">
+      <w:hyperlink r:id="rId23">
         <w:r>
           <w:rPr>
             <w:rStyle w:val="Hyperlink"/>
@@ -2168,7 +2341,7 @@
       <w:r>
         <w:t xml:space="preserve"> </w:t>
       </w:r>
-      <w:hyperlink r:id="rId14">
+      <w:hyperlink r:id="rId15">
         <w:r>
           <w:rPr>
             <w:rStyle w:val="Hyperlink"/>
@@ -2251,8 +2424,8 @@
         </w:pict>
       </w:r>
     </w:p>
-    <w:bookmarkEnd w:id="24"/>
-    <w:bookmarkStart w:id="28" w:name="X2cc1c400f784b23b4021285b1df8f603c3d18b5"/>
+    <w:bookmarkEnd w:id="25"/>
+    <w:bookmarkStart w:id="29" w:name="X2cc1c400f784b23b4021285b1df8f603c3d18b5"/>
     <w:p>
       <w:pPr>
         <w:pStyle w:val="Heading2"/>
@@ -2381,7 +2554,7 @@
       <w:r>
         <w:t xml:space="preserve"> </w:t>
       </w:r>
-      <w:hyperlink r:id="rId22">
+      <w:hyperlink r:id="rId23">
         <w:r>
           <w:rPr>
             <w:rStyle w:val="Hyperlink"/>
@@ -2395,7 +2568,7 @@
       <w:r>
         <w:t xml:space="preserve"> </w:t>
       </w:r>
-      <w:hyperlink r:id="rId13">
+      <w:hyperlink r:id="rId14">
         <w:r>
           <w:rPr>
             <w:rStyle w:val="Hyperlink"/>
@@ -2424,7 +2597,7 @@
       <w:r>
         <w:t xml:space="preserve"> </w:t>
       </w:r>
-      <w:hyperlink r:id="rId12">
+      <w:hyperlink r:id="rId13">
         <w:r>
           <w:rPr>
             <w:rStyle w:val="Hyperlink"/>
@@ -2444,7 +2617,7 @@
       <w:r>
         <w:t xml:space="preserve"> </w:t>
       </w:r>
-      <w:hyperlink r:id="rId14">
+      <w:hyperlink r:id="rId15">
         <w:r>
           <w:rPr>
             <w:rStyle w:val="Hyperlink"/>
@@ -2488,7 +2661,7 @@
       <w:r>
         <w:t xml:space="preserve"> </w:t>
       </w:r>
-      <w:hyperlink r:id="rId25">
+      <w:hyperlink r:id="rId26">
         <w:r>
           <w:rPr>
             <w:rStyle w:val="Hyperlink"/>
@@ -2719,7 +2892,7 @@
       <w:r>
         <w:t xml:space="preserve"> </w:t>
       </w:r>
-      <w:hyperlink r:id="rId14">
+      <w:hyperlink r:id="rId15">
         <w:r>
           <w:rPr>
             <w:rStyle w:val="Hyperlink"/>
@@ -2819,7 +2992,7 @@
       <w:r>
         <w:t xml:space="preserve"> </w:t>
       </w:r>
-      <w:hyperlink r:id="rId15">
+      <w:hyperlink r:id="rId16">
         <w:r>
           <w:rPr>
             <w:rStyle w:val="Hyperlink"/>
@@ -2858,7 +3031,7 @@
         <w:t xml:space="preserve">.</w:t>
       </w:r>
     </w:p>
-    <w:bookmarkStart w:id="26" w:name="the-worked-example"/>
+    <w:bookmarkStart w:id="27" w:name="the-worked-example"/>
     <w:p>
       <w:pPr>
         <w:pStyle w:val="Heading3"/>
@@ -3022,7 +3195,7 @@
       <w:r>
         <w:t xml:space="preserve"> </w:t>
       </w:r>
-      <w:hyperlink r:id="rId14">
+      <w:hyperlink r:id="rId15">
         <w:r>
           <w:rPr>
             <w:rStyle w:val="Hyperlink"/>
@@ -3061,7 +3234,7 @@
       <w:r>
         <w:t xml:space="preserve"> </w:t>
       </w:r>
-      <w:hyperlink r:id="rId12">
+      <w:hyperlink r:id="rId13">
         <w:r>
           <w:rPr>
             <w:rStyle w:val="Hyperlink"/>
@@ -3114,7 +3287,7 @@
       <w:r>
         <w:t xml:space="preserve"> </w:t>
       </w:r>
-      <w:hyperlink r:id="rId22">
+      <w:hyperlink r:id="rId23">
         <w:r>
           <w:rPr>
             <w:rStyle w:val="Hyperlink"/>
@@ -3151,8 +3324,8 @@
         <w:t xml:space="preserve">that ends the arrangement.</w:t>
       </w:r>
     </w:p>
-    <w:bookmarkEnd w:id="26"/>
-    <w:bookmarkStart w:id="27" w:name="what-tailoring-is-not"/>
+    <w:bookmarkEnd w:id="27"/>
+    <w:bookmarkStart w:id="28" w:name="what-tailoring-is-not"/>
     <w:p>
       <w:pPr>
         <w:pStyle w:val="Heading3"/>
@@ -3316,9 +3489,9 @@
         </w:pict>
       </w:r>
     </w:p>
-    <w:bookmarkEnd w:id="27"/>
     <w:bookmarkEnd w:id="28"/>
-    <w:bookmarkStart w:id="32" w:name="step-3-prioritize-iteratively"/>
+    <w:bookmarkEnd w:id="29"/>
+    <w:bookmarkStart w:id="33" w:name="step-3-prioritize-iteratively"/>
     <w:p>
       <w:pPr>
         <w:pStyle w:val="Heading2"/>
@@ -3418,7 +3591,7 @@
       <w:r>
         <w:t xml:space="preserve">so instrumentation comes before ranking (</w:t>
       </w:r>
-      <w:hyperlink r:id="rId29">
+      <w:hyperlink r:id="rId30">
         <w:r>
           <w:rPr>
             <w:rStyle w:val="Hyperlink"/>
@@ -3491,7 +3664,7 @@
       <w:r>
         <w:t xml:space="preserve"> </w:t>
       </w:r>
-      <w:hyperlink r:id="rId19">
+      <w:hyperlink r:id="rId20">
         <w:r>
           <w:rPr>
             <w:rStyle w:val="Hyperlink"/>
@@ -3512,7 +3685,7 @@
         <w:t xml:space="preserve">resolve against it.</w:t>
       </w:r>
     </w:p>
-    <w:bookmarkStart w:id="31" w:name="the-build-order"/>
+    <w:bookmarkStart w:id="32" w:name="the-build-order"/>
     <w:p>
       <w:pPr>
         <w:pStyle w:val="Heading3"/>
@@ -3626,7 +3799,7 @@
             <w:pPr>
               <w:pStyle w:val="Compact"/>
             </w:pPr>
-            <w:hyperlink r:id="rId12">
+            <w:hyperlink r:id="rId13">
               <w:r>
                 <w:rPr>
                   <w:rStyle w:val="Hyperlink"/>
@@ -3707,7 +3880,7 @@
             <w:pPr>
               <w:pStyle w:val="Compact"/>
             </w:pPr>
-            <w:hyperlink r:id="rId13">
+            <w:hyperlink r:id="rId14">
               <w:r>
                 <w:rPr>
                   <w:rStyle w:val="Hyperlink"/>
@@ -3734,7 +3907,7 @@
             <w:r>
               <w:t xml:space="preserve"> </w:t>
             </w:r>
-            <w:hyperlink r:id="rId15">
+            <w:hyperlink r:id="rId16">
               <w:r>
                 <w:rPr>
                   <w:rStyle w:val="Hyperlink"/>
@@ -3802,7 +3975,7 @@
             <w:pPr>
               <w:pStyle w:val="Compact"/>
             </w:pPr>
-            <w:hyperlink r:id="rId15">
+            <w:hyperlink r:id="rId16">
               <w:r>
                 <w:rPr>
                   <w:rStyle w:val="Hyperlink"/>
@@ -3829,7 +4002,7 @@
             <w:r>
               <w:t xml:space="preserve"> </w:t>
             </w:r>
-            <w:hyperlink r:id="rId13">
+            <w:hyperlink r:id="rId14">
               <w:r>
                 <w:rPr>
                   <w:rStyle w:val="Hyperlink"/>
@@ -3897,7 +4070,7 @@
             <w:pPr>
               <w:pStyle w:val="Compact"/>
             </w:pPr>
-            <w:hyperlink r:id="rId12">
+            <w:hyperlink r:id="rId13">
               <w:r>
                 <w:rPr>
                   <w:rStyle w:val="Hyperlink"/>
@@ -3924,7 +4097,7 @@
             <w:r>
               <w:t xml:space="preserve"> </w:t>
             </w:r>
-            <w:hyperlink r:id="rId15">
+            <w:hyperlink r:id="rId16">
               <w:r>
                 <w:rPr>
                   <w:rStyle w:val="Hyperlink"/>
@@ -3992,7 +4165,7 @@
             <w:pPr>
               <w:pStyle w:val="Compact"/>
             </w:pPr>
-            <w:hyperlink r:id="rId15">
+            <w:hyperlink r:id="rId16">
               <w:r>
                 <w:rPr>
                   <w:rStyle w:val="Hyperlink"/>
@@ -4073,7 +4246,7 @@
             <w:pPr>
               <w:pStyle w:val="Compact"/>
             </w:pPr>
-            <w:hyperlink r:id="rId30">
+            <w:hyperlink r:id="rId31">
               <w:r>
                 <w:rPr>
                   <w:rStyle w:val="Hyperlink"/>
@@ -4100,7 +4273,7 @@
             <w:r>
               <w:t xml:space="preserve"> </w:t>
             </w:r>
-            <w:hyperlink r:id="rId22">
+            <w:hyperlink r:id="rId23">
               <w:r>
                 <w:rPr>
                   <w:rStyle w:val="Hyperlink"/>
@@ -4139,7 +4312,7 @@
       <w:r>
         <w:t xml:space="preserve"> </w:t>
       </w:r>
-      <w:hyperlink r:id="rId14">
+      <w:hyperlink r:id="rId15">
         <w:r>
           <w:rPr>
             <w:rStyle w:val="Hyperlink"/>
@@ -4165,7 +4338,7 @@
       <w:r>
         <w:t xml:space="preserve"> </w:t>
       </w:r>
-      <w:hyperlink r:id="rId22">
+      <w:hyperlink r:id="rId23">
         <w:r>
           <w:rPr>
             <w:rStyle w:val="Hyperlink"/>
@@ -4179,7 +4352,7 @@
       <w:r>
         <w:t xml:space="preserve"> </w:t>
       </w:r>
-      <w:hyperlink r:id="rId13">
+      <w:hyperlink r:id="rId14">
         <w:r>
           <w:rPr>
             <w:rStyle w:val="Hyperlink"/>
@@ -4208,7 +4381,7 @@
       <w:r>
         <w:t xml:space="preserve"> </w:t>
       </w:r>
-      <w:hyperlink r:id="rId12">
+      <w:hyperlink r:id="rId13">
         <w:r>
           <w:rPr>
             <w:rStyle w:val="Hyperlink"/>
@@ -4258,7 +4431,7 @@
       <w:r>
         <w:t xml:space="preserve">floor is real produces ceremony over a hole (</w:t>
       </w:r>
-      <w:hyperlink r:id="rId14">
+      <w:hyperlink r:id="rId15">
         <w:r>
           <w:rPr>
             <w:rStyle w:val="Hyperlink"/>
@@ -4288,7 +4461,7 @@
       <w:r>
         <w:t xml:space="preserve">placement is a derived value and must be re-derived after any repair (</w:t>
       </w:r>
-      <w:hyperlink r:id="rId15">
+      <w:hyperlink r:id="rId16">
         <w:r>
           <w:rPr>
             <w:rStyle w:val="Hyperlink"/>
@@ -4345,7 +4518,7 @@
       <w:r>
         <w:t xml:space="preserve"> </w:t>
       </w:r>
-      <w:hyperlink r:id="rId12">
+      <w:hyperlink r:id="rId13">
         <w:r>
           <w:rPr>
             <w:rStyle w:val="Hyperlink"/>
@@ -4395,9 +4568,9 @@
         </w:pict>
       </w:r>
     </w:p>
-    <w:bookmarkEnd w:id="31"/>
     <w:bookmarkEnd w:id="32"/>
-    <w:bookmarkStart w:id="35" w:name="X390f9ae4a7fa0d1faf3a62d9fece86e5762888f"/>
+    <w:bookmarkEnd w:id="33"/>
+    <w:bookmarkStart w:id="36" w:name="X390f9ae4a7fa0d1faf3a62d9fece86e5762888f"/>
     <w:p>
       <w:pPr>
         <w:pStyle w:val="Heading2"/>
@@ -4450,7 +4623,7 @@
       <w:r>
         <w:t xml:space="preserve"> </w:t>
       </w:r>
-      <w:hyperlink r:id="rId14">
+      <w:hyperlink r:id="rId15">
         <w:r>
           <w:rPr>
             <w:rStyle w:val="Hyperlink"/>
@@ -4510,7 +4683,7 @@
       <w:r>
         <w:t xml:space="preserve">coverage, and the two are indistinguishable from a green badge (</w:t>
       </w:r>
-      <w:hyperlink r:id="rId15">
+      <w:hyperlink r:id="rId16">
         <w:r>
           <w:rPr>
             <w:rStyle w:val="Hyperlink"/>
@@ -4558,7 +4731,7 @@
       <w:r>
         <w:t xml:space="preserve">it pass as covered (</w:t>
       </w:r>
-      <w:hyperlink r:id="rId15">
+      <w:hyperlink r:id="rId16">
         <w:r>
           <w:rPr>
             <w:rStyle w:val="Hyperlink"/>
@@ -4597,7 +4770,7 @@
         <w:t xml:space="preserve">).</w:t>
       </w:r>
     </w:p>
-    <w:bookmarkStart w:id="33" w:name="what-a-gate-has-to-do-to-count"/>
+    <w:bookmarkStart w:id="34" w:name="what-a-gate-has-to-do-to-count"/>
     <w:p>
       <w:pPr>
         <w:pStyle w:val="Heading3"/>
@@ -4636,7 +4809,7 @@
       <w:r>
         <w:t xml:space="preserve"> </w:t>
       </w:r>
-      <w:hyperlink r:id="rId15">
+      <w:hyperlink r:id="rId16">
         <w:r>
           <w:rPr>
             <w:rStyle w:val="Hyperlink"/>
@@ -4705,7 +4878,7 @@
       <w:r>
         <w:t xml:space="preserve"> </w:t>
       </w:r>
-      <w:hyperlink r:id="rId15">
+      <w:hyperlink r:id="rId16">
         <w:r>
           <w:rPr>
             <w:rStyle w:val="Hyperlink"/>
@@ -4765,7 +4938,7 @@
       <w:r>
         <w:t xml:space="preserve"> </w:t>
       </w:r>
-      <w:hyperlink r:id="rId14">
+      <w:hyperlink r:id="rId15">
         <w:r>
           <w:rPr>
             <w:rStyle w:val="Hyperlink"/>
@@ -4814,7 +4987,7 @@
       <w:r>
         <w:t xml:space="preserve"> </w:t>
       </w:r>
-      <w:hyperlink r:id="rId13">
+      <w:hyperlink r:id="rId14">
         <w:r>
           <w:rPr>
             <w:rStyle w:val="Hyperlink"/>
@@ -4892,7 +5065,7 @@
       <w:r>
         <w:t xml:space="preserve"> </w:t>
       </w:r>
-      <w:hyperlink r:id="rId22">
+      <w:hyperlink r:id="rId23">
         <w:r>
           <w:rPr>
             <w:rStyle w:val="Hyperlink"/>
@@ -4947,7 +5120,7 @@
       <w:r>
         <w:t xml:space="preserve"> </w:t>
       </w:r>
-      <w:hyperlink r:id="rId15">
+      <w:hyperlink r:id="rId16">
         <w:r>
           <w:rPr>
             <w:rStyle w:val="Hyperlink"/>
@@ -4964,7 +5137,7 @@
       <w:r>
         <w:t xml:space="preserve"> </w:t>
       </w:r>
-      <w:hyperlink r:id="rId23">
+      <w:hyperlink r:id="rId24">
         <w:r>
           <w:rPr>
             <w:rStyle w:val="Hyperlink"/>
@@ -4988,8 +5161,8 @@
         <w:t xml:space="preserve">; read them there.</w:t>
       </w:r>
     </w:p>
-    <w:bookmarkEnd w:id="33"/>
-    <w:bookmarkStart w:id="34" w:name="Xd2fe0cdeb6ba2ec693ed00a138bb7be868cd4b6"/>
+    <w:bookmarkEnd w:id="34"/>
+    <w:bookmarkStart w:id="35" w:name="Xd2fe0cdeb6ba2ec693ed00a138bb7be868cd4b6"/>
     <w:p>
       <w:pPr>
         <w:pStyle w:val="Heading3"/>
@@ -5080,7 +5253,7 @@
       <w:r>
         <w:t xml:space="preserve"> </w:t>
       </w:r>
-      <w:hyperlink r:id="rId25">
+      <w:hyperlink r:id="rId26">
         <w:r>
           <w:rPr>
             <w:rStyle w:val="Hyperlink"/>
@@ -5149,7 +5322,7 @@
       <w:r>
         <w:t xml:space="preserve"> </w:t>
       </w:r>
-      <w:hyperlink r:id="rId14">
+      <w:hyperlink r:id="rId15">
         <w:r>
           <w:rPr>
             <w:rStyle w:val="Hyperlink"/>
@@ -5216,7 +5389,7 @@
       <w:r>
         <w:t xml:space="preserve"> </w:t>
       </w:r>
-      <w:hyperlink r:id="rId12">
+      <w:hyperlink r:id="rId13">
         <w:r>
           <w:rPr>
             <w:rStyle w:val="Hyperlink"/>
@@ -5260,9 +5433,9 @@
         </w:pict>
       </w:r>
     </w:p>
-    <w:bookmarkEnd w:id="34"/>
     <w:bookmarkEnd w:id="35"/>
-    <w:bookmarkStart w:id="38" w:name="Xe4614ceaa2b6cffe4c720269493a19c88cac621"/>
+    <w:bookmarkEnd w:id="36"/>
+    <w:bookmarkStart w:id="39" w:name="Xe4614ceaa2b6cffe4c720269493a19c88cac621"/>
     <w:p>
       <w:pPr>
         <w:pStyle w:val="Heading2"/>
@@ -5318,7 +5491,7 @@
       <w:r>
         <w:t xml:space="preserve">(</w:t>
       </w:r>
-      <w:hyperlink r:id="rId36">
+      <w:hyperlink r:id="rId37">
         <w:r>
           <w:rPr>
             <w:rStyle w:val="Hyperlink"/>
@@ -5395,7 +5568,7 @@
       <w:r>
         <w:t xml:space="preserve"> </w:t>
       </w:r>
-      <w:hyperlink r:id="rId37">
+      <w:hyperlink r:id="rId38">
         <w:r>
           <w:rPr>
             <w:rStyle w:val="Hyperlink"/>
@@ -5448,7 +5621,7 @@
       <w:r>
         <w:t xml:space="preserve"> </w:t>
       </w:r>
-      <w:hyperlink r:id="rId19">
+      <w:hyperlink r:id="rId20">
         <w:r>
           <w:rPr>
             <w:rStyle w:val="Hyperlink"/>
@@ -5499,7 +5672,7 @@
       <w:r>
         <w:t xml:space="preserve"> </w:t>
       </w:r>
-      <w:hyperlink r:id="rId22">
+      <w:hyperlink r:id="rId23">
         <w:r>
           <w:rPr>
             <w:rStyle w:val="Hyperlink"/>
@@ -5529,7 +5702,7 @@
       <w:r>
         <w:t xml:space="preserve"> </w:t>
       </w:r>
-      <w:hyperlink r:id="rId12">
+      <w:hyperlink r:id="rId13">
         <w:r>
           <w:rPr>
             <w:rStyle w:val="Hyperlink"/>
@@ -5606,7 +5779,7 @@
       <w:r>
         <w:t xml:space="preserve">the whole of it (</w:t>
       </w:r>
-      <w:hyperlink r:id="rId12">
+      <w:hyperlink r:id="rId13">
         <w:r>
           <w:rPr>
             <w:rStyle w:val="Hyperlink"/>
@@ -5710,8 +5883,8 @@
         </w:pict>
       </w:r>
     </w:p>
-    <w:bookmarkEnd w:id="38"/>
-    <w:bookmarkStart w:id="44" w:name="X34b4a2073f4d289cd88cde6649302afaddd1548"/>
+    <w:bookmarkEnd w:id="39"/>
+    <w:bookmarkStart w:id="45" w:name="X34b4a2073f4d289cd88cde6649302afaddd1548"/>
     <w:p>
       <w:pPr>
         <w:pStyle w:val="Heading2"/>
@@ -5736,7 +5909,7 @@
       <w:r>
         <w:t xml:space="preserve"> </w:t>
       </w:r>
-      <w:hyperlink r:id="rId13">
+      <w:hyperlink r:id="rId14">
         <w:r>
           <w:rPr>
             <w:rStyle w:val="Hyperlink"/>
@@ -5753,7 +5926,7 @@
       <w:r>
         <w:t xml:space="preserve"> </w:t>
       </w:r>
-      <w:hyperlink r:id="rId19">
+      <w:hyperlink r:id="rId20">
         <w:r>
           <w:rPr>
             <w:rStyle w:val="Hyperlink"/>
@@ -5792,7 +5965,7 @@
         <w:t xml:space="preserve">automated.</w:t>
       </w:r>
     </w:p>
-    <w:bookmarkStart w:id="39" w:name="step-1----the-baseline"/>
+    <w:bookmarkStart w:id="40" w:name="step-1----the-baseline"/>
     <w:p>
       <w:pPr>
         <w:pStyle w:val="Heading3"/>
@@ -6161,8 +6334,8 @@
         <w:t xml:space="preserve">last row stays unverified, which is not a pass.</w:t>
       </w:r>
     </w:p>
-    <w:bookmarkEnd w:id="39"/>
-    <w:bookmarkStart w:id="40" w:name="step-2----tailor"/>
+    <w:bookmarkEnd w:id="40"/>
+    <w:bookmarkStart w:id="41" w:name="step-2----tailor"/>
     <w:p>
       <w:pPr>
         <w:pStyle w:val="Heading3"/>
@@ -6352,8 +6525,8 @@
         <w:t xml:space="preserve">list is a deviation and needs all four fields.</w:t>
       </w:r>
     </w:p>
-    <w:bookmarkEnd w:id="40"/>
-    <w:bookmarkStart w:id="41" w:name="step-3----prioritize"/>
+    <w:bookmarkEnd w:id="41"/>
+    <w:bookmarkStart w:id="42" w:name="step-3----prioritize"/>
     <w:p>
       <w:pPr>
         <w:pStyle w:val="Heading3"/>
@@ -6470,8 +6643,8 @@
         <w:t xml:space="preserve">things here -- which manifest to fix first, and whether the lock work happens this week or next.</w:t>
       </w:r>
     </w:p>
-    <w:bookmarkEnd w:id="41"/>
-    <w:bookmarkStart w:id="42" w:name="step-4----automate"/>
+    <w:bookmarkEnd w:id="42"/>
+    <w:bookmarkStart w:id="43" w:name="step-4----automate"/>
     <w:p>
       <w:pPr>
         <w:pStyle w:val="Heading3"/>
@@ -6603,7 +6776,7 @@
       <w:r>
         <w:t xml:space="preserve"> </w:t>
       </w:r>
-      <w:hyperlink r:id="rId15">
+      <w:hyperlink r:id="rId16">
         <w:r>
           <w:rPr>
             <w:rStyle w:val="Hyperlink"/>
@@ -6672,7 +6845,7 @@
       <w:r>
         <w:t xml:space="preserve"> </w:t>
       </w:r>
-      <w:hyperlink r:id="rId15">
+      <w:hyperlink r:id="rId16">
         <w:r>
           <w:rPr>
             <w:rStyle w:val="Hyperlink"/>
@@ -6771,8 +6944,8 @@
         <w:t xml:space="preserve">in the project instruction file.</w:t>
       </w:r>
     </w:p>
-    <w:bookmarkEnd w:id="42"/>
-    <w:bookmarkStart w:id="43" w:name="step-5----wire-it-in"/>
+    <w:bookmarkEnd w:id="43"/>
+    <w:bookmarkStart w:id="44" w:name="step-5----wire-it-in"/>
     <w:p>
       <w:pPr>
         <w:pStyle w:val="Heading3"/>
@@ -7027,9 +7200,9 @@
         </w:pict>
       </w:r>
     </w:p>
-    <w:bookmarkEnd w:id="43"/>
     <w:bookmarkEnd w:id="44"/>
-    <w:bookmarkStart w:id="52" w:name="the-worksheet"/>
+    <w:bookmarkEnd w:id="45"/>
+    <w:bookmarkStart w:id="53" w:name="the-worksheet"/>
     <w:p>
       <w:pPr>
         <w:pStyle w:val="Heading2"/>
@@ -7064,7 +7237,7 @@
         <w:t xml:space="preserve">set, and your own setting will add rows.</w:t>
       </w:r>
     </w:p>
-    <w:bookmarkStart w:id="45" w:name="how-to-read-the-columns"/>
+    <w:bookmarkStart w:id="46" w:name="how-to-read-the-columns"/>
     <w:p>
       <w:pPr>
         <w:pStyle w:val="Heading3"/>
@@ -7421,8 +7594,8 @@
         </w:tc>
       </w:tr>
     </w:tbl>
-    <w:bookmarkEnd w:id="45"/>
-    <w:bookmarkStart w:id="46" w:name="ai-assisted-development"/>
+    <w:bookmarkEnd w:id="46"/>
+    <w:bookmarkStart w:id="47" w:name="ai-assisted-development"/>
     <w:p>
       <w:pPr>
         <w:pStyle w:val="Heading3"/>
@@ -7441,7 +7614,7 @@
       <w:r>
         <w:t xml:space="preserve"> </w:t>
       </w:r>
-      <w:hyperlink r:id="rId14">
+      <w:hyperlink r:id="rId15">
         <w:r>
           <w:rPr>
             <w:rStyle w:val="Hyperlink"/>
@@ -9152,8 +9325,8 @@
         </w:tc>
       </w:tr>
     </w:tbl>
-    <w:bookmarkEnd w:id="46"/>
-    <w:bookmarkStart w:id="47" w:name="human-review-of-code"/>
+    <w:bookmarkEnd w:id="47"/>
+    <w:bookmarkStart w:id="48" w:name="human-review-of-code"/>
     <w:p>
       <w:pPr>
         <w:pStyle w:val="Heading3"/>
@@ -9172,7 +9345,7 @@
       <w:r>
         <w:t xml:space="preserve"> </w:t>
       </w:r>
-      <w:hyperlink r:id="rId25">
+      <w:hyperlink r:id="rId26">
         <w:r>
           <w:rPr>
             <w:rStyle w:val="Hyperlink"/>
@@ -9624,8 +9797,8 @@
         </w:tc>
       </w:tr>
     </w:tbl>
-    <w:bookmarkEnd w:id="47"/>
-    <w:bookmarkStart w:id="48" w:name="code-quality"/>
+    <w:bookmarkEnd w:id="48"/>
+    <w:bookmarkStart w:id="49" w:name="code-quality"/>
     <w:p>
       <w:pPr>
         <w:pStyle w:val="Heading3"/>
@@ -9644,7 +9817,7 @@
       <w:r>
         <w:t xml:space="preserve"> </w:t>
       </w:r>
-      <w:hyperlink r:id="rId22">
+      <w:hyperlink r:id="rId23">
         <w:r>
           <w:rPr>
             <w:rStyle w:val="Hyperlink"/>
@@ -11355,8 +11528,8 @@
         </w:tc>
       </w:tr>
     </w:tbl>
-    <w:bookmarkEnd w:id="48"/>
-    <w:bookmarkStart w:id="49" w:name="dependency-integrity"/>
+    <w:bookmarkEnd w:id="49"/>
+    <w:bookmarkStart w:id="50" w:name="dependency-integrity"/>
     <w:p>
       <w:pPr>
         <w:pStyle w:val="Heading3"/>
@@ -11375,7 +11548,7 @@
       <w:r>
         <w:t xml:space="preserve"> </w:t>
       </w:r>
-      <w:hyperlink r:id="rId13">
+      <w:hyperlink r:id="rId14">
         <w:r>
           <w:rPr>
             <w:rStyle w:val="Hyperlink"/>
@@ -12931,8 +13104,8 @@
         </w:tc>
       </w:tr>
     </w:tbl>
-    <w:bookmarkEnd w:id="49"/>
-    <w:bookmarkStart w:id="50" w:name="secure-development"/>
+    <w:bookmarkEnd w:id="50"/>
+    <w:bookmarkStart w:id="51" w:name="secure-development"/>
     <w:p>
       <w:pPr>
         <w:pStyle w:val="Heading3"/>
@@ -12951,7 +13124,7 @@
       <w:r>
         <w:t xml:space="preserve"> </w:t>
       </w:r>
-      <w:hyperlink r:id="rId12">
+      <w:hyperlink r:id="rId13">
         <w:r>
           <w:rPr>
             <w:rStyle w:val="Hyperlink"/>
@@ -15550,8 +15723,8 @@
         </w:tc>
       </w:tr>
     </w:tbl>
-    <w:bookmarkEnd w:id="50"/>
-    <w:bookmarkStart w:id="51" w:name="Xba6ba77899183ce46186f7e21435e31b80a74c1"/>
+    <w:bookmarkEnd w:id="51"/>
+    <w:bookmarkStart w:id="52" w:name="Xba6ba77899183ce46186f7e21435e31b80a74c1"/>
     <w:p>
       <w:pPr>
         <w:pStyle w:val="Heading3"/>
@@ -15570,7 +15743,7 @@
       <w:r>
         <w:t xml:space="preserve"> </w:t>
       </w:r>
-      <w:hyperlink r:id="rId16">
+      <w:hyperlink r:id="rId17">
         <w:r>
           <w:rPr>
             <w:rStyle w:val="Hyperlink"/>
@@ -16590,9 +16763,9 @@
         </w:pict>
       </w:r>
     </w:p>
-    <w:bookmarkEnd w:id="51"/>
     <w:bookmarkEnd w:id="52"/>
-    <w:bookmarkStart w:id="53" w:name="adapting-this-page-to-your-setting"/>
+    <w:bookmarkEnd w:id="53"/>
+    <w:bookmarkStart w:id="54" w:name="adapting-this-page-to-your-setting"/>
     <w:p>
       <w:pPr>
         <w:pStyle w:val="Heading2"/>
@@ -16847,8 +17020,8 @@
         <w:t xml:space="preserve">concluding the question no longer arises is the failure.</w:t>
       </w:r>
     </w:p>
-    <w:bookmarkEnd w:id="53"/>
-    <w:bookmarkStart w:id="55" w:name="related"/>
+    <w:bookmarkEnd w:id="54"/>
+    <w:bookmarkStart w:id="56" w:name="related"/>
     <w:p>
       <w:pPr>
         <w:pStyle w:val="Heading2"/>
@@ -16912,7 +17085,7 @@
             <w:pPr>
               <w:pStyle w:val="Compact"/>
             </w:pPr>
-            <w:hyperlink r:id="rId19">
+            <w:hyperlink r:id="rId20">
               <w:r>
                 <w:rPr>
                   <w:rStyle w:val="Hyperlink"/>
@@ -16941,7 +17114,7 @@
             <w:pPr>
               <w:pStyle w:val="Compact"/>
             </w:pPr>
-            <w:hyperlink r:id="rId30">
+            <w:hyperlink r:id="rId31">
               <w:r>
                 <w:rPr>
                   <w:rStyle w:val="Hyperlink"/>
@@ -16970,7 +17143,7 @@
             <w:pPr>
               <w:pStyle w:val="Compact"/>
             </w:pPr>
-            <w:hyperlink r:id="rId37">
+            <w:hyperlink r:id="rId38">
               <w:r>
                 <w:rPr>
                   <w:rStyle w:val="Hyperlink"/>
@@ -17023,7 +17196,7 @@
             <w:pPr>
               <w:pStyle w:val="Compact"/>
             </w:pPr>
-            <w:hyperlink r:id="rId54">
+            <w:hyperlink r:id="rId55">
               <w:r>
                 <w:rPr>
                   <w:rStyle w:val="Hyperlink"/>
@@ -17052,7 +17225,7 @@
             <w:pPr>
               <w:pStyle w:val="Compact"/>
             </w:pPr>
-            <w:hyperlink r:id="rId15">
+            <w:hyperlink r:id="rId16">
               <w:r>
                 <w:rPr>
                   <w:rStyle w:val="Hyperlink"/>
@@ -17081,7 +17254,7 @@
             <w:pPr>
               <w:pStyle w:val="Compact"/>
             </w:pPr>
-            <w:hyperlink r:id="rId23">
+            <w:hyperlink r:id="rId24">
               <w:r>
                 <w:rPr>
                   <w:rStyle w:val="Hyperlink"/>
@@ -17110,7 +17283,7 @@
             <w:pPr>
               <w:pStyle w:val="Compact"/>
             </w:pPr>
-            <w:hyperlink r:id="rId29">
+            <w:hyperlink r:id="rId30">
               <w:r>
                 <w:rPr>
                   <w:rStyle w:val="Hyperlink"/>
@@ -17122,8 +17295,8 @@
         </w:tc>
       </w:tr>
     </w:tbl>
-    <w:bookmarkEnd w:id="55"/>
     <w:bookmarkEnd w:id="56"/>
+    <w:bookmarkEnd w:id="57"/>
     <w:sectPr>
       <w:footnotePr>
         <w:numRestart w:val="eachSect"/>

--- a/docs/standards/word/ADOPTING-THESE.docx
+++ b/docs/standards/word/ADOPTING-THESE.docx
@@ -113,13 +113,13 @@
         </w:pict>
       </w:r>
     </w:p>
-    <w:bookmarkStart w:id="12" w:name="in-short"/>
+    <w:bookmarkStart w:id="12" w:name="tldrbluf"/>
     <w:p>
       <w:pPr>
         <w:pStyle w:val="Heading2"/>
       </w:pPr>
       <w:r>
-        <w:t xml:space="preserve">In short</w:t>
+        <w:t xml:space="preserve">TLDR/BLUF</w:t>
       </w:r>
     </w:p>
     <w:p>

--- a/docs/standards/word/ADOPTING-THESE.docx
+++ b/docs/standards/word/ADOPTING-THESE.docx
@@ -4347,7 +4347,10 @@
         </w:r>
       </w:hyperlink>
       <w:r>
-        <w:t xml:space="preserve">,</w:t>
+        <w:t xml:space="preserve"> </w:t>
+      </w:r>
+      <w:r>
+        <w:t xml:space="preserve">and</w:t>
       </w:r>
       <w:r>
         <w:t xml:space="preserve"> </w:t>
@@ -4376,7 +4379,35 @@
         <w:t xml:space="preserve"> </w:t>
       </w:r>
       <w:r>
-        <w:t xml:space="preserve">and</w:t>
+        <w:t xml:space="preserve">each carry a</w:t>
+      </w:r>
+      <w:r>
+        <w:t xml:space="preserve"> </w:t>
+      </w:r>
+      <w:r>
+        <w:rPr>
+          <w:i/>
+          <w:iCs/>
+        </w:rPr>
+        <w:t xml:space="preserve">"How to adopt this"</w:t>
+      </w:r>
+      <w:r>
+        <w:t xml:space="preserve"> </w:t>
+      </w:r>
+      <w:r>
+        <w:t xml:space="preserve">section ordered by its own</w:t>
+      </w:r>
+      <w:r>
+        <w:t xml:space="preserve"> </w:t>
+      </w:r>
+      <w:r>
+        <w:t xml:space="preserve">leverage, and each opens with a measurement rather than a build. The layer table is the</w:t>
+      </w:r>
+      <w:r>
+        <w:t xml:space="preserve"> </w:t>
+      </w:r>
+      <w:r>
+        <w:t xml:space="preserve">cross-document order those three lists cannot express.</w:t>
       </w:r>
       <w:r>
         <w:t xml:space="preserve"> </w:t>
@@ -4393,29 +4424,7 @@
         <w:t xml:space="preserve"> </w:t>
       </w:r>
       <w:r>
-        <w:t xml:space="preserve">each carry a</w:t>
-      </w:r>
-      <w:r>
-        <w:t xml:space="preserve"> </w:t>
-      </w:r>
-      <w:r>
-        <w:rPr>
-          <w:i/>
-          <w:iCs/>
-        </w:rPr>
-        <w:t xml:space="preserve">"How to adopt this"</w:t>
-      </w:r>
-      <w:r>
-        <w:t xml:space="preserve"> </w:t>
-      </w:r>
-      <w:r>
-        <w:t xml:space="preserve">section ordered by its own leverage, and each opens with a measurement rather</w:t>
-      </w:r>
-      <w:r>
-        <w:t xml:space="preserve"> </w:t>
-      </w:r>
-      <w:r>
-        <w:t xml:space="preserve">than a build. The layer table is the cross-document order those four lists cannot express.</w:t>
+        <w:t xml:space="preserve">no longer carries one; its own opening points at the two sections to start from.</w:t>
       </w:r>
     </w:p>
     <w:p>

--- a/docs/standards/word/ADOPTING-THESE.docx
+++ b/docs/standards/word/ADOPTING-THESE.docx
@@ -28,7 +28,7 @@
         </w:p>
       </w:sdtContent>
     </w:sdt>
-    <w:bookmarkStart w:id="57" w:name="how-to-adopt-these"/>
+    <w:bookmarkStart w:id="58" w:name="how-to-adopt-these"/>
     <w:p>
       <w:pPr>
         <w:pStyle w:val="Heading1"/>
@@ -389,47 +389,7 @@
         </w:r>
       </w:hyperlink>
       <w:r>
-        <w:t xml:space="preserve">,</w:t>
-      </w:r>
-      <w:r>
-        <w:t xml:space="preserve"> </w:t>
-      </w:r>
-      <w:r>
-        <w:rPr>
-          <w:i/>
-          <w:iCs/>
-        </w:rPr>
-        <w:t xml:space="preserve">"Scanner posture: what blocks, what advises, what may never</w:t>
-      </w:r>
-      <w:r>
-        <w:rPr>
-          <w:i/>
-          <w:iCs/>
-        </w:rPr>
-        <w:t xml:space="preserve"> </w:t>
-      </w:r>
-      <w:r>
-        <w:rPr>
-          <w:i/>
-          <w:iCs/>
-        </w:rPr>
-        <w:t xml:space="preserve">be waived"</w:t>
-      </w:r>
-      <w:r>
-        <w:t xml:space="preserve">, and its subheading</w:t>
-      </w:r>
-      <w:r>
-        <w:t xml:space="preserve"> </w:t>
-      </w:r>
-      <w:r>
-        <w:rPr>
-          <w:i/>
-          <w:iCs/>
-        </w:rPr>
-        <w:t xml:space="preserve">"What must block, and may not be waived"</w:t>
-      </w:r>
-      <w:r>
-        <w:t xml:space="preserve">.</w:t>
+        <w:t xml:space="preserve">, SD-5.1, and the unwaivable set in SD-5.2 to SD-5.5.</w:t>
       </w:r>
     </w:p>
     <w:p>
@@ -471,34 +431,7 @@
         </w:r>
       </w:hyperlink>
       <w:r>
-        <w:t xml:space="preserve">,</w:t>
-      </w:r>
-      <w:r>
-        <w:t xml:space="preserve"> </w:t>
-      </w:r>
-      <w:r>
-        <w:rPr>
-          <w:i/>
-          <w:iCs/>
-        </w:rPr>
-        <w:t xml:space="preserve">"Shared</w:t>
-      </w:r>
-      <w:r>
-        <w:rPr>
-          <w:i/>
-          <w:iCs/>
-        </w:rPr>
-        <w:t xml:space="preserve"> </w:t>
-      </w:r>
-      <w:r>
-        <w:rPr>
-          <w:i/>
-          <w:iCs/>
-        </w:rPr>
-        <w:t xml:space="preserve">responsibility: write the split down first"</w:t>
-      </w:r>
-      <w:r>
-        <w:t xml:space="preserve">.</w:t>
+        <w:t xml:space="preserve">, SD-1.1.</w:t>
       </w:r>
     </w:p>
     <w:p>
@@ -1588,34 +1521,7 @@
         </w:r>
       </w:hyperlink>
       <w:r>
-        <w:t xml:space="preserve">,</w:t>
-      </w:r>
-      <w:r>
-        <w:t xml:space="preserve"> </w:t>
-      </w:r>
-      <w:r>
-        <w:rPr>
-          <w:i/>
-          <w:iCs/>
-        </w:rPr>
-        <w:t xml:space="preserve">"Three additions specific to a</w:t>
-      </w:r>
-      <w:r>
-        <w:rPr>
-          <w:i/>
-          <w:iCs/>
-        </w:rPr>
-        <w:t xml:space="preserve"> </w:t>
-      </w:r>
-      <w:r>
-        <w:rPr>
-          <w:i/>
-          <w:iCs/>
-        </w:rPr>
-        <w:t xml:space="preserve">security posture"</w:t>
-      </w:r>
-      <w:r>
-        <w:t xml:space="preserve">.</w:t>
+        <w:t xml:space="preserve">, SD-5.10.</w:t>
       </w:r>
     </w:p>
     <w:p>
@@ -2013,30 +1919,7 @@
               </w:r>
             </w:hyperlink>
             <w:r>
-              <w:t xml:space="preserve">,</w:t>
-            </w:r>
-            <w:r>
-              <w:t xml:space="preserve"> </w:t>
-            </w:r>
-            <w:r>
-              <w:rPr>
-                <w:i/>
-                <w:iCs/>
-              </w:rPr>
-              <w:t xml:space="preserve">What must block, and may not be waived</w:t>
-            </w:r>
-            <w:r>
-              <w:t xml:space="preserve">;</w:t>
-            </w:r>
-            <w:r>
-              <w:t xml:space="preserve"> </w:t>
-            </w:r>
-            <w:r>
-              <w:rPr>
-                <w:i/>
-                <w:iCs/>
-              </w:rPr>
-              <w:t xml:space="preserve">Threat model each trust boundary before you build it</w:t>
+              <w:t xml:space="preserve">, SD-5.2 to SD-5.5; SD-2.1</w:t>
             </w:r>
           </w:p>
         </w:tc>
@@ -2158,20 +2041,7 @@
               </w:r>
             </w:hyperlink>
             <w:r>
-              <w:t xml:space="preserve">,</w:t>
-            </w:r>
-            <w:r>
-              <w:t xml:space="preserve"> </w:t>
-            </w:r>
-            <w:r>
-              <w:rPr>
-                <w:i/>
-                <w:iCs/>
-              </w:rPr>
-              <w:t xml:space="preserve">Secrets and repository hygiene</w:t>
-            </w:r>
-            <w:r>
-              <w:t xml:space="preserve">;</w:t>
+              <w:t xml:space="preserve">, SD-6.1 and SD-6.2;</w:t>
             </w:r>
             <w:r>
               <w:t xml:space="preserve"> </w:t>
@@ -3491,7 +3361,7 @@
     </w:p>
     <w:bookmarkEnd w:id="28"/>
     <w:bookmarkEnd w:id="29"/>
-    <w:bookmarkStart w:id="33" w:name="step-3-prioritize-iteratively"/>
+    <w:bookmarkStart w:id="34" w:name="step-3-prioritize-iteratively"/>
     <w:p>
       <w:pPr>
         <w:pStyle w:val="Heading2"/>
@@ -3685,7 +3555,7 @@
         <w:t xml:space="preserve">resolve against it.</w:t>
       </w:r>
     </w:p>
-    <w:bookmarkStart w:id="32" w:name="the-build-order"/>
+    <w:bookmarkStart w:id="33" w:name="the-build-order"/>
     <w:p>
       <w:pPr>
         <w:pStyle w:val="Heading3"/>
@@ -3808,30 +3678,7 @@
               </w:r>
             </w:hyperlink>
             <w:r>
-              <w:t xml:space="preserve">,</w:t>
-            </w:r>
-            <w:r>
-              <w:t xml:space="preserve"> </w:t>
-            </w:r>
-            <w:r>
-              <w:rPr>
-                <w:i/>
-                <w:iCs/>
-              </w:rPr>
-              <w:t xml:space="preserve">Shared responsibility: write the split down first</w:t>
-            </w:r>
-            <w:r>
-              <w:t xml:space="preserve">;</w:t>
-            </w:r>
-            <w:r>
-              <w:t xml:space="preserve"> </w:t>
-            </w:r>
-            <w:r>
-              <w:rPr>
-                <w:i/>
-                <w:iCs/>
-              </w:rPr>
-              <w:t xml:space="preserve">What "restricted data" means here, exactly once</w:t>
+              <w:t xml:space="preserve">, SD-1.1; SD-1.6</w:t>
             </w:r>
           </w:p>
         </w:tc>
@@ -4079,20 +3926,7 @@
               </w:r>
             </w:hyperlink>
             <w:r>
-              <w:t xml:space="preserve">,</w:t>
-            </w:r>
-            <w:r>
-              <w:t xml:space="preserve"> </w:t>
-            </w:r>
-            <w:r>
-              <w:rPr>
-                <w:i/>
-                <w:iCs/>
-              </w:rPr>
-              <w:t xml:space="preserve">What must block, and may not be waived</w:t>
-            </w:r>
-            <w:r>
-              <w:t xml:space="preserve">;</w:t>
+              <w:t xml:space="preserve">, SD-5.2 to SD-5.5;</w:t>
             </w:r>
             <w:r>
               <w:t xml:space="preserve"> </w:t>
@@ -4527,7 +4361,7 @@
       <w:r>
         <w:t xml:space="preserve"> </w:t>
       </w:r>
-      <w:hyperlink r:id="rId13">
+      <w:hyperlink r:id="rId32">
         <w:r>
           <w:rPr>
             <w:rStyle w:val="Hyperlink"/>
@@ -4536,19 +4370,6 @@
         </w:r>
       </w:hyperlink>
       <w:r>
-        <w:t xml:space="preserve">,</w:t>
-      </w:r>
-      <w:r>
-        <w:t xml:space="preserve"> </w:t>
-      </w:r>
-      <w:r>
-        <w:rPr>
-          <w:i/>
-          <w:iCs/>
-        </w:rPr>
-        <w:t xml:space="preserve">"The security anti-metrics"</w:t>
-      </w:r>
-      <w:r>
         <w:t xml:space="preserve">. The queue is three deep</w:t>
       </w:r>
       <w:r>
@@ -4577,9 +4398,9 @@
         </w:pict>
       </w:r>
     </w:p>
-    <w:bookmarkEnd w:id="32"/>
     <w:bookmarkEnd w:id="33"/>
-    <w:bookmarkStart w:id="36" w:name="X390f9ae4a7fa0d1faf3a62d9fece86e5762888f"/>
+    <w:bookmarkEnd w:id="34"/>
+    <w:bookmarkStart w:id="37" w:name="X390f9ae4a7fa0d1faf3a62d9fece86e5762888f"/>
     <w:p>
       <w:pPr>
         <w:pStyle w:val="Heading2"/>
@@ -4779,7 +4600,7 @@
         <w:t xml:space="preserve">).</w:t>
       </w:r>
     </w:p>
-    <w:bookmarkStart w:id="34" w:name="what-a-gate-has-to-do-to-count"/>
+    <w:bookmarkStart w:id="35" w:name="what-a-gate-has-to-do-to-count"/>
     <w:p>
       <w:pPr>
         <w:pStyle w:val="Heading3"/>
@@ -5170,8 +4991,8 @@
         <w:t xml:space="preserve">; read them there.</w:t>
       </w:r>
     </w:p>
-    <w:bookmarkEnd w:id="34"/>
-    <w:bookmarkStart w:id="35" w:name="Xd2fe0cdeb6ba2ec693ed00a138bb7be868cd4b6"/>
+    <w:bookmarkEnd w:id="35"/>
+    <w:bookmarkStart w:id="36" w:name="Xd2fe0cdeb6ba2ec693ed00a138bb7be868cd4b6"/>
     <w:p>
       <w:pPr>
         <w:pStyle w:val="Heading3"/>
@@ -5442,9 +5263,9 @@
         </w:pict>
       </w:r>
     </w:p>
-    <w:bookmarkEnd w:id="35"/>
     <w:bookmarkEnd w:id="36"/>
-    <w:bookmarkStart w:id="39" w:name="Xe4614ceaa2b6cffe4c720269493a19c88cac621"/>
+    <w:bookmarkEnd w:id="37"/>
+    <w:bookmarkStart w:id="40" w:name="Xe4614ceaa2b6cffe4c720269493a19c88cac621"/>
     <w:p>
       <w:pPr>
         <w:pStyle w:val="Heading2"/>
@@ -5500,7 +5321,7 @@
       <w:r>
         <w:t xml:space="preserve">(</w:t>
       </w:r>
-      <w:hyperlink r:id="rId37">
+      <w:hyperlink r:id="rId38">
         <w:r>
           <w:rPr>
             <w:rStyle w:val="Hyperlink"/>
@@ -5577,7 +5398,7 @@
       <w:r>
         <w:t xml:space="preserve"> </w:t>
       </w:r>
-      <w:hyperlink r:id="rId38">
+      <w:hyperlink r:id="rId39">
         <w:r>
           <w:rPr>
             <w:rStyle w:val="Hyperlink"/>
@@ -5720,20 +5541,7 @@
         </w:r>
       </w:hyperlink>
       <w:r>
-        <w:t xml:space="preserve">,</w:t>
-      </w:r>
-      <w:r>
-        <w:t xml:space="preserve"> </w:t>
-      </w:r>
-      <w:r>
-        <w:rPr>
-          <w:i/>
-          <w:iCs/>
-        </w:rPr>
-        <w:t xml:space="preserve">"Secrets and repository hygiene"</w:t>
-      </w:r>
-      <w:r>
-        <w:t xml:space="preserve">. So copying the</w:t>
+        <w:t xml:space="preserve">, SD-6.1. So copying the</w:t>
       </w:r>
       <w:r>
         <w:t xml:space="preserve"> </w:t>
@@ -5797,34 +5605,13 @@
         </w:r>
       </w:hyperlink>
       <w:r>
-        <w:t xml:space="preserve">,</w:t>
-      </w:r>
-      <w:r>
-        <w:t xml:space="preserve"> </w:t>
-      </w:r>
-      <w:r>
-        <w:rPr>
-          <w:i/>
-          <w:iCs/>
-        </w:rPr>
-        <w:t xml:space="preserve">"What must block, and may not be</w:t>
-      </w:r>
-      <w:r>
-        <w:rPr>
-          <w:i/>
-          <w:iCs/>
-        </w:rPr>
-        <w:t xml:space="preserve"> </w:t>
-      </w:r>
-      <w:r>
-        <w:rPr>
-          <w:i/>
-          <w:iCs/>
-        </w:rPr>
-        <w:t xml:space="preserve">waived"</w:t>
-      </w:r>
-      <w:r>
-        <w:t xml:space="preserve">). Not-built rows point at their register entry. What could not be automated appears as a</w:t>
+        <w:t xml:space="preserve">, SD-5.2 to SD-5.5). Not-built rows</w:t>
+      </w:r>
+      <w:r>
+        <w:t xml:space="preserve"> </w:t>
+      </w:r>
+      <w:r>
+        <w:t xml:space="preserve">point at their register entry. What could not be automated appears as a</w:t>
       </w:r>
       <w:r>
         <w:t xml:space="preserve"> </w:t>
@@ -5892,8 +5679,8 @@
         </w:pict>
       </w:r>
     </w:p>
-    <w:bookmarkEnd w:id="39"/>
-    <w:bookmarkStart w:id="45" w:name="X34b4a2073f4d289cd88cde6649302afaddd1548"/>
+    <w:bookmarkEnd w:id="40"/>
+    <w:bookmarkStart w:id="46" w:name="X34b4a2073f4d289cd88cde6649302afaddd1548"/>
     <w:p>
       <w:pPr>
         <w:pStyle w:val="Heading2"/>
@@ -5974,7 +5761,7 @@
         <w:t xml:space="preserve">automated.</w:t>
       </w:r>
     </w:p>
-    <w:bookmarkStart w:id="40" w:name="step-1----the-baseline"/>
+    <w:bookmarkStart w:id="41" w:name="step-1----the-baseline"/>
     <w:p>
       <w:pPr>
         <w:pStyle w:val="Heading3"/>
@@ -6343,8 +6130,8 @@
         <w:t xml:space="preserve">last row stays unverified, which is not a pass.</w:t>
       </w:r>
     </w:p>
-    <w:bookmarkEnd w:id="40"/>
-    <w:bookmarkStart w:id="41" w:name="step-2----tailor"/>
+    <w:bookmarkEnd w:id="41"/>
+    <w:bookmarkStart w:id="42" w:name="step-2----tailor"/>
     <w:p>
       <w:pPr>
         <w:pStyle w:val="Heading3"/>
@@ -6534,8 +6321,8 @@
         <w:t xml:space="preserve">list is a deviation and needs all four fields.</w:t>
       </w:r>
     </w:p>
-    <w:bookmarkEnd w:id="41"/>
-    <w:bookmarkStart w:id="42" w:name="step-3----prioritize"/>
+    <w:bookmarkEnd w:id="42"/>
+    <w:bookmarkStart w:id="43" w:name="step-3----prioritize"/>
     <w:p>
       <w:pPr>
         <w:pStyle w:val="Heading3"/>
@@ -6652,8 +6439,8 @@
         <w:t xml:space="preserve">things here -- which manifest to fix first, and whether the lock work happens this week or next.</w:t>
       </w:r>
     </w:p>
-    <w:bookmarkEnd w:id="42"/>
-    <w:bookmarkStart w:id="43" w:name="step-4----automate"/>
+    <w:bookmarkEnd w:id="43"/>
+    <w:bookmarkStart w:id="44" w:name="step-4----automate"/>
     <w:p>
       <w:pPr>
         <w:pStyle w:val="Heading3"/>
@@ -6953,8 +6740,8 @@
         <w:t xml:space="preserve">in the project instruction file.</w:t>
       </w:r>
     </w:p>
-    <w:bookmarkEnd w:id="43"/>
-    <w:bookmarkStart w:id="44" w:name="step-5----wire-it-in"/>
+    <w:bookmarkEnd w:id="44"/>
+    <w:bookmarkStart w:id="45" w:name="step-5----wire-it-in"/>
     <w:p>
       <w:pPr>
         <w:pStyle w:val="Heading3"/>
@@ -7209,9 +6996,9 @@
         </w:pict>
       </w:r>
     </w:p>
-    <w:bookmarkEnd w:id="44"/>
     <w:bookmarkEnd w:id="45"/>
-    <w:bookmarkStart w:id="53" w:name="the-worksheet"/>
+    <w:bookmarkEnd w:id="46"/>
+    <w:bookmarkStart w:id="54" w:name="the-worksheet"/>
     <w:p>
       <w:pPr>
         <w:pStyle w:val="Heading2"/>
@@ -7246,7 +7033,7 @@
         <w:t xml:space="preserve">set, and your own setting will add rows.</w:t>
       </w:r>
     </w:p>
-    <w:bookmarkStart w:id="46" w:name="how-to-read-the-columns"/>
+    <w:bookmarkStart w:id="47" w:name="how-to-read-the-columns"/>
     <w:p>
       <w:pPr>
         <w:pStyle w:val="Heading3"/>
@@ -7603,8 +7390,8 @@
         </w:tc>
       </w:tr>
     </w:tbl>
-    <w:bookmarkEnd w:id="46"/>
-    <w:bookmarkStart w:id="47" w:name="ai-assisted-development"/>
+    <w:bookmarkEnd w:id="47"/>
+    <w:bookmarkStart w:id="48" w:name="ai-assisted-development"/>
     <w:p>
       <w:pPr>
         <w:pStyle w:val="Heading3"/>
@@ -9334,8 +9121,8 @@
         </w:tc>
       </w:tr>
     </w:tbl>
-    <w:bookmarkEnd w:id="47"/>
-    <w:bookmarkStart w:id="48" w:name="human-review-of-code"/>
+    <w:bookmarkEnd w:id="48"/>
+    <w:bookmarkStart w:id="49" w:name="human-review-of-code"/>
     <w:p>
       <w:pPr>
         <w:pStyle w:val="Heading3"/>
@@ -9806,8 +9593,8 @@
         </w:tc>
       </w:tr>
     </w:tbl>
-    <w:bookmarkEnd w:id="48"/>
-    <w:bookmarkStart w:id="49" w:name="code-quality"/>
+    <w:bookmarkEnd w:id="49"/>
+    <w:bookmarkStart w:id="50" w:name="code-quality"/>
     <w:p>
       <w:pPr>
         <w:pStyle w:val="Heading3"/>
@@ -11537,8 +11324,8 @@
         </w:tc>
       </w:tr>
     </w:tbl>
-    <w:bookmarkEnd w:id="49"/>
-    <w:bookmarkStart w:id="50" w:name="dependency-integrity"/>
+    <w:bookmarkEnd w:id="50"/>
+    <w:bookmarkStart w:id="51" w:name="dependency-integrity"/>
     <w:p>
       <w:pPr>
         <w:pStyle w:val="Heading3"/>
@@ -13113,8 +12900,8 @@
         </w:tc>
       </w:tr>
     </w:tbl>
-    <w:bookmarkEnd w:id="50"/>
-    <w:bookmarkStart w:id="51" w:name="secure-development"/>
+    <w:bookmarkEnd w:id="51"/>
+    <w:bookmarkStart w:id="52" w:name="secure-development"/>
     <w:p>
       <w:pPr>
         <w:pStyle w:val="Heading3"/>
@@ -15732,8 +15519,8 @@
         </w:tc>
       </w:tr>
     </w:tbl>
-    <w:bookmarkEnd w:id="51"/>
-    <w:bookmarkStart w:id="52" w:name="Xba6ba77899183ce46186f7e21435e31b80a74c1"/>
+    <w:bookmarkEnd w:id="52"/>
+    <w:bookmarkStart w:id="53" w:name="Xba6ba77899183ce46186f7e21435e31b80a74c1"/>
     <w:p>
       <w:pPr>
         <w:pStyle w:val="Heading3"/>
@@ -16772,9 +16559,9 @@
         </w:pict>
       </w:r>
     </w:p>
-    <w:bookmarkEnd w:id="52"/>
     <w:bookmarkEnd w:id="53"/>
-    <w:bookmarkStart w:id="54" w:name="adapting-this-page-to-your-setting"/>
+    <w:bookmarkEnd w:id="54"/>
+    <w:bookmarkStart w:id="55" w:name="adapting-this-page-to-your-setting"/>
     <w:p>
       <w:pPr>
         <w:pStyle w:val="Heading2"/>
@@ -17029,8 +16816,8 @@
         <w:t xml:space="preserve">concluding the question no longer arises is the failure.</w:t>
       </w:r>
     </w:p>
-    <w:bookmarkEnd w:id="54"/>
-    <w:bookmarkStart w:id="56" w:name="related"/>
+    <w:bookmarkEnd w:id="55"/>
+    <w:bookmarkStart w:id="57" w:name="related"/>
     <w:p>
       <w:pPr>
         <w:pStyle w:val="Heading2"/>
@@ -17152,7 +16939,7 @@
             <w:pPr>
               <w:pStyle w:val="Compact"/>
             </w:pPr>
-            <w:hyperlink r:id="rId38">
+            <w:hyperlink r:id="rId39">
               <w:r>
                 <w:rPr>
                   <w:rStyle w:val="Hyperlink"/>
@@ -17205,7 +16992,7 @@
             <w:pPr>
               <w:pStyle w:val="Compact"/>
             </w:pPr>
-            <w:hyperlink r:id="rId55">
+            <w:hyperlink r:id="rId56">
               <w:r>
                 <w:rPr>
                   <w:rStyle w:val="Hyperlink"/>
@@ -17304,8 +17091,8 @@
         </w:tc>
       </w:tr>
     </w:tbl>
-    <w:bookmarkEnd w:id="56"/>
     <w:bookmarkEnd w:id="57"/>
+    <w:bookmarkEnd w:id="58"/>
     <w:sectPr>
       <w:footnotePr>
         <w:numRestart w:val="eachSect"/>

--- a/docs/standards/word/ADOPTING-THESE.docx
+++ b/docs/standards/word/ADOPTING-THESE.docx
@@ -28,7 +28,7 @@
         </w:p>
       </w:sdtContent>
     </w:sdt>
-    <w:bookmarkStart w:id="58" w:name="how-to-adopt-these"/>
+    <w:bookmarkStart w:id="180" w:name="how-to-adopt-these"/>
     <w:p>
       <w:pPr>
         <w:pStyle w:val="Heading1"/>
@@ -753,7 +753,7 @@
       </w:r>
     </w:p>
     <w:bookmarkEnd w:id="18"/>
-    <w:bookmarkStart w:id="21" w:name="Xfb7ef269d869dacdc900f3a6b6ee71aa2357e54"/>
+    <w:bookmarkStart w:id="22" w:name="Xfb7ef269d869dacdc900f3a6b6ee71aa2357e54"/>
     <w:p>
       <w:pPr>
         <w:pStyle w:val="Heading2"/>
@@ -987,27 +987,32 @@
       <w:r>
         <w:t xml:space="preserve"> </w:t>
       </w:r>
-      <w:r>
-        <w:rPr>
-          <w:i/>
-          <w:iCs/>
-        </w:rPr>
-        <w:t xml:space="preserve">"The order</w:t>
-      </w:r>
-      <w:r>
-        <w:rPr>
-          <w:i/>
-          <w:iCs/>
-        </w:rPr>
-        <w:t xml:space="preserve"> </w:t>
-      </w:r>
-      <w:r>
-        <w:rPr>
-          <w:i/>
-          <w:iCs/>
-        </w:rPr>
-        <w:t xml:space="preserve">to read them in"</w:t>
-      </w:r>
+      <w:hyperlink r:id="rId21">
+        <w:r>
+          <w:rPr>
+            <w:rStyle w:val="Hyperlink"/>
+            <w:i/>
+            <w:iCs/>
+          </w:rPr>
+          <w:t xml:space="preserve">"The order</w:t>
+        </w:r>
+        <w:r>
+          <w:rPr>
+            <w:rStyle w:val="Hyperlink"/>
+            <w:i/>
+            <w:iCs/>
+          </w:rPr>
+          <w:t xml:space="preserve"> </w:t>
+        </w:r>
+        <w:r>
+          <w:rPr>
+            <w:rStyle w:val="Hyperlink"/>
+            <w:i/>
+            <w:iCs/>
+          </w:rPr>
+          <w:t xml:space="preserve">to read them in"</w:t>
+        </w:r>
+      </w:hyperlink>
       <w:r>
         <w:t xml:space="preserve">. That section tells you what to read; this page tells you what to do with it.</w:t>
       </w:r>
@@ -1019,8 +1024,8 @@
         </w:pict>
       </w:r>
     </w:p>
-    <w:bookmarkEnd w:id="21"/>
-    <w:bookmarkStart w:id="22" w:name="the-five-artifacts"/>
+    <w:bookmarkEnd w:id="22"/>
+    <w:bookmarkStart w:id="23" w:name="the-five-artifacts"/>
     <w:p>
       <w:pPr>
         <w:pStyle w:val="Heading2"/>
@@ -1371,8 +1376,8 @@
         </w:pict>
       </w:r>
     </w:p>
-    <w:bookmarkEnd w:id="22"/>
-    <w:bookmarkStart w:id="25" w:name="step-1-establish-your-baseline"/>
+    <w:bookmarkEnd w:id="23"/>
+    <w:bookmarkStart w:id="26" w:name="step-1-establish-your-baseline"/>
     <w:p>
       <w:pPr>
         <w:pStyle w:val="Heading2"/>
@@ -1455,7 +1460,7 @@
       <w:r>
         <w:t xml:space="preserve"> </w:t>
       </w:r>
-      <w:hyperlink r:id="rId23">
+      <w:hyperlink r:id="rId24">
         <w:r>
           <w:rPr>
             <w:rStyle w:val="Hyperlink"/>
@@ -1646,7 +1651,7 @@
             <w:pPr>
               <w:pStyle w:val="Compact"/>
             </w:pPr>
-            <w:hyperlink r:id="rId23">
+            <w:hyperlink r:id="rId24">
               <w:r>
                 <w:rPr>
                   <w:rStyle w:val="Hyperlink"/>
@@ -1712,7 +1717,7 @@
             <w:pPr>
               <w:pStyle w:val="Compact"/>
             </w:pPr>
-            <w:hyperlink r:id="rId23">
+            <w:hyperlink r:id="rId24">
               <w:r>
                 <w:rPr>
                   <w:rStyle w:val="Hyperlink"/>
@@ -1778,7 +1783,7 @@
             <w:pPr>
               <w:pStyle w:val="Compact"/>
             </w:pPr>
-            <w:hyperlink r:id="rId23">
+            <w:hyperlink r:id="rId24">
               <w:r>
                 <w:rPr>
                   <w:rStyle w:val="Hyperlink"/>
@@ -2046,7 +2051,7 @@
             <w:r>
               <w:t xml:space="preserve"> </w:t>
             </w:r>
-            <w:hyperlink r:id="rId24">
+            <w:hyperlink r:id="rId25">
               <w:r>
                 <w:rPr>
                   <w:rStyle w:val="Hyperlink"/>
@@ -2140,7 +2145,7 @@
       <w:r>
         <w:t xml:space="preserve"> </w:t>
       </w:r>
-      <w:hyperlink r:id="rId23">
+      <w:hyperlink r:id="rId24">
         <w:r>
           <w:rPr>
             <w:rStyle w:val="Hyperlink"/>
@@ -2294,8 +2299,8 @@
         </w:pict>
       </w:r>
     </w:p>
-    <w:bookmarkEnd w:id="25"/>
-    <w:bookmarkStart w:id="29" w:name="X2cc1c400f784b23b4021285b1df8f603c3d18b5"/>
+    <w:bookmarkEnd w:id="26"/>
+    <w:bookmarkStart w:id="30" w:name="X2cc1c400f784b23b4021285b1df8f603c3d18b5"/>
     <w:p>
       <w:pPr>
         <w:pStyle w:val="Heading2"/>
@@ -2424,7 +2429,7 @@
       <w:r>
         <w:t xml:space="preserve"> </w:t>
       </w:r>
-      <w:hyperlink r:id="rId23">
+      <w:hyperlink r:id="rId24">
         <w:r>
           <w:rPr>
             <w:rStyle w:val="Hyperlink"/>
@@ -2531,7 +2536,7 @@
       <w:r>
         <w:t xml:space="preserve"> </w:t>
       </w:r>
-      <w:hyperlink r:id="rId26">
+      <w:hyperlink r:id="rId27">
         <w:r>
           <w:rPr>
             <w:rStyle w:val="Hyperlink"/>
@@ -2901,7 +2906,7 @@
         <w:t xml:space="preserve">.</w:t>
       </w:r>
     </w:p>
-    <w:bookmarkStart w:id="27" w:name="the-worked-example"/>
+    <w:bookmarkStart w:id="28" w:name="the-worked-example"/>
     <w:p>
       <w:pPr>
         <w:pStyle w:val="Heading3"/>
@@ -3157,7 +3162,7 @@
       <w:r>
         <w:t xml:space="preserve"> </w:t>
       </w:r>
-      <w:hyperlink r:id="rId23">
+      <w:hyperlink r:id="rId24">
         <w:r>
           <w:rPr>
             <w:rStyle w:val="Hyperlink"/>
@@ -3194,8 +3199,8 @@
         <w:t xml:space="preserve">that ends the arrangement.</w:t>
       </w:r>
     </w:p>
-    <w:bookmarkEnd w:id="27"/>
-    <w:bookmarkStart w:id="28" w:name="what-tailoring-is-not"/>
+    <w:bookmarkEnd w:id="28"/>
+    <w:bookmarkStart w:id="29" w:name="what-tailoring-is-not"/>
     <w:p>
       <w:pPr>
         <w:pStyle w:val="Heading3"/>
@@ -3359,9 +3364,9 @@
         </w:pict>
       </w:r>
     </w:p>
-    <w:bookmarkEnd w:id="28"/>
     <w:bookmarkEnd w:id="29"/>
-    <w:bookmarkStart w:id="34" w:name="step-3-prioritize-iteratively"/>
+    <w:bookmarkEnd w:id="30"/>
+    <w:bookmarkStart w:id="39" w:name="step-3-prioritize-iteratively"/>
     <w:p>
       <w:pPr>
         <w:pStyle w:val="Heading2"/>
@@ -3461,7 +3466,7 @@
       <w:r>
         <w:t xml:space="preserve">so instrumentation comes before ranking (</w:t>
       </w:r>
-      <w:hyperlink r:id="rId30">
+      <w:hyperlink r:id="rId31">
         <w:r>
           <w:rPr>
             <w:rStyle w:val="Hyperlink"/>
@@ -3555,7 +3560,7 @@
         <w:t xml:space="preserve">resolve against it.</w:t>
       </w:r>
     </w:p>
-    <w:bookmarkStart w:id="33" w:name="the-build-order"/>
+    <w:bookmarkStart w:id="38" w:name="the-build-order"/>
     <w:p>
       <w:pPr>
         <w:pStyle w:val="Heading3"/>
@@ -4026,13 +4031,16 @@
             <w:r>
               <w:t xml:space="preserve"> </w:t>
             </w:r>
-            <w:r>
-              <w:rPr>
-                <w:i/>
-                <w:iCs/>
-              </w:rPr>
-              <w:t xml:space="preserve">Attack the control with the failure class it was built to catch</w:t>
-            </w:r>
+            <w:hyperlink r:id="rId32">
+              <w:r>
+                <w:rPr>
+                  <w:rStyle w:val="Hyperlink"/>
+                  <w:i/>
+                  <w:iCs/>
+                </w:rPr>
+                <w:t xml:space="preserve">Attack the control with the failure class it was built to catch</w:t>
+              </w:r>
+            </w:hyperlink>
           </w:p>
         </w:tc>
       </w:tr>
@@ -4080,7 +4088,7 @@
             <w:pPr>
               <w:pStyle w:val="Compact"/>
             </w:pPr>
-            <w:hyperlink r:id="rId31">
+            <w:hyperlink r:id="rId33">
               <w:r>
                 <w:rPr>
                   <w:rStyle w:val="Hyperlink"/>
@@ -4107,7 +4115,7 @@
             <w:r>
               <w:t xml:space="preserve"> </w:t>
             </w:r>
-            <w:hyperlink r:id="rId23">
+            <w:hyperlink r:id="rId24">
               <w:r>
                 <w:rPr>
                   <w:rStyle w:val="Hyperlink"/>
@@ -4142,6 +4150,325 @@
           <w:bCs/>
         </w:rPr>
         <w:t xml:space="preserve">Take each document's own adoption list when you reach that document.</w:t>
+      </w:r>
+      <w:r>
+        <w:t xml:space="preserve"> </w:t>
+      </w:r>
+      <w:hyperlink r:id="rId34">
+        <w:r>
+          <w:rPr>
+            <w:rStyle w:val="Hyperlink"/>
+          </w:rPr>
+          <w:t xml:space="preserve">AI-assisted</w:t>
+        </w:r>
+        <w:r>
+          <w:rPr>
+            <w:rStyle w:val="Hyperlink"/>
+          </w:rPr>
+          <w:t xml:space="preserve"> </w:t>
+        </w:r>
+        <w:r>
+          <w:rPr>
+            <w:rStyle w:val="Hyperlink"/>
+          </w:rPr>
+          <w:t xml:space="preserve">development</w:t>
+        </w:r>
+      </w:hyperlink>
+      <w:r>
+        <w:t xml:space="preserve">,</w:t>
+      </w:r>
+      <w:r>
+        <w:t xml:space="preserve"> </w:t>
+      </w:r>
+      <w:hyperlink r:id="rId35">
+        <w:r>
+          <w:rPr>
+            <w:rStyle w:val="Hyperlink"/>
+          </w:rPr>
+          <w:t xml:space="preserve">Code</w:t>
+        </w:r>
+        <w:r>
+          <w:rPr>
+            <w:rStyle w:val="Hyperlink"/>
+          </w:rPr>
+          <w:t xml:space="preserve"> </w:t>
+        </w:r>
+        <w:r>
+          <w:rPr>
+            <w:rStyle w:val="Hyperlink"/>
+          </w:rPr>
+          <w:t xml:space="preserve">quality</w:t>
+        </w:r>
+      </w:hyperlink>
+      <w:r>
+        <w:t xml:space="preserve"> </w:t>
+      </w:r>
+      <w:r>
+        <w:t xml:space="preserve">and</w:t>
+      </w:r>
+      <w:r>
+        <w:t xml:space="preserve"> </w:t>
+      </w:r>
+      <w:hyperlink r:id="rId36">
+        <w:r>
+          <w:rPr>
+            <w:rStyle w:val="Hyperlink"/>
+          </w:rPr>
+          <w:t xml:space="preserve">Dependency</w:t>
+        </w:r>
+        <w:r>
+          <w:rPr>
+            <w:rStyle w:val="Hyperlink"/>
+          </w:rPr>
+          <w:t xml:space="preserve"> </w:t>
+        </w:r>
+        <w:r>
+          <w:rPr>
+            <w:rStyle w:val="Hyperlink"/>
+          </w:rPr>
+          <w:t xml:space="preserve">integrity</w:t>
+        </w:r>
+      </w:hyperlink>
+      <w:r>
+        <w:t xml:space="preserve"> </w:t>
+      </w:r>
+      <w:r>
+        <w:t xml:space="preserve">each carry a</w:t>
+      </w:r>
+      <w:r>
+        <w:t xml:space="preserve"> </w:t>
+      </w:r>
+      <w:r>
+        <w:rPr>
+          <w:i/>
+          <w:iCs/>
+        </w:rPr>
+        <w:t xml:space="preserve">"How to adopt this"</w:t>
+      </w:r>
+      <w:r>
+        <w:t xml:space="preserve"> </w:t>
+      </w:r>
+      <w:r>
+        <w:t xml:space="preserve">section</w:t>
+      </w:r>
+      <w:r>
+        <w:t xml:space="preserve"> </w:t>
+      </w:r>
+      <w:r>
+        <w:t xml:space="preserve">ordered by its own leverage, and each opens with a measurement rather than a build. The layer table is the</w:t>
+      </w:r>
+      <w:r>
+        <w:t xml:space="preserve"> </w:t>
+      </w:r>
+      <w:r>
+        <w:t xml:space="preserve">cross-document order those three lists cannot express.</w:t>
+      </w:r>
+      <w:r>
+        <w:t xml:space="preserve"> </w:t>
+      </w:r>
+      <w:hyperlink r:id="rId13">
+        <w:r>
+          <w:rPr>
+            <w:rStyle w:val="Hyperlink"/>
+          </w:rPr>
+          <w:t xml:space="preserve">Secure development</w:t>
+        </w:r>
+      </w:hyperlink>
+      <w:r>
+        <w:t xml:space="preserve"> </w:t>
+      </w:r>
+      <w:r>
+        <w:t xml:space="preserve">no longer carries one; its own opening points at the two sections to start from.</w:t>
+      </w:r>
+    </w:p>
+    <w:p>
+      <w:pPr>
+        <w:pStyle w:val="BodyText"/>
+      </w:pPr>
+      <w:r>
+        <w:t xml:space="preserve">Two sequencing errors are worth naming. Adopting the tier ladder and the control dials before the</w:t>
+      </w:r>
+      <w:r>
+        <w:t xml:space="preserve"> </w:t>
+      </w:r>
+      <w:r>
+        <w:t xml:space="preserve">floor is real produces ceremony over a hole (</w:t>
+      </w:r>
+      <w:hyperlink r:id="rId15">
+        <w:r>
+          <w:rPr>
+            <w:rStyle w:val="Hyperlink"/>
+          </w:rPr>
+          <w:t xml:space="preserve">AI-assisted development</w:t>
+        </w:r>
+      </w:hyperlink>
+      <w:r>
+        <w:t xml:space="preserve">,</w:t>
+      </w:r>
+      <w:r>
+        <w:t xml:space="preserve"> </w:t>
+      </w:r>
+      <w:r>
+        <w:rPr>
+          <w:i/>
+          <w:iCs/>
+        </w:rPr>
+        <w:t xml:space="preserve">"How to adopt this"</w:t>
+      </w:r>
+      <w:r>
+        <w:t xml:space="preserve">). And a cost figure quoted from before a gate was repaired is unmeasured:</w:t>
+      </w:r>
+      <w:r>
+        <w:t xml:space="preserve"> </w:t>
+      </w:r>
+      <w:r>
+        <w:t xml:space="preserve">placement is a derived value and must be re-derived after any repair (</w:t>
+      </w:r>
+      <w:hyperlink r:id="rId16">
+        <w:r>
+          <w:rPr>
+            <w:rStyle w:val="Hyperlink"/>
+          </w:rPr>
+          <w:t xml:space="preserve">CI and</w:t>
+        </w:r>
+        <w:r>
+          <w:rPr>
+            <w:rStyle w:val="Hyperlink"/>
+          </w:rPr>
+          <w:t xml:space="preserve"> </w:t>
+        </w:r>
+        <w:r>
+          <w:rPr>
+            <w:rStyle w:val="Hyperlink"/>
+          </w:rPr>
+          <w:t xml:space="preserve">standards</w:t>
+        </w:r>
+      </w:hyperlink>
+      <w:r>
+        <w:t xml:space="preserve">,</w:t>
+      </w:r>
+      <w:r>
+        <w:t xml:space="preserve"> </w:t>
+      </w:r>
+      <w:r>
+        <w:rPr>
+          <w:i/>
+          <w:iCs/>
+        </w:rPr>
+        <w:t xml:space="preserve">"A cost model built on a broken gate is fiction"</w:t>
+      </w:r>
+      <w:r>
+        <w:t xml:space="preserve">).</w:t>
+      </w:r>
+    </w:p>
+    <w:p>
+      <w:pPr>
+        <w:pStyle w:val="BodyText"/>
+      </w:pPr>
+      <w:r>
+        <w:rPr>
+          <w:b/>
+          <w:bCs/>
+        </w:rPr>
+        <w:t xml:space="preserve">Do not report adoption as a count of controls marked built.</w:t>
+      </w:r>
+      <w:r>
+        <w:t xml:space="preserve"> </w:t>
+      </w:r>
+      <w:r>
+        <w:t xml:space="preserve">It is named as a non-verdict in</w:t>
+      </w:r>
+      <w:r>
+        <w:t xml:space="preserve"> </w:t>
+      </w:r>
+      <w:hyperlink r:id="rId37">
+        <w:r>
+          <w:rPr>
+            <w:rStyle w:val="Hyperlink"/>
+          </w:rPr>
+          <w:t xml:space="preserve">Secure development</w:t>
+        </w:r>
+      </w:hyperlink>
+      <w:r>
+        <w:t xml:space="preserve">. The queue is three deep</w:t>
+      </w:r>
+      <w:r>
+        <w:t xml:space="preserve"> </w:t>
+      </w:r>
+      <w:r>
+        <w:t xml:space="preserve">because a longer list is a schedule, a schedule invites a date, and the number a date would be</w:t>
+      </w:r>
+      <w:r>
+        <w:t xml:space="preserve"> </w:t>
+      </w:r>
+      <w:r>
+        <w:t xml:space="preserve">reported against is the one just forbidden. Everything below the top three sits in the worksheet as</w:t>
+      </w:r>
+      <w:r>
+        <w:t xml:space="preserve"> </w:t>
+      </w:r>
+      <w:r>
+        <w:t xml:space="preserve">an unordered backlog.</w:t>
+      </w:r>
+    </w:p>
+    <w:p>
+      <w:r>
+        <w:pict>
+          <v:rect style="width:0;height:1.5pt" o:hralign="center" o:hrstd="t" o:hr="t"/>
+        </w:pict>
+      </w:r>
+    </w:p>
+    <w:bookmarkEnd w:id="38"/>
+    <w:bookmarkEnd w:id="39"/>
+    <w:bookmarkStart w:id="42" w:name="X390f9ae4a7fa0d1faf3a62d9fece86e5762888f"/>
+    <w:p>
+      <w:pPr>
+        <w:pStyle w:val="Heading2"/>
+      </w:pPr>
+      <w:r>
+        <w:t xml:space="preserve">Step 4: automate wherever possible, so it stays done</w:t>
+      </w:r>
+    </w:p>
+    <w:p>
+      <w:pPr>
+        <w:pStyle w:val="FirstParagraph"/>
+      </w:pPr>
+      <w:r>
+        <w:t xml:space="preserve">A rule that depends on somebody remembering it is a rule you will lose. The set's position on what</w:t>
+      </w:r>
+      <w:r>
+        <w:t xml:space="preserve"> </w:t>
+      </w:r>
+      <w:r>
+        <w:t xml:space="preserve">counts is narrow:</w:t>
+      </w:r>
+      <w:r>
+        <w:t xml:space="preserve"> </w:t>
+      </w:r>
+      <w:r>
+        <w:rPr>
+          <w:b/>
+          <w:bCs/>
+        </w:rPr>
+        <w:t xml:space="preserve">a gate is a deterministic check with an exit code</w:t>
+      </w:r>
+      <w:r>
+        <w:t xml:space="preserve"> </w:t>
+      </w:r>
+      <w:r>
+        <w:t xml:space="preserve">-- a hook, a deny-list, a</w:t>
+      </w:r>
+      <w:r>
+        <w:t xml:space="preserve"> </w:t>
+      </w:r>
+      <w:r>
+        <w:t xml:space="preserve">blocking pipeline job, a validate-and-run command. It is never an instruction to a model to be</w:t>
+      </w:r>
+      <w:r>
+        <w:t xml:space="preserve"> </w:t>
+      </w:r>
+      <w:r>
+        <w:t xml:space="preserve">careful, and an AI-run review is advisory input a human arbitrates, never a gate.</w:t>
       </w:r>
       <w:r>
         <w:t xml:space="preserve"> </w:t>
@@ -4172,19 +4499,340 @@
       <w:r>
         <w:t xml:space="preserve"> </w:t>
       </w:r>
-      <w:hyperlink r:id="rId23">
+      <w:r>
+        <w:rPr>
+          <w:i/>
+          <w:iCs/>
+        </w:rPr>
+        <w:t xml:space="preserve">"Controls as dials"</w:t>
+      </w:r>
+      <w:r>
+        <w:t xml:space="preserve">.</w:t>
+      </w:r>
+    </w:p>
+    <w:p>
+      <w:pPr>
+        <w:pStyle w:val="BodyText"/>
+      </w:pPr>
+      <w:r>
+        <w:rPr>
+          <w:b/>
+          <w:bCs/>
+        </w:rPr>
+        <w:t xml:space="preserve">Only blocking checks count as coverage.</w:t>
+      </w:r>
+      <w:r>
+        <w:t xml:space="preserve"> </w:t>
+      </w:r>
+      <w:r>
+        <w:t xml:space="preserve">Advisory and scheduled-only jobs are useful and are not</w:t>
+      </w:r>
+      <w:r>
+        <w:t xml:space="preserve"> </w:t>
+      </w:r>
+      <w:r>
+        <w:t xml:space="preserve">coverage, and the two are indistinguishable from a green badge (</w:t>
+      </w:r>
+      <w:hyperlink r:id="rId16">
         <w:r>
           <w:rPr>
             <w:rStyle w:val="Hyperlink"/>
           </w:rPr>
-          <w:t xml:space="preserve">Code quality</w:t>
+          <w:t xml:space="preserve">CI and</w:t>
+        </w:r>
+        <w:r>
+          <w:rPr>
+            <w:rStyle w:val="Hyperlink"/>
+          </w:rPr>
+          <w:t xml:space="preserve"> </w:t>
+        </w:r>
+        <w:r>
+          <w:rPr>
+            <w:rStyle w:val="Hyperlink"/>
+          </w:rPr>
+          <w:t xml:space="preserve">standards</w:t>
         </w:r>
       </w:hyperlink>
       <w:r>
-        <w:t xml:space="preserve"> </w:t>
-      </w:r>
-      <w:r>
-        <w:t xml:space="preserve">and</w:t>
+        <w:t xml:space="preserve">,</w:t>
+      </w:r>
+      <w:r>
+        <w:t xml:space="preserve"> </w:t>
+      </w:r>
+      <w:r>
+        <w:rPr>
+          <w:i/>
+          <w:iCs/>
+        </w:rPr>
+        <w:t xml:space="preserve">"Blocking and advisory are not the same coverage"</w:t>
+      </w:r>
+      <w:r>
+        <w:t xml:space="preserve">). Where a</w:t>
+      </w:r>
+      <w:r>
+        <w:t xml:space="preserve"> </w:t>
+      </w:r>
+      <w:r>
+        <w:t xml:space="preserve">rule cannot be automated, record it as convention-only and therefore unenforced rather than letting</w:t>
+      </w:r>
+      <w:r>
+        <w:t xml:space="preserve"> </w:t>
+      </w:r>
+      <w:r>
+        <w:t xml:space="preserve">it pass as covered (</w:t>
+      </w:r>
+      <w:hyperlink r:id="rId16">
+        <w:r>
+          <w:rPr>
+            <w:rStyle w:val="Hyperlink"/>
+          </w:rPr>
+          <w:t xml:space="preserve">CI and standards</w:t>
+        </w:r>
+      </w:hyperlink>
+      <w:r>
+        <w:t xml:space="preserve">,</w:t>
+      </w:r>
+      <w:r>
+        <w:t xml:space="preserve"> </w:t>
+      </w:r>
+      <w:r>
+        <w:rPr>
+          <w:i/>
+          <w:iCs/>
+        </w:rPr>
+        <w:t xml:space="preserve">"Ship the guard the same day as the</w:t>
+      </w:r>
+      <w:r>
+        <w:rPr>
+          <w:i/>
+          <w:iCs/>
+        </w:rPr>
+        <w:t xml:space="preserve"> </w:t>
+      </w:r>
+      <w:r>
+        <w:rPr>
+          <w:i/>
+          <w:iCs/>
+        </w:rPr>
+        <w:t xml:space="preserve">rule"</w:t>
+      </w:r>
+      <w:r>
+        <w:t xml:space="preserve">).</w:t>
+      </w:r>
+    </w:p>
+    <w:bookmarkStart w:id="40" w:name="what-a-gate-has-to-do-to-count"/>
+    <w:p>
+      <w:pPr>
+        <w:pStyle w:val="Heading3"/>
+      </w:pPr>
+      <w:r>
+        <w:t xml:space="preserve">What a gate has to do to count</w:t>
+      </w:r>
+    </w:p>
+    <w:p>
+      <w:pPr>
+        <w:pStyle w:val="Compact"/>
+        <w:numPr>
+          <w:ilvl w:val="0"/>
+          <w:numId w:val="1007"/>
+        </w:numPr>
+      </w:pPr>
+      <w:r>
+        <w:rPr>
+          <w:b/>
+          <w:bCs/>
+        </w:rPr>
+        <w:t xml:space="preserve">A receipt.</w:t>
+      </w:r>
+      <w:r>
+        <w:t xml:space="preserve"> </w:t>
+      </w:r>
+      <w:r>
+        <w:t xml:space="preserve">It prints units examined, never units found, and zero units examined exits</w:t>
+      </w:r>
+      <w:r>
+        <w:t xml:space="preserve"> </w:t>
+      </w:r>
+      <w:r>
+        <w:t xml:space="preserve">non-zero.</w:t>
+      </w:r>
+      <w:r>
+        <w:t xml:space="preserve"> </w:t>
+      </w:r>
+      <w:hyperlink r:id="rId16">
+        <w:r>
+          <w:rPr>
+            <w:rStyle w:val="Hyperlink"/>
+          </w:rPr>
+          <w:t xml:space="preserve">CI and standards</w:t>
+        </w:r>
+      </w:hyperlink>
+      <w:r>
+        <w:t xml:space="preserve">,</w:t>
+      </w:r>
+      <w:r>
+        <w:t xml:space="preserve"> </w:t>
+      </w:r>
+      <w:r>
+        <w:rPr>
+          <w:i/>
+          <w:iCs/>
+        </w:rPr>
+        <w:t xml:space="preserve">"Receipts: count what the check examined,</w:t>
+      </w:r>
+      <w:r>
+        <w:rPr>
+          <w:i/>
+          <w:iCs/>
+        </w:rPr>
+        <w:t xml:space="preserve"> </w:t>
+      </w:r>
+      <w:r>
+        <w:rPr>
+          <w:i/>
+          <w:iCs/>
+        </w:rPr>
+        <w:t xml:space="preserve">never what it found"</w:t>
+      </w:r>
+      <w:r>
+        <w:t xml:space="preserve">.</w:t>
+      </w:r>
+    </w:p>
+    <w:p>
+      <w:pPr>
+        <w:pStyle w:val="Compact"/>
+        <w:numPr>
+          <w:ilvl w:val="0"/>
+          <w:numId w:val="1007"/>
+        </w:numPr>
+      </w:pPr>
+      <w:r>
+        <w:rPr>
+          <w:b/>
+          <w:bCs/>
+        </w:rPr>
+        <w:t xml:space="preserve">A proof it can fail.</w:t>
+      </w:r>
+      <w:r>
+        <w:t xml:space="preserve"> </w:t>
+      </w:r>
+      <w:r>
+        <w:t xml:space="preserve">Fire the failure class at it, watch it go red, confirm the injected</w:t>
+      </w:r>
+      <w:r>
+        <w:t xml:space="preserve"> </w:t>
+      </w:r>
+      <w:r>
+        <w:t xml:space="preserve">defect landed, record the date.</w:t>
+      </w:r>
+      <w:r>
+        <w:t xml:space="preserve"> </w:t>
+      </w:r>
+      <w:hyperlink r:id="rId16">
+        <w:r>
+          <w:rPr>
+            <w:rStyle w:val="Hyperlink"/>
+          </w:rPr>
+          <w:t xml:space="preserve">CI and standards</w:t>
+        </w:r>
+      </w:hyperlink>
+      <w:r>
+        <w:t xml:space="preserve">,</w:t>
+      </w:r>
+      <w:r>
+        <w:t xml:space="preserve"> </w:t>
+      </w:r>
+      <w:r>
+        <w:rPr>
+          <w:i/>
+          <w:iCs/>
+        </w:rPr>
+        <w:t xml:space="preserve">"Attack the control</w:t>
+      </w:r>
+      <w:r>
+        <w:rPr>
+          <w:i/>
+          <w:iCs/>
+        </w:rPr>
+        <w:t xml:space="preserve"> </w:t>
+      </w:r>
+      <w:r>
+        <w:rPr>
+          <w:i/>
+          <w:iCs/>
+        </w:rPr>
+        <w:t xml:space="preserve">with the failure class it was built to catch"</w:t>
+      </w:r>
+      <w:r>
+        <w:t xml:space="preserve">.</w:t>
+      </w:r>
+    </w:p>
+    <w:p>
+      <w:pPr>
+        <w:pStyle w:val="Compact"/>
+        <w:numPr>
+          <w:ilvl w:val="0"/>
+          <w:numId w:val="1007"/>
+        </w:numPr>
+      </w:pPr>
+      <w:r>
+        <w:rPr>
+          <w:b/>
+          <w:bCs/>
+        </w:rPr>
+        <w:t xml:space="preserve">One check over every instance</w:t>
+      </w:r>
+      <w:r>
+        <w:t xml:space="preserve">, not a control applied where somebody remembered it.</w:t>
+      </w:r>
+      <w:r>
+        <w:t xml:space="preserve"> </w:t>
+      </w:r>
+      <w:hyperlink r:id="rId15">
+        <w:r>
+          <w:rPr>
+            <w:rStyle w:val="Hyperlink"/>
+          </w:rPr>
+          <w:t xml:space="preserve">AI-assisted development</w:t>
+        </w:r>
+      </w:hyperlink>
+      <w:r>
+        <w:t xml:space="preserve">,</w:t>
+      </w:r>
+      <w:r>
+        <w:t xml:space="preserve"> </w:t>
+      </w:r>
+      <w:r>
+        <w:rPr>
+          <w:i/>
+          <w:iCs/>
+        </w:rPr>
+        <w:t xml:space="preserve">"Control parity is a review gate"</w:t>
+      </w:r>
+      <w:r>
+        <w:t xml:space="preserve">.</w:t>
+      </w:r>
+    </w:p>
+    <w:p>
+      <w:pPr>
+        <w:pStyle w:val="Compact"/>
+        <w:numPr>
+          <w:ilvl w:val="0"/>
+          <w:numId w:val="1007"/>
+        </w:numPr>
+      </w:pPr>
+      <w:r>
+        <w:rPr>
+          <w:b/>
+          <w:bCs/>
+        </w:rPr>
+        <w:t xml:space="preserve">Audit mode first</w:t>
+      </w:r>
+      <w:r>
+        <w:t xml:space="preserve"> </w:t>
+      </w:r>
+      <w:r>
+        <w:t xml:space="preserve">for anything that can reject.</w:t>
       </w:r>
       <w:r>
         <w:t xml:space="preserve"> </w:t>
@@ -4210,10 +4858,7 @@
         </w:r>
       </w:hyperlink>
       <w:r>
-        <w:t xml:space="preserve"> </w:t>
-      </w:r>
-      <w:r>
-        <w:t xml:space="preserve">each carry a</w:t>
+        <w:t xml:space="preserve">,</w:t>
       </w:r>
       <w:r>
         <w:t xml:space="preserve"> </w:t>
@@ -4223,63 +4868,59 @@
           <w:i/>
           <w:iCs/>
         </w:rPr>
-        <w:t xml:space="preserve">"How to adopt this"</w:t>
-      </w:r>
-      <w:r>
-        <w:t xml:space="preserve"> </w:t>
-      </w:r>
-      <w:r>
-        <w:t xml:space="preserve">section ordered by its own</w:t>
-      </w:r>
-      <w:r>
-        <w:t xml:space="preserve"> </w:t>
-      </w:r>
-      <w:r>
-        <w:t xml:space="preserve">leverage, and each opens with a measurement rather than a build. The layer table is the</w:t>
-      </w:r>
-      <w:r>
-        <w:t xml:space="preserve"> </w:t>
-      </w:r>
-      <w:r>
-        <w:t xml:space="preserve">cross-document order those three lists cannot express.</w:t>
-      </w:r>
-      <w:r>
-        <w:t xml:space="preserve"> </w:t>
-      </w:r>
-      <w:hyperlink r:id="rId13">
+        <w:t xml:space="preserve">"Roll a blocking verification control out in audit mode</w:t>
+      </w:r>
+      <w:r>
+        <w:rPr>
+          <w:i/>
+          <w:iCs/>
+        </w:rPr>
+        <w:t xml:space="preserve"> </w:t>
+      </w:r>
+      <w:r>
+        <w:rPr>
+          <w:i/>
+          <w:iCs/>
+        </w:rPr>
+        <w:t xml:space="preserve">first"</w:t>
+      </w:r>
+      <w:r>
+        <w:t xml:space="preserve">.</w:t>
+      </w:r>
+    </w:p>
+    <w:p>
+      <w:pPr>
+        <w:pStyle w:val="Compact"/>
+        <w:numPr>
+          <w:ilvl w:val="0"/>
+          <w:numId w:val="1007"/>
+        </w:numPr>
+      </w:pPr>
+      <w:r>
+        <w:rPr>
+          <w:b/>
+          <w:bCs/>
+        </w:rPr>
+        <w:t xml:space="preserve">Its own tooling installed from a checked-in lock</w:t>
+      </w:r>
+      <w:r>
+        <w:t xml:space="preserve">, inside the machinery that regenerates your</w:t>
+      </w:r>
+      <w:r>
+        <w:t xml:space="preserve"> </w:t>
+      </w:r>
+      <w:r>
+        <w:t xml:space="preserve">runtime locks.</w:t>
+      </w:r>
+      <w:r>
+        <w:t xml:space="preserve"> </w:t>
+      </w:r>
+      <w:hyperlink r:id="rId24">
         <w:r>
           <w:rPr>
             <w:rStyle w:val="Hyperlink"/>
           </w:rPr>
-          <w:t xml:space="preserve">Secure development</w:t>
-        </w:r>
-      </w:hyperlink>
-      <w:r>
-        <w:t xml:space="preserve"> </w:t>
-      </w:r>
-      <w:r>
-        <w:t xml:space="preserve">no longer carries one; its own opening points at the two sections to start from.</w:t>
-      </w:r>
-    </w:p>
-    <w:p>
-      <w:pPr>
-        <w:pStyle w:val="BodyText"/>
-      </w:pPr>
-      <w:r>
-        <w:t xml:space="preserve">Two sequencing errors are worth naming. Adopting the tier ladder and the control dials before the</w:t>
-      </w:r>
-      <w:r>
-        <w:t xml:space="preserve"> </w:t>
-      </w:r>
-      <w:r>
-        <w:t xml:space="preserve">floor is real produces ceremony over a hole (</w:t>
-      </w:r>
-      <w:hyperlink r:id="rId15">
-        <w:r>
-          <w:rPr>
-            <w:rStyle w:val="Hyperlink"/>
-          </w:rPr>
-          <w:t xml:space="preserve">AI-assisted development</w:t>
+          <w:t xml:space="preserve">Code quality</w:t>
         </w:r>
       </w:hyperlink>
       <w:r>
@@ -4293,23 +4934,65 @@
           <w:i/>
           <w:iCs/>
         </w:rPr>
-        <w:t xml:space="preserve">"How to adopt this"</w:t>
-      </w:r>
-      <w:r>
-        <w:t xml:space="preserve">). And a cost figure quoted from before a gate was repaired is unmeasured:</w:t>
-      </w:r>
-      <w:r>
-        <w:t xml:space="preserve"> </w:t>
-      </w:r>
-      <w:r>
-        <w:t xml:space="preserve">placement is a derived value and must be re-derived after any repair (</w:t>
+        <w:t xml:space="preserve">"Install the gate's own tooling from a checked-in</w:t>
+      </w:r>
+      <w:r>
+        <w:rPr>
+          <w:i/>
+          <w:iCs/>
+        </w:rPr>
+        <w:t xml:space="preserve"> </w:t>
+      </w:r>
+      <w:r>
+        <w:rPr>
+          <w:i/>
+          <w:iCs/>
+        </w:rPr>
+        <w:t xml:space="preserve">lock"</w:t>
+      </w:r>
+      <w:r>
+        <w:t xml:space="preserve">.</w:t>
+      </w:r>
+    </w:p>
+    <w:p>
+      <w:pPr>
+        <w:pStyle w:val="FirstParagraph"/>
+      </w:pPr>
+      <w:r>
+        <w:t xml:space="preserve">A control that exists only locally is advisory in practice regardless of intent. The ways a gate</w:t>
+      </w:r>
+      <w:r>
+        <w:t xml:space="preserve"> </w:t>
+      </w:r>
+      <w:r>
+        <w:t xml:space="preserve">lies while reporting green belong to</w:t>
+      </w:r>
+      <w:r>
+        <w:t xml:space="preserve"> </w:t>
       </w:r>
       <w:hyperlink r:id="rId16">
         <w:r>
           <w:rPr>
             <w:rStyle w:val="Hyperlink"/>
           </w:rPr>
-          <w:t xml:space="preserve">CI and</w:t>
+          <w:t xml:space="preserve">CI and standards</w:t>
+        </w:r>
+      </w:hyperlink>
+      <w:r>
+        <w:t xml:space="preserve"> </w:t>
+      </w:r>
+      <w:r>
+        <w:t xml:space="preserve">and</w:t>
+      </w:r>
+      <w:r>
+        <w:t xml:space="preserve"> </w:t>
+      </w:r>
+      <w:hyperlink r:id="rId25">
+        <w:r>
+          <w:rPr>
+            <w:rStyle w:val="Hyperlink"/>
+          </w:rPr>
+          <w:t xml:space="preserve">the leak</w:t>
         </w:r>
         <w:r>
           <w:rPr>
@@ -4321,92 +5004,21 @@
           <w:rPr>
             <w:rStyle w:val="Hyperlink"/>
           </w:rPr>
-          <w:t xml:space="preserve">standards</w:t>
+          <w:t xml:space="preserve">gate</w:t>
         </w:r>
       </w:hyperlink>
       <w:r>
-        <w:t xml:space="preserve">,</w:t>
-      </w:r>
-      <w:r>
-        <w:t xml:space="preserve"> </w:t>
-      </w:r>
-      <w:r>
-        <w:rPr>
-          <w:i/>
-          <w:iCs/>
-        </w:rPr>
-        <w:t xml:space="preserve">"A cost model built on a broken gate is fiction"</w:t>
-      </w:r>
-      <w:r>
-        <w:t xml:space="preserve">).</w:t>
+        <w:t xml:space="preserve">; read them there.</w:t>
       </w:r>
     </w:p>
+    <w:bookmarkEnd w:id="40"/>
+    <w:bookmarkStart w:id="41" w:name="Xd2fe0cdeb6ba2ec693ed00a138bb7be868cd4b6"/>
     <w:p>
       <w:pPr>
-        <w:pStyle w:val="BodyText"/>
+        <w:pStyle w:val="Heading3"/>
       </w:pPr>
       <w:r>
-        <w:rPr>
-          <w:b/>
-          <w:bCs/>
-        </w:rPr>
-        <w:t xml:space="preserve">Do not report adoption as a count of controls marked built.</w:t>
-      </w:r>
-      <w:r>
-        <w:t xml:space="preserve"> </w:t>
-      </w:r>
-      <w:r>
-        <w:t xml:space="preserve">It is named as a non-verdict in</w:t>
-      </w:r>
-      <w:r>
-        <w:t xml:space="preserve"> </w:t>
-      </w:r>
-      <w:hyperlink r:id="rId32">
-        <w:r>
-          <w:rPr>
-            <w:rStyle w:val="Hyperlink"/>
-          </w:rPr>
-          <w:t xml:space="preserve">Secure development</w:t>
-        </w:r>
-      </w:hyperlink>
-      <w:r>
-        <w:t xml:space="preserve">. The queue is three deep</w:t>
-      </w:r>
-      <w:r>
-        <w:t xml:space="preserve"> </w:t>
-      </w:r>
-      <w:r>
-        <w:t xml:space="preserve">because a longer list is a schedule, a schedule invites a date, and the number a date would be</w:t>
-      </w:r>
-      <w:r>
-        <w:t xml:space="preserve"> </w:t>
-      </w:r>
-      <w:r>
-        <w:t xml:space="preserve">reported against is the one just forbidden. Everything below the top three sits in the worksheet as</w:t>
-      </w:r>
-      <w:r>
-        <w:t xml:space="preserve"> </w:t>
-      </w:r>
-      <w:r>
-        <w:t xml:space="preserve">an unordered backlog.</w:t>
-      </w:r>
-    </w:p>
-    <w:p>
-      <w:r>
-        <w:pict>
-          <v:rect style="width:0;height:1.5pt" o:hralign="center" o:hrstd="t" o:hr="t"/>
-        </w:pict>
-      </w:r>
-    </w:p>
-    <w:bookmarkEnd w:id="33"/>
-    <w:bookmarkEnd w:id="34"/>
-    <w:bookmarkStart w:id="37" w:name="X390f9ae4a7fa0d1faf3a62d9fece86e5762888f"/>
-    <w:p>
-      <w:pPr>
-        <w:pStyle w:val="Heading2"/>
-      </w:pPr>
-      <w:r>
-        <w:t xml:space="preserve">Step 4: automate wherever possible, so it stays done</w:t>
+        <w:t xml:space="preserve">What you cannot automate, and must therefore give to a person</w:t>
       </w:r>
     </w:p>
     <w:p>
@@ -4414,41 +5026,148 @@
         <w:pStyle w:val="FirstParagraph"/>
       </w:pPr>
       <w:r>
-        <w:t xml:space="preserve">A rule that depends on somebody remembering it is a rule you will lose. The set's position on what</w:t>
-      </w:r>
-      <w:r>
-        <w:t xml:space="preserve"> </w:t>
-      </w:r>
-      <w:r>
-        <w:t xml:space="preserve">counts is narrow:</w:t>
-      </w:r>
-      <w:r>
-        <w:t xml:space="preserve"> </w:t>
-      </w:r>
+        <w:t xml:space="preserve">At least these, and your setting will add more. Say them out loud in your own record, because a</w:t>
+      </w:r>
+      <w:r>
+        <w:t xml:space="preserve"> </w:t>
+      </w:r>
+      <w:r>
+        <w:t xml:space="preserve">green control plane otherwise implies coverage it does not have.</w:t>
+      </w:r>
+    </w:p>
+    <w:p>
+      <w:pPr>
+        <w:pStyle w:val="Compact"/>
+        <w:numPr>
+          <w:ilvl w:val="0"/>
+          <w:numId w:val="1008"/>
+        </w:numPr>
+      </w:pPr>
       <w:r>
         <w:rPr>
           <w:b/>
           <w:bCs/>
         </w:rPr>
-        <w:t xml:space="preserve">a gate is a deterministic check with an exit code</w:t>
-      </w:r>
-      <w:r>
-        <w:t xml:space="preserve"> </w:t>
-      </w:r>
-      <w:r>
-        <w:t xml:space="preserve">-- a hook, a deny-list, a</w:t>
-      </w:r>
-      <w:r>
-        <w:t xml:space="preserve"> </w:t>
-      </w:r>
-      <w:r>
-        <w:t xml:space="preserve">blocking pipeline job, a validate-and-run command. It is never an instruction to a model to be</w:t>
-      </w:r>
-      <w:r>
-        <w:t xml:space="preserve"> </w:t>
-      </w:r>
-      <w:r>
-        <w:t xml:space="preserve">careful, and an AI-run review is advisory input a human arbitrates, never a gate.</w:t>
+        <w:t xml:space="preserve">The risk tier decision.</w:t>
+      </w:r>
+      <w:r>
+        <w:t xml:space="preserve"> </w:t>
+      </w:r>
+      <w:r>
+        <w:t xml:space="preserve">No detector exists. It is a human checklist whose whole guarantee is</w:t>
+      </w:r>
+      <w:r>
+        <w:t xml:space="preserve"> </w:t>
+      </w:r>
+      <w:r>
+        <w:t xml:space="preserve">that it fails closed and leaves a recorded reason.</w:t>
+      </w:r>
+    </w:p>
+    <w:p>
+      <w:pPr>
+        <w:pStyle w:val="Compact"/>
+        <w:numPr>
+          <w:ilvl w:val="0"/>
+          <w:numId w:val="1008"/>
+        </w:numPr>
+      </w:pPr>
+      <w:r>
+        <w:rPr>
+          <w:b/>
+          <w:bCs/>
+        </w:rPr>
+        <w:t xml:space="preserve">The quality of a threat model.</w:t>
+      </w:r>
+      <w:r>
+        <w:t xml:space="preserve"> </w:t>
+      </w:r>
+      <w:r>
+        <w:t xml:space="preserve">A gate can verify one exists. Nothing verifies it is any good.</w:t>
+      </w:r>
+    </w:p>
+    <w:p>
+      <w:pPr>
+        <w:pStyle w:val="Compact"/>
+        <w:numPr>
+          <w:ilvl w:val="0"/>
+          <w:numId w:val="1008"/>
+        </w:numPr>
+      </w:pPr>
+      <w:r>
+        <w:rPr>
+          <w:b/>
+          <w:bCs/>
+        </w:rPr>
+        <w:t xml:space="preserve">The explain-it floor.</w:t>
+      </w:r>
+      <w:r>
+        <w:t xml:space="preserve"> </w:t>
+      </w:r>
+      <w:hyperlink r:id="rId27">
+        <w:r>
+          <w:rPr>
+            <w:rStyle w:val="Hyperlink"/>
+          </w:rPr>
+          <w:t xml:space="preserve">Human review of code</w:t>
+        </w:r>
+      </w:hyperlink>
+      <w:r>
+        <w:t xml:space="preserve">,</w:t>
+      </w:r>
+      <w:r>
+        <w:t xml:space="preserve"> </w:t>
+      </w:r>
+      <w:r>
+        <w:rPr>
+          <w:i/>
+          <w:iCs/>
+        </w:rPr>
+        <w:t xml:space="preserve">"The floor: reject code you</w:t>
+      </w:r>
+      <w:r>
+        <w:rPr>
+          <w:i/>
+          <w:iCs/>
+        </w:rPr>
+        <w:t xml:space="preserve"> </w:t>
+      </w:r>
+      <w:r>
+        <w:rPr>
+          <w:i/>
+          <w:iCs/>
+        </w:rPr>
+        <w:t xml:space="preserve">cannot explain"</w:t>
+      </w:r>
+      <w:r>
+        <w:t xml:space="preserve">.</w:t>
+      </w:r>
+    </w:p>
+    <w:p>
+      <w:pPr>
+        <w:pStyle w:val="Compact"/>
+        <w:numPr>
+          <w:ilvl w:val="0"/>
+          <w:numId w:val="1008"/>
+        </w:numPr>
+      </w:pPr>
+      <w:r>
+        <w:rPr>
+          <w:b/>
+          <w:bCs/>
+        </w:rPr>
+        <w:t xml:space="preserve">The outbound channel.</w:t>
+      </w:r>
+      <w:r>
+        <w:t xml:space="preserve"> </w:t>
+      </w:r>
+      <w:r>
+        <w:t xml:space="preserve">A commit-time scanner sees what lands in a commit, not an outbound</w:t>
+      </w:r>
+      <w:r>
+        <w:t xml:space="preserve"> </w:t>
+      </w:r>
+      <w:r>
+        <w:t xml:space="preserve">query, a tool-server call or a fetch argument.</w:t>
       </w:r>
       <w:r>
         <w:t xml:space="preserve"> </w:t>
@@ -4484,705 +5203,6 @@
           <w:i/>
           <w:iCs/>
         </w:rPr>
-        <w:t xml:space="preserve">"Controls as dials"</w:t>
-      </w:r>
-      <w:r>
-        <w:t xml:space="preserve">.</w:t>
-      </w:r>
-    </w:p>
-    <w:p>
-      <w:pPr>
-        <w:pStyle w:val="BodyText"/>
-      </w:pPr>
-      <w:r>
-        <w:rPr>
-          <w:b/>
-          <w:bCs/>
-        </w:rPr>
-        <w:t xml:space="preserve">Only blocking checks count as coverage.</w:t>
-      </w:r>
-      <w:r>
-        <w:t xml:space="preserve"> </w:t>
-      </w:r>
-      <w:r>
-        <w:t xml:space="preserve">Advisory and scheduled-only jobs are useful and are not</w:t>
-      </w:r>
-      <w:r>
-        <w:t xml:space="preserve"> </w:t>
-      </w:r>
-      <w:r>
-        <w:t xml:space="preserve">coverage, and the two are indistinguishable from a green badge (</w:t>
-      </w:r>
-      <w:hyperlink r:id="rId16">
-        <w:r>
-          <w:rPr>
-            <w:rStyle w:val="Hyperlink"/>
-          </w:rPr>
-          <w:t xml:space="preserve">CI and</w:t>
-        </w:r>
-        <w:r>
-          <w:rPr>
-            <w:rStyle w:val="Hyperlink"/>
-          </w:rPr>
-          <w:t xml:space="preserve"> </w:t>
-        </w:r>
-        <w:r>
-          <w:rPr>
-            <w:rStyle w:val="Hyperlink"/>
-          </w:rPr>
-          <w:t xml:space="preserve">standards</w:t>
-        </w:r>
-      </w:hyperlink>
-      <w:r>
-        <w:t xml:space="preserve">,</w:t>
-      </w:r>
-      <w:r>
-        <w:t xml:space="preserve"> </w:t>
-      </w:r>
-      <w:r>
-        <w:rPr>
-          <w:i/>
-          <w:iCs/>
-        </w:rPr>
-        <w:t xml:space="preserve">"Blocking and advisory are not the same coverage"</w:t>
-      </w:r>
-      <w:r>
-        <w:t xml:space="preserve">). Where a</w:t>
-      </w:r>
-      <w:r>
-        <w:t xml:space="preserve"> </w:t>
-      </w:r>
-      <w:r>
-        <w:t xml:space="preserve">rule cannot be automated, record it as convention-only and therefore unenforced rather than letting</w:t>
-      </w:r>
-      <w:r>
-        <w:t xml:space="preserve"> </w:t>
-      </w:r>
-      <w:r>
-        <w:t xml:space="preserve">it pass as covered (</w:t>
-      </w:r>
-      <w:hyperlink r:id="rId16">
-        <w:r>
-          <w:rPr>
-            <w:rStyle w:val="Hyperlink"/>
-          </w:rPr>
-          <w:t xml:space="preserve">CI and standards</w:t>
-        </w:r>
-      </w:hyperlink>
-      <w:r>
-        <w:t xml:space="preserve">,</w:t>
-      </w:r>
-      <w:r>
-        <w:t xml:space="preserve"> </w:t>
-      </w:r>
-      <w:r>
-        <w:rPr>
-          <w:i/>
-          <w:iCs/>
-        </w:rPr>
-        <w:t xml:space="preserve">"Ship the guard the same day as the</w:t>
-      </w:r>
-      <w:r>
-        <w:rPr>
-          <w:i/>
-          <w:iCs/>
-        </w:rPr>
-        <w:t xml:space="preserve"> </w:t>
-      </w:r>
-      <w:r>
-        <w:rPr>
-          <w:i/>
-          <w:iCs/>
-        </w:rPr>
-        <w:t xml:space="preserve">rule"</w:t>
-      </w:r>
-      <w:r>
-        <w:t xml:space="preserve">).</w:t>
-      </w:r>
-    </w:p>
-    <w:bookmarkStart w:id="35" w:name="what-a-gate-has-to-do-to-count"/>
-    <w:p>
-      <w:pPr>
-        <w:pStyle w:val="Heading3"/>
-      </w:pPr>
-      <w:r>
-        <w:t xml:space="preserve">What a gate has to do to count</w:t>
-      </w:r>
-    </w:p>
-    <w:p>
-      <w:pPr>
-        <w:pStyle w:val="Compact"/>
-        <w:numPr>
-          <w:ilvl w:val="0"/>
-          <w:numId w:val="1007"/>
-        </w:numPr>
-      </w:pPr>
-      <w:r>
-        <w:rPr>
-          <w:b/>
-          <w:bCs/>
-        </w:rPr>
-        <w:t xml:space="preserve">A receipt.</w:t>
-      </w:r>
-      <w:r>
-        <w:t xml:space="preserve"> </w:t>
-      </w:r>
-      <w:r>
-        <w:t xml:space="preserve">It prints units examined, never units found, and zero units examined exits</w:t>
-      </w:r>
-      <w:r>
-        <w:t xml:space="preserve"> </w:t>
-      </w:r>
-      <w:r>
-        <w:t xml:space="preserve">non-zero.</w:t>
-      </w:r>
-      <w:r>
-        <w:t xml:space="preserve"> </w:t>
-      </w:r>
-      <w:hyperlink r:id="rId16">
-        <w:r>
-          <w:rPr>
-            <w:rStyle w:val="Hyperlink"/>
-          </w:rPr>
-          <w:t xml:space="preserve">CI and standards</w:t>
-        </w:r>
-      </w:hyperlink>
-      <w:r>
-        <w:t xml:space="preserve">,</w:t>
-      </w:r>
-      <w:r>
-        <w:t xml:space="preserve"> </w:t>
-      </w:r>
-      <w:r>
-        <w:rPr>
-          <w:i/>
-          <w:iCs/>
-        </w:rPr>
-        <w:t xml:space="preserve">"Receipts: count what the check examined,</w:t>
-      </w:r>
-      <w:r>
-        <w:rPr>
-          <w:i/>
-          <w:iCs/>
-        </w:rPr>
-        <w:t xml:space="preserve"> </w:t>
-      </w:r>
-      <w:r>
-        <w:rPr>
-          <w:i/>
-          <w:iCs/>
-        </w:rPr>
-        <w:t xml:space="preserve">never what it found"</w:t>
-      </w:r>
-      <w:r>
-        <w:t xml:space="preserve">.</w:t>
-      </w:r>
-    </w:p>
-    <w:p>
-      <w:pPr>
-        <w:pStyle w:val="Compact"/>
-        <w:numPr>
-          <w:ilvl w:val="0"/>
-          <w:numId w:val="1007"/>
-        </w:numPr>
-      </w:pPr>
-      <w:r>
-        <w:rPr>
-          <w:b/>
-          <w:bCs/>
-        </w:rPr>
-        <w:t xml:space="preserve">A proof it can fail.</w:t>
-      </w:r>
-      <w:r>
-        <w:t xml:space="preserve"> </w:t>
-      </w:r>
-      <w:r>
-        <w:t xml:space="preserve">Fire the failure class at it, watch it go red, confirm the injected</w:t>
-      </w:r>
-      <w:r>
-        <w:t xml:space="preserve"> </w:t>
-      </w:r>
-      <w:r>
-        <w:t xml:space="preserve">defect landed, record the date.</w:t>
-      </w:r>
-      <w:r>
-        <w:t xml:space="preserve"> </w:t>
-      </w:r>
-      <w:hyperlink r:id="rId16">
-        <w:r>
-          <w:rPr>
-            <w:rStyle w:val="Hyperlink"/>
-          </w:rPr>
-          <w:t xml:space="preserve">CI and standards</w:t>
-        </w:r>
-      </w:hyperlink>
-      <w:r>
-        <w:t xml:space="preserve">,</w:t>
-      </w:r>
-      <w:r>
-        <w:t xml:space="preserve"> </w:t>
-      </w:r>
-      <w:r>
-        <w:rPr>
-          <w:i/>
-          <w:iCs/>
-        </w:rPr>
-        <w:t xml:space="preserve">"Attack the control</w:t>
-      </w:r>
-      <w:r>
-        <w:rPr>
-          <w:i/>
-          <w:iCs/>
-        </w:rPr>
-        <w:t xml:space="preserve"> </w:t>
-      </w:r>
-      <w:r>
-        <w:rPr>
-          <w:i/>
-          <w:iCs/>
-        </w:rPr>
-        <w:t xml:space="preserve">with the failure class it was built to catch"</w:t>
-      </w:r>
-      <w:r>
-        <w:t xml:space="preserve">.</w:t>
-      </w:r>
-    </w:p>
-    <w:p>
-      <w:pPr>
-        <w:pStyle w:val="Compact"/>
-        <w:numPr>
-          <w:ilvl w:val="0"/>
-          <w:numId w:val="1007"/>
-        </w:numPr>
-      </w:pPr>
-      <w:r>
-        <w:rPr>
-          <w:b/>
-          <w:bCs/>
-        </w:rPr>
-        <w:t xml:space="preserve">One check over every instance</w:t>
-      </w:r>
-      <w:r>
-        <w:t xml:space="preserve">, not a control applied where somebody remembered it.</w:t>
-      </w:r>
-      <w:r>
-        <w:t xml:space="preserve"> </w:t>
-      </w:r>
-      <w:hyperlink r:id="rId15">
-        <w:r>
-          <w:rPr>
-            <w:rStyle w:val="Hyperlink"/>
-          </w:rPr>
-          <w:t xml:space="preserve">AI-assisted development</w:t>
-        </w:r>
-      </w:hyperlink>
-      <w:r>
-        <w:t xml:space="preserve">,</w:t>
-      </w:r>
-      <w:r>
-        <w:t xml:space="preserve"> </w:t>
-      </w:r>
-      <w:r>
-        <w:rPr>
-          <w:i/>
-          <w:iCs/>
-        </w:rPr>
-        <w:t xml:space="preserve">"Control parity is a review gate"</w:t>
-      </w:r>
-      <w:r>
-        <w:t xml:space="preserve">.</w:t>
-      </w:r>
-    </w:p>
-    <w:p>
-      <w:pPr>
-        <w:pStyle w:val="Compact"/>
-        <w:numPr>
-          <w:ilvl w:val="0"/>
-          <w:numId w:val="1007"/>
-        </w:numPr>
-      </w:pPr>
-      <w:r>
-        <w:rPr>
-          <w:b/>
-          <w:bCs/>
-        </w:rPr>
-        <w:t xml:space="preserve">Audit mode first</w:t>
-      </w:r>
-      <w:r>
-        <w:t xml:space="preserve"> </w:t>
-      </w:r>
-      <w:r>
-        <w:t xml:space="preserve">for anything that can reject.</w:t>
-      </w:r>
-      <w:r>
-        <w:t xml:space="preserve"> </w:t>
-      </w:r>
-      <w:hyperlink r:id="rId14">
-        <w:r>
-          <w:rPr>
-            <w:rStyle w:val="Hyperlink"/>
-          </w:rPr>
-          <w:t xml:space="preserve">Dependency</w:t>
-        </w:r>
-        <w:r>
-          <w:rPr>
-            <w:rStyle w:val="Hyperlink"/>
-          </w:rPr>
-          <w:t xml:space="preserve"> </w:t>
-        </w:r>
-        <w:r>
-          <w:rPr>
-            <w:rStyle w:val="Hyperlink"/>
-          </w:rPr>
-          <w:t xml:space="preserve">integrity</w:t>
-        </w:r>
-      </w:hyperlink>
-      <w:r>
-        <w:t xml:space="preserve">,</w:t>
-      </w:r>
-      <w:r>
-        <w:t xml:space="preserve"> </w:t>
-      </w:r>
-      <w:r>
-        <w:rPr>
-          <w:i/>
-          <w:iCs/>
-        </w:rPr>
-        <w:t xml:space="preserve">"Roll a blocking verification control out in audit mode</w:t>
-      </w:r>
-      <w:r>
-        <w:rPr>
-          <w:i/>
-          <w:iCs/>
-        </w:rPr>
-        <w:t xml:space="preserve"> </w:t>
-      </w:r>
-      <w:r>
-        <w:rPr>
-          <w:i/>
-          <w:iCs/>
-        </w:rPr>
-        <w:t xml:space="preserve">first"</w:t>
-      </w:r>
-      <w:r>
-        <w:t xml:space="preserve">.</w:t>
-      </w:r>
-    </w:p>
-    <w:p>
-      <w:pPr>
-        <w:pStyle w:val="Compact"/>
-        <w:numPr>
-          <w:ilvl w:val="0"/>
-          <w:numId w:val="1007"/>
-        </w:numPr>
-      </w:pPr>
-      <w:r>
-        <w:rPr>
-          <w:b/>
-          <w:bCs/>
-        </w:rPr>
-        <w:t xml:space="preserve">Its own tooling installed from a checked-in lock</w:t>
-      </w:r>
-      <w:r>
-        <w:t xml:space="preserve">, inside the machinery that regenerates your</w:t>
-      </w:r>
-      <w:r>
-        <w:t xml:space="preserve"> </w:t>
-      </w:r>
-      <w:r>
-        <w:t xml:space="preserve">runtime locks.</w:t>
-      </w:r>
-      <w:r>
-        <w:t xml:space="preserve"> </w:t>
-      </w:r>
-      <w:hyperlink r:id="rId23">
-        <w:r>
-          <w:rPr>
-            <w:rStyle w:val="Hyperlink"/>
-          </w:rPr>
-          <w:t xml:space="preserve">Code quality</w:t>
-        </w:r>
-      </w:hyperlink>
-      <w:r>
-        <w:t xml:space="preserve">,</w:t>
-      </w:r>
-      <w:r>
-        <w:t xml:space="preserve"> </w:t>
-      </w:r>
-      <w:r>
-        <w:rPr>
-          <w:i/>
-          <w:iCs/>
-        </w:rPr>
-        <w:t xml:space="preserve">"Install the gate's own tooling from a checked-in</w:t>
-      </w:r>
-      <w:r>
-        <w:rPr>
-          <w:i/>
-          <w:iCs/>
-        </w:rPr>
-        <w:t xml:space="preserve"> </w:t>
-      </w:r>
-      <w:r>
-        <w:rPr>
-          <w:i/>
-          <w:iCs/>
-        </w:rPr>
-        <w:t xml:space="preserve">lock"</w:t>
-      </w:r>
-      <w:r>
-        <w:t xml:space="preserve">.</w:t>
-      </w:r>
-    </w:p>
-    <w:p>
-      <w:pPr>
-        <w:pStyle w:val="FirstParagraph"/>
-      </w:pPr>
-      <w:r>
-        <w:t xml:space="preserve">A control that exists only locally is advisory in practice regardless of intent. The ways a gate</w:t>
-      </w:r>
-      <w:r>
-        <w:t xml:space="preserve"> </w:t>
-      </w:r>
-      <w:r>
-        <w:t xml:space="preserve">lies while reporting green belong to</w:t>
-      </w:r>
-      <w:r>
-        <w:t xml:space="preserve"> </w:t>
-      </w:r>
-      <w:hyperlink r:id="rId16">
-        <w:r>
-          <w:rPr>
-            <w:rStyle w:val="Hyperlink"/>
-          </w:rPr>
-          <w:t xml:space="preserve">CI and standards</w:t>
-        </w:r>
-      </w:hyperlink>
-      <w:r>
-        <w:t xml:space="preserve"> </w:t>
-      </w:r>
-      <w:r>
-        <w:t xml:space="preserve">and</w:t>
-      </w:r>
-      <w:r>
-        <w:t xml:space="preserve"> </w:t>
-      </w:r>
-      <w:hyperlink r:id="rId24">
-        <w:r>
-          <w:rPr>
-            <w:rStyle w:val="Hyperlink"/>
-          </w:rPr>
-          <w:t xml:space="preserve">the leak</w:t>
-        </w:r>
-        <w:r>
-          <w:rPr>
-            <w:rStyle w:val="Hyperlink"/>
-          </w:rPr>
-          <w:t xml:space="preserve"> </w:t>
-        </w:r>
-        <w:r>
-          <w:rPr>
-            <w:rStyle w:val="Hyperlink"/>
-          </w:rPr>
-          <w:t xml:space="preserve">gate</w:t>
-        </w:r>
-      </w:hyperlink>
-      <w:r>
-        <w:t xml:space="preserve">; read them there.</w:t>
-      </w:r>
-    </w:p>
-    <w:bookmarkEnd w:id="35"/>
-    <w:bookmarkStart w:id="36" w:name="Xd2fe0cdeb6ba2ec693ed00a138bb7be868cd4b6"/>
-    <w:p>
-      <w:pPr>
-        <w:pStyle w:val="Heading3"/>
-      </w:pPr>
-      <w:r>
-        <w:t xml:space="preserve">What you cannot automate, and must therefore give to a person</w:t>
-      </w:r>
-    </w:p>
-    <w:p>
-      <w:pPr>
-        <w:pStyle w:val="FirstParagraph"/>
-      </w:pPr>
-      <w:r>
-        <w:t xml:space="preserve">At least these, and your setting will add more. Say them out loud in your own record, because a</w:t>
-      </w:r>
-      <w:r>
-        <w:t xml:space="preserve"> </w:t>
-      </w:r>
-      <w:r>
-        <w:t xml:space="preserve">green control plane otherwise implies coverage it does not have.</w:t>
-      </w:r>
-    </w:p>
-    <w:p>
-      <w:pPr>
-        <w:pStyle w:val="Compact"/>
-        <w:numPr>
-          <w:ilvl w:val="0"/>
-          <w:numId w:val="1008"/>
-        </w:numPr>
-      </w:pPr>
-      <w:r>
-        <w:rPr>
-          <w:b/>
-          <w:bCs/>
-        </w:rPr>
-        <w:t xml:space="preserve">The risk tier decision.</w:t>
-      </w:r>
-      <w:r>
-        <w:t xml:space="preserve"> </w:t>
-      </w:r>
-      <w:r>
-        <w:t xml:space="preserve">No detector exists. It is a human checklist whose whole guarantee is</w:t>
-      </w:r>
-      <w:r>
-        <w:t xml:space="preserve"> </w:t>
-      </w:r>
-      <w:r>
-        <w:t xml:space="preserve">that it fails closed and leaves a recorded reason.</w:t>
-      </w:r>
-    </w:p>
-    <w:p>
-      <w:pPr>
-        <w:pStyle w:val="Compact"/>
-        <w:numPr>
-          <w:ilvl w:val="0"/>
-          <w:numId w:val="1008"/>
-        </w:numPr>
-      </w:pPr>
-      <w:r>
-        <w:rPr>
-          <w:b/>
-          <w:bCs/>
-        </w:rPr>
-        <w:t xml:space="preserve">The quality of a threat model.</w:t>
-      </w:r>
-      <w:r>
-        <w:t xml:space="preserve"> </w:t>
-      </w:r>
-      <w:r>
-        <w:t xml:space="preserve">A gate can verify one exists. Nothing verifies it is any good.</w:t>
-      </w:r>
-    </w:p>
-    <w:p>
-      <w:pPr>
-        <w:pStyle w:val="Compact"/>
-        <w:numPr>
-          <w:ilvl w:val="0"/>
-          <w:numId w:val="1008"/>
-        </w:numPr>
-      </w:pPr>
-      <w:r>
-        <w:rPr>
-          <w:b/>
-          <w:bCs/>
-        </w:rPr>
-        <w:t xml:space="preserve">The explain-it floor.</w:t>
-      </w:r>
-      <w:r>
-        <w:t xml:space="preserve"> </w:t>
-      </w:r>
-      <w:hyperlink r:id="rId26">
-        <w:r>
-          <w:rPr>
-            <w:rStyle w:val="Hyperlink"/>
-          </w:rPr>
-          <w:t xml:space="preserve">Human review of code</w:t>
-        </w:r>
-      </w:hyperlink>
-      <w:r>
-        <w:t xml:space="preserve">,</w:t>
-      </w:r>
-      <w:r>
-        <w:t xml:space="preserve"> </w:t>
-      </w:r>
-      <w:r>
-        <w:rPr>
-          <w:i/>
-          <w:iCs/>
-        </w:rPr>
-        <w:t xml:space="preserve">"The floor: reject code you</w:t>
-      </w:r>
-      <w:r>
-        <w:rPr>
-          <w:i/>
-          <w:iCs/>
-        </w:rPr>
-        <w:t xml:space="preserve"> </w:t>
-      </w:r>
-      <w:r>
-        <w:rPr>
-          <w:i/>
-          <w:iCs/>
-        </w:rPr>
-        <w:t xml:space="preserve">cannot explain"</w:t>
-      </w:r>
-      <w:r>
-        <w:t xml:space="preserve">.</w:t>
-      </w:r>
-    </w:p>
-    <w:p>
-      <w:pPr>
-        <w:pStyle w:val="Compact"/>
-        <w:numPr>
-          <w:ilvl w:val="0"/>
-          <w:numId w:val="1008"/>
-        </w:numPr>
-      </w:pPr>
-      <w:r>
-        <w:rPr>
-          <w:b/>
-          <w:bCs/>
-        </w:rPr>
-        <w:t xml:space="preserve">The outbound channel.</w:t>
-      </w:r>
-      <w:r>
-        <w:t xml:space="preserve"> </w:t>
-      </w:r>
-      <w:r>
-        <w:t xml:space="preserve">A commit-time scanner sees what lands in a commit, not an outbound</w:t>
-      </w:r>
-      <w:r>
-        <w:t xml:space="preserve"> </w:t>
-      </w:r>
-      <w:r>
-        <w:t xml:space="preserve">query, a tool-server call or a fetch argument.</w:t>
-      </w:r>
-      <w:r>
-        <w:t xml:space="preserve"> </w:t>
-      </w:r>
-      <w:hyperlink r:id="rId15">
-        <w:r>
-          <w:rPr>
-            <w:rStyle w:val="Hyperlink"/>
-          </w:rPr>
-          <w:t xml:space="preserve">AI-assisted</w:t>
-        </w:r>
-        <w:r>
-          <w:rPr>
-            <w:rStyle w:val="Hyperlink"/>
-          </w:rPr>
-          <w:t xml:space="preserve"> </w:t>
-        </w:r>
-        <w:r>
-          <w:rPr>
-            <w:rStyle w:val="Hyperlink"/>
-          </w:rPr>
-          <w:t xml:space="preserve">development</w:t>
-        </w:r>
-      </w:hyperlink>
-      <w:r>
-        <w:t xml:space="preserve">,</w:t>
-      </w:r>
-      <w:r>
-        <w:t xml:space="preserve"> </w:t>
-      </w:r>
-      <w:r>
-        <w:rPr>
-          <w:i/>
-          <w:iCs/>
-        </w:rPr>
         <w:t xml:space="preserve">"A commit scanner is not a live interceptor"</w:t>
       </w:r>
       <w:r>
@@ -5263,9 +5283,9 @@
         </w:pict>
       </w:r>
     </w:p>
-    <w:bookmarkEnd w:id="36"/>
-    <w:bookmarkEnd w:id="37"/>
-    <w:bookmarkStart w:id="40" w:name="Xe4614ceaa2b6cffe4c720269493a19c88cac621"/>
+    <w:bookmarkEnd w:id="41"/>
+    <w:bookmarkEnd w:id="42"/>
+    <w:bookmarkStart w:id="45" w:name="Xe4614ceaa2b6cffe4c720269493a19c88cac621"/>
     <w:p>
       <w:pPr>
         <w:pStyle w:val="Heading2"/>
@@ -5321,7 +5341,7 @@
       <w:r>
         <w:t xml:space="preserve">(</w:t>
       </w:r>
-      <w:hyperlink r:id="rId38">
+      <w:hyperlink r:id="rId43">
         <w:r>
           <w:rPr>
             <w:rStyle w:val="Hyperlink"/>
@@ -5398,7 +5418,7 @@
       <w:r>
         <w:t xml:space="preserve"> </w:t>
       </w:r>
-      <w:hyperlink r:id="rId39">
+      <w:hyperlink r:id="rId44">
         <w:r>
           <w:rPr>
             <w:rStyle w:val="Hyperlink"/>
@@ -5502,7 +5522,7 @@
       <w:r>
         <w:t xml:space="preserve"> </w:t>
       </w:r>
-      <w:hyperlink r:id="rId23">
+      <w:hyperlink r:id="rId24">
         <w:r>
           <w:rPr>
             <w:rStyle w:val="Hyperlink"/>
@@ -5679,8 +5699,8 @@
         </w:pict>
       </w:r>
     </w:p>
-    <w:bookmarkEnd w:id="40"/>
-    <w:bookmarkStart w:id="46" w:name="X34b4a2073f4d289cd88cde6649302afaddd1548"/>
+    <w:bookmarkEnd w:id="45"/>
+    <w:bookmarkStart w:id="56" w:name="X34b4a2073f4d289cd88cde6649302afaddd1548"/>
     <w:p>
       <w:pPr>
         <w:pStyle w:val="Heading2"/>
@@ -5761,7 +5781,7 @@
         <w:t xml:space="preserve">automated.</w:t>
       </w:r>
     </w:p>
-    <w:bookmarkStart w:id="41" w:name="step-1----the-baseline"/>
+    <w:bookmarkStart w:id="49" w:name="step-1----the-baseline"/>
     <w:p>
       <w:pPr>
         <w:pStyle w:val="Heading3"/>
@@ -5861,13 +5881,16 @@
             <w:pPr>
               <w:pStyle w:val="Compact"/>
             </w:pPr>
-            <w:r>
-              <w:rPr>
-                <w:i/>
-                <w:iCs/>
-              </w:rPr>
-              <w:t xml:space="preserve">Every manifest in the repository needs its own audit net</w:t>
-            </w:r>
+            <w:hyperlink r:id="rId46">
+              <w:r>
+                <w:rPr>
+                  <w:rStyle w:val="Hyperlink"/>
+                  <w:i/>
+                  <w:iCs/>
+                </w:rPr>
+                <w:t xml:space="preserve">Every manifest in the repository needs its own audit net</w:t>
+              </w:r>
+            </w:hyperlink>
           </w:p>
         </w:tc>
         <w:tc>
@@ -5926,13 +5949,16 @@
             <w:pPr>
               <w:pStyle w:val="Compact"/>
             </w:pPr>
-            <w:r>
-              <w:rPr>
-                <w:i/>
-                <w:iCs/>
-              </w:rPr>
-              <w:t xml:space="preserve">Pin the resolved graph, and enforce the pin at install</w:t>
-            </w:r>
+            <w:hyperlink r:id="rId47">
+              <w:r>
+                <w:rPr>
+                  <w:rStyle w:val="Hyperlink"/>
+                  <w:i/>
+                  <w:iCs/>
+                </w:rPr>
+                <w:t xml:space="preserve">Pin the resolved graph, and enforce the pin at install</w:t>
+              </w:r>
+            </w:hyperlink>
           </w:p>
         </w:tc>
         <w:tc>
@@ -5991,13 +6017,16 @@
             <w:pPr>
               <w:pStyle w:val="Compact"/>
             </w:pPr>
-            <w:r>
-              <w:rPr>
-                <w:i/>
-                <w:iCs/>
-              </w:rPr>
-              <w:t xml:space="preserve">What must block, and may not be waived</w:t>
-            </w:r>
+            <w:hyperlink r:id="rId48">
+              <w:r>
+                <w:rPr>
+                  <w:rStyle w:val="Hyperlink"/>
+                  <w:i/>
+                  <w:iCs/>
+                </w:rPr>
+                <w:t xml:space="preserve">What must block, and may not be waived</w:t>
+              </w:r>
+            </w:hyperlink>
           </w:p>
         </w:tc>
         <w:tc>
@@ -6056,13 +6085,16 @@
             <w:pPr>
               <w:pStyle w:val="Compact"/>
             </w:pPr>
-            <w:r>
-              <w:rPr>
-                <w:i/>
-                <w:iCs/>
-              </w:rPr>
-              <w:t xml:space="preserve">Attack the control with the failure class it was built to catch</w:t>
-            </w:r>
+            <w:hyperlink r:id="rId32">
+              <w:r>
+                <w:rPr>
+                  <w:rStyle w:val="Hyperlink"/>
+                  <w:i/>
+                  <w:iCs/>
+                </w:rPr>
+                <w:t xml:space="preserve">Attack the control with the failure class it was built to catch</w:t>
+              </w:r>
+            </w:hyperlink>
           </w:p>
         </w:tc>
         <w:tc>
@@ -6130,8 +6162,8 @@
         <w:t xml:space="preserve">last row stays unverified, which is not a pass.</w:t>
       </w:r>
     </w:p>
-    <w:bookmarkEnd w:id="41"/>
-    <w:bookmarkStart w:id="42" w:name="step-2----tailor"/>
+    <w:bookmarkEnd w:id="49"/>
+    <w:bookmarkStart w:id="50" w:name="step-2----tailor"/>
     <w:p>
       <w:pPr>
         <w:pStyle w:val="Heading3"/>
@@ -6321,8 +6353,8 @@
         <w:t xml:space="preserve">list is a deviation and needs all four fields.</w:t>
       </w:r>
     </w:p>
-    <w:bookmarkEnd w:id="42"/>
-    <w:bookmarkStart w:id="43" w:name="step-3----prioritize"/>
+    <w:bookmarkEnd w:id="50"/>
+    <w:bookmarkStart w:id="51" w:name="step-3----prioritize"/>
     <w:p>
       <w:pPr>
         <w:pStyle w:val="Heading3"/>
@@ -6439,8 +6471,8 @@
         <w:t xml:space="preserve">things here -- which manifest to fix first, and whether the lock work happens this week or next.</w:t>
       </w:r>
     </w:p>
-    <w:bookmarkEnd w:id="43"/>
-    <w:bookmarkStart w:id="44" w:name="step-4----automate"/>
+    <w:bookmarkEnd w:id="51"/>
+    <w:bookmarkStart w:id="54" w:name="step-4----automate"/>
     <w:p>
       <w:pPr>
         <w:pStyle w:val="Heading3"/>
@@ -6476,27 +6508,32 @@
       <w:r>
         <w:t xml:space="preserve"> </w:t>
       </w:r>
-      <w:r>
-        <w:rPr>
-          <w:i/>
-          <w:iCs/>
-        </w:rPr>
-        <w:t xml:space="preserve">Every manifest in the repository</w:t>
-      </w:r>
-      <w:r>
-        <w:rPr>
-          <w:i/>
-          <w:iCs/>
-        </w:rPr>
-        <w:t xml:space="preserve"> </w:t>
-      </w:r>
-      <w:r>
-        <w:rPr>
-          <w:i/>
-          <w:iCs/>
-        </w:rPr>
-        <w:t xml:space="preserve">needs its own audit net</w:t>
-      </w:r>
+      <w:hyperlink r:id="rId46">
+        <w:r>
+          <w:rPr>
+            <w:rStyle w:val="Hyperlink"/>
+            <w:i/>
+            <w:iCs/>
+          </w:rPr>
+          <w:t xml:space="preserve">Every manifest in the repository</w:t>
+        </w:r>
+        <w:r>
+          <w:rPr>
+            <w:rStyle w:val="Hyperlink"/>
+            <w:i/>
+            <w:iCs/>
+          </w:rPr>
+          <w:t xml:space="preserve"> </w:t>
+        </w:r>
+        <w:r>
+          <w:rPr>
+            <w:rStyle w:val="Hyperlink"/>
+            <w:i/>
+            <w:iCs/>
+          </w:rPr>
+          <w:t xml:space="preserve">needs its own audit net</w:t>
+        </w:r>
+      </w:hyperlink>
       <w:r>
         <w:t xml:space="preserve">.</w:t>
       </w:r>
@@ -6531,13 +6568,16 @@
       <w:r>
         <w:t xml:space="preserve"> </w:t>
       </w:r>
-      <w:r>
-        <w:rPr>
-          <w:i/>
-          <w:iCs/>
-        </w:rPr>
-        <w:t xml:space="preserve">Roll a blocking verification control out in audit mode first</w:t>
-      </w:r>
+      <w:hyperlink r:id="rId52">
+        <w:r>
+          <w:rPr>
+            <w:rStyle w:val="Hyperlink"/>
+            <w:i/>
+            <w:iCs/>
+          </w:rPr>
+          <w:t xml:space="preserve">Roll a blocking verification control out in audit mode first</w:t>
+        </w:r>
+      </w:hyperlink>
       <w:r>
         <w:t xml:space="preserve">.</w:t>
       </w:r>
@@ -6709,27 +6749,32 @@
       <w:r>
         <w:t xml:space="preserve">the one intended, and it passes everything (</w:t>
       </w:r>
-      <w:r>
-        <w:rPr>
-          <w:i/>
-          <w:iCs/>
-        </w:rPr>
-        <w:t xml:space="preserve">"The hallucinated package, and why an AI coding</w:t>
-      </w:r>
-      <w:r>
-        <w:rPr>
-          <w:i/>
-          <w:iCs/>
-        </w:rPr>
-        <w:t xml:space="preserve"> </w:t>
-      </w:r>
-      <w:r>
-        <w:rPr>
-          <w:i/>
-          <w:iCs/>
-        </w:rPr>
-        <w:t xml:space="preserve">assistant makes it routine"</w:t>
-      </w:r>
+      <w:hyperlink r:id="rId53">
+        <w:r>
+          <w:rPr>
+            <w:rStyle w:val="Hyperlink"/>
+            <w:i/>
+            <w:iCs/>
+          </w:rPr>
+          <w:t xml:space="preserve">"The hallucinated package, and why an AI coding</w:t>
+        </w:r>
+        <w:r>
+          <w:rPr>
+            <w:rStyle w:val="Hyperlink"/>
+            <w:i/>
+            <w:iCs/>
+          </w:rPr>
+          <w:t xml:space="preserve"> </w:t>
+        </w:r>
+        <w:r>
+          <w:rPr>
+            <w:rStyle w:val="Hyperlink"/>
+            <w:i/>
+            <w:iCs/>
+          </w:rPr>
+          <w:t xml:space="preserve">assistant makes it routine"</w:t>
+        </w:r>
+      </w:hyperlink>
       <w:r>
         <w:t xml:space="preserve">). It leaves the automation column and becomes a named human obligation</w:t>
       </w:r>
@@ -6740,8 +6785,8 @@
         <w:t xml:space="preserve">in the project instruction file.</w:t>
       </w:r>
     </w:p>
-    <w:bookmarkEnd w:id="44"/>
-    <w:bookmarkStart w:id="45" w:name="step-5----wire-it-in"/>
+    <w:bookmarkEnd w:id="54"/>
+    <w:bookmarkStart w:id="55" w:name="step-5----wire-it-in"/>
     <w:p>
       <w:pPr>
         <w:pStyle w:val="Heading3"/>
@@ -6996,9 +7041,9 @@
         </w:pict>
       </w:r>
     </w:p>
-    <w:bookmarkEnd w:id="45"/>
-    <w:bookmarkEnd w:id="46"/>
-    <w:bookmarkStart w:id="54" w:name="the-worksheet"/>
+    <w:bookmarkEnd w:id="55"/>
+    <w:bookmarkEnd w:id="56"/>
+    <w:bookmarkStart w:id="176" w:name="the-worksheet"/>
     <w:p>
       <w:pPr>
         <w:pStyle w:val="Heading2"/>
@@ -7033,7 +7078,7 @@
         <w:t xml:space="preserve">set, and your own setting will add rows.</w:t>
       </w:r>
     </w:p>
-    <w:bookmarkStart w:id="47" w:name="how-to-read-the-columns"/>
+    <w:bookmarkStart w:id="57" w:name="how-to-read-the-columns"/>
     <w:p>
       <w:pPr>
         <w:pStyle w:val="Heading3"/>
@@ -7390,8 +7435,8 @@
         </w:tc>
       </w:tr>
     </w:tbl>
-    <w:bookmarkEnd w:id="47"/>
-    <w:bookmarkStart w:id="48" w:name="ai-assisted-development"/>
+    <w:bookmarkEnd w:id="57"/>
+    <w:bookmarkStart w:id="82" w:name="ai-assisted-development"/>
     <w:p>
       <w:pPr>
         <w:pStyle w:val="Heading3"/>
@@ -7513,13 +7558,16 @@
             <w:pPr>
               <w:pStyle w:val="Compact"/>
             </w:pPr>
-            <w:r>
-              <w:rPr>
-                <w:i/>
-                <w:iCs/>
-              </w:rPr>
-              <w:t xml:space="preserve">Five failure modes, and the control for each</w:t>
-            </w:r>
+            <w:hyperlink r:id="rId58">
+              <w:r>
+                <w:rPr>
+                  <w:rStyle w:val="Hyperlink"/>
+                  <w:i/>
+                  <w:iCs/>
+                </w:rPr>
+                <w:t xml:space="preserve">Five failure modes, and the control for each</w:t>
+              </w:r>
+            </w:hyperlink>
           </w:p>
         </w:tc>
         <w:tc>
@@ -7574,13 +7622,16 @@
             <w:pPr>
               <w:pStyle w:val="Compact"/>
             </w:pPr>
-            <w:r>
-              <w:rPr>
-                <w:i/>
-                <w:iCs/>
-              </w:rPr>
-              <w:t xml:space="preserve">Classify in one question first</w:t>
-            </w:r>
+            <w:hyperlink r:id="rId59">
+              <w:r>
+                <w:rPr>
+                  <w:rStyle w:val="Hyperlink"/>
+                  <w:i/>
+                  <w:iCs/>
+                </w:rPr>
+                <w:t xml:space="preserve">Classify in one question first</w:t>
+              </w:r>
+            </w:hyperlink>
           </w:p>
         </w:tc>
         <w:tc>
@@ -7635,13 +7686,16 @@
             <w:pPr>
               <w:pStyle w:val="Compact"/>
             </w:pPr>
-            <w:r>
-              <w:rPr>
-                <w:i/>
-                <w:iCs/>
-              </w:rPr>
-              <w:t xml:space="preserve">The resolver: clamp to strictest, fail closed</w:t>
-            </w:r>
+            <w:hyperlink r:id="rId60">
+              <w:r>
+                <w:rPr>
+                  <w:rStyle w:val="Hyperlink"/>
+                  <w:i/>
+                  <w:iCs/>
+                </w:rPr>
+                <w:t xml:space="preserve">The resolver: clamp to strictest, fail closed</w:t>
+              </w:r>
+            </w:hyperlink>
           </w:p>
         </w:tc>
         <w:tc>
@@ -7696,13 +7750,16 @@
             <w:pPr>
               <w:pStyle w:val="Compact"/>
             </w:pPr>
-            <w:r>
-              <w:rPr>
-                <w:i/>
-                <w:iCs/>
-              </w:rPr>
-              <w:t xml:space="preserve">The universal floor, which never scales down</w:t>
-            </w:r>
+            <w:hyperlink r:id="rId61">
+              <w:r>
+                <w:rPr>
+                  <w:rStyle w:val="Hyperlink"/>
+                  <w:i/>
+                  <w:iCs/>
+                </w:rPr>
+                <w:t xml:space="preserve">The universal floor, which never scales down</w:t>
+              </w:r>
+            </w:hyperlink>
           </w:p>
         </w:tc>
         <w:tc>
@@ -7757,13 +7814,16 @@
             <w:pPr>
               <w:pStyle w:val="Compact"/>
             </w:pPr>
-            <w:r>
-              <w:rPr>
-                <w:i/>
-                <w:iCs/>
-              </w:rPr>
-              <w:t xml:space="preserve">The universal floor, which never scales down</w:t>
-            </w:r>
+            <w:hyperlink r:id="rId61">
+              <w:r>
+                <w:rPr>
+                  <w:rStyle w:val="Hyperlink"/>
+                  <w:i/>
+                  <w:iCs/>
+                </w:rPr>
+                <w:t xml:space="preserve">The universal floor, which never scales down</w:t>
+              </w:r>
+            </w:hyperlink>
           </w:p>
         </w:tc>
         <w:tc>
@@ -7818,13 +7878,16 @@
             <w:pPr>
               <w:pStyle w:val="Compact"/>
             </w:pPr>
-            <w:r>
-              <w:rPr>
-                <w:i/>
-                <w:iCs/>
-              </w:rPr>
-              <w:t xml:space="preserve">The universal floor, which never scales down</w:t>
-            </w:r>
+            <w:hyperlink r:id="rId61">
+              <w:r>
+                <w:rPr>
+                  <w:rStyle w:val="Hyperlink"/>
+                  <w:i/>
+                  <w:iCs/>
+                </w:rPr>
+                <w:t xml:space="preserve">The universal floor, which never scales down</w:t>
+              </w:r>
+            </w:hyperlink>
           </w:p>
         </w:tc>
         <w:tc>
@@ -7879,13 +7942,16 @@
             <w:pPr>
               <w:pStyle w:val="Compact"/>
             </w:pPr>
-            <w:r>
-              <w:rPr>
-                <w:i/>
-                <w:iCs/>
-              </w:rPr>
-              <w:t xml:space="preserve">The universal floor, which never scales down</w:t>
-            </w:r>
+            <w:hyperlink r:id="rId61">
+              <w:r>
+                <w:rPr>
+                  <w:rStyle w:val="Hyperlink"/>
+                  <w:i/>
+                  <w:iCs/>
+                </w:rPr>
+                <w:t xml:space="preserve">The universal floor, which never scales down</w:t>
+              </w:r>
+            </w:hyperlink>
           </w:p>
         </w:tc>
         <w:tc>
@@ -7940,13 +8006,16 @@
             <w:pPr>
               <w:pStyle w:val="Compact"/>
             </w:pPr>
-            <w:r>
-              <w:rPr>
-                <w:i/>
-                <w:iCs/>
-              </w:rPr>
-              <w:t xml:space="preserve">The universal floor, which never scales down</w:t>
-            </w:r>
+            <w:hyperlink r:id="rId61">
+              <w:r>
+                <w:rPr>
+                  <w:rStyle w:val="Hyperlink"/>
+                  <w:i/>
+                  <w:iCs/>
+                </w:rPr>
+                <w:t xml:space="preserve">The universal floor, which never scales down</w:t>
+              </w:r>
+            </w:hyperlink>
           </w:p>
         </w:tc>
         <w:tc>
@@ -8001,13 +8070,16 @@
             <w:pPr>
               <w:pStyle w:val="Compact"/>
             </w:pPr>
-            <w:r>
-              <w:rPr>
-                <w:i/>
-                <w:iCs/>
-              </w:rPr>
-              <w:t xml:space="preserve">The sanctioned exception, written so it cannot widen</w:t>
-            </w:r>
+            <w:hyperlink r:id="rId62">
+              <w:r>
+                <w:rPr>
+                  <w:rStyle w:val="Hyperlink"/>
+                  <w:i/>
+                  <w:iCs/>
+                </w:rPr>
+                <w:t xml:space="preserve">The sanctioned exception, written so it cannot widen</w:t>
+              </w:r>
+            </w:hyperlink>
           </w:p>
         </w:tc>
         <w:tc>
@@ -8062,13 +8134,16 @@
             <w:pPr>
               <w:pStyle w:val="Compact"/>
             </w:pPr>
-            <w:r>
-              <w:rPr>
-                <w:i/>
-                <w:iCs/>
-              </w:rPr>
-              <w:t xml:space="preserve">The build tooling is a supply-chain surface nobody scans</w:t>
-            </w:r>
+            <w:hyperlink r:id="rId63">
+              <w:r>
+                <w:rPr>
+                  <w:rStyle w:val="Hyperlink"/>
+                  <w:i/>
+                  <w:iCs/>
+                </w:rPr>
+                <w:t xml:space="preserve">The build tooling is a supply-chain surface nobody scans</w:t>
+              </w:r>
+            </w:hyperlink>
           </w:p>
         </w:tc>
         <w:tc>
@@ -8123,13 +8198,16 @@
             <w:pPr>
               <w:pStyle w:val="Compact"/>
             </w:pPr>
-            <w:r>
-              <w:rPr>
-                <w:i/>
-                <w:iCs/>
-              </w:rPr>
-              <w:t xml:space="preserve">A commit scanner is not a live interceptor</w:t>
-            </w:r>
+            <w:hyperlink r:id="rId64">
+              <w:r>
+                <w:rPr>
+                  <w:rStyle w:val="Hyperlink"/>
+                  <w:i/>
+                  <w:iCs/>
+                </w:rPr>
+                <w:t xml:space="preserve">A commit scanner is not a live interceptor</w:t>
+              </w:r>
+            </w:hyperlink>
           </w:p>
         </w:tc>
         <w:tc>
@@ -8184,13 +8262,16 @@
             <w:pPr>
               <w:pStyle w:val="Compact"/>
             </w:pPr>
-            <w:r>
-              <w:rPr>
-                <w:i/>
-                <w:iCs/>
-              </w:rPr>
-              <w:t xml:space="preserve">Controls as dials</w:t>
-            </w:r>
+            <w:hyperlink r:id="rId65">
+              <w:r>
+                <w:rPr>
+                  <w:rStyle w:val="Hyperlink"/>
+                  <w:i/>
+                  <w:iCs/>
+                </w:rPr>
+                <w:t xml:space="preserve">Controls as dials</w:t>
+              </w:r>
+            </w:hyperlink>
           </w:p>
         </w:tc>
         <w:tc>
@@ -8245,13 +8326,16 @@
             <w:pPr>
               <w:pStyle w:val="Compact"/>
             </w:pPr>
-            <w:r>
-              <w:rPr>
-                <w:i/>
-                <w:iCs/>
-              </w:rPr>
-              <w:t xml:space="preserve">Controls as dials</w:t>
-            </w:r>
+            <w:hyperlink r:id="rId65">
+              <w:r>
+                <w:rPr>
+                  <w:rStyle w:val="Hyperlink"/>
+                  <w:i/>
+                  <w:iCs/>
+                </w:rPr>
+                <w:t xml:space="preserve">Controls as dials</w:t>
+              </w:r>
+            </w:hyperlink>
           </w:p>
         </w:tc>
         <w:tc>
@@ -8306,13 +8390,16 @@
             <w:pPr>
               <w:pStyle w:val="Compact"/>
             </w:pPr>
-            <w:r>
-              <w:rPr>
-                <w:i/>
-                <w:iCs/>
-              </w:rPr>
-              <w:t xml:space="preserve">The project instruction file is a maintained artifact</w:t>
-            </w:r>
+            <w:hyperlink r:id="rId66">
+              <w:r>
+                <w:rPr>
+                  <w:rStyle w:val="Hyperlink"/>
+                  <w:i/>
+                  <w:iCs/>
+                </w:rPr>
+                <w:t xml:space="preserve">The project instruction file is a maintained artifact</w:t>
+              </w:r>
+            </w:hyperlink>
           </w:p>
         </w:tc>
         <w:tc>
@@ -8367,13 +8454,16 @@
             <w:pPr>
               <w:pStyle w:val="Compact"/>
             </w:pPr>
-            <w:r>
-              <w:rPr>
-                <w:i/>
-                <w:iCs/>
-              </w:rPr>
-              <w:t xml:space="preserve">Quote the invariant, do not gesture at it</w:t>
-            </w:r>
+            <w:hyperlink r:id="rId67">
+              <w:r>
+                <w:rPr>
+                  <w:rStyle w:val="Hyperlink"/>
+                  <w:i/>
+                  <w:iCs/>
+                </w:rPr>
+                <w:t xml:space="preserve">Quote the invariant, do not gesture at it</w:t>
+              </w:r>
+            </w:hyperlink>
           </w:p>
         </w:tc>
         <w:tc>
@@ -8428,13 +8518,16 @@
             <w:pPr>
               <w:pStyle w:val="Compact"/>
             </w:pPr>
-            <w:r>
-              <w:rPr>
-                <w:i/>
-                <w:iCs/>
-              </w:rPr>
-              <w:t xml:space="preserve">Write a testable intent before prompting</w:t>
-            </w:r>
+            <w:hyperlink r:id="rId68">
+              <w:r>
+                <w:rPr>
+                  <w:rStyle w:val="Hyperlink"/>
+                  <w:i/>
+                  <w:iCs/>
+                </w:rPr>
+                <w:t xml:space="preserve">Write a testable intent before prompting</w:t>
+              </w:r>
+            </w:hyperlink>
           </w:p>
         </w:tc>
         <w:tc>
@@ -8489,39 +8582,48 @@
             <w:pPr>
               <w:pStyle w:val="Compact"/>
             </w:pPr>
-            <w:r>
-              <w:rPr>
-                <w:i/>
-                <w:iCs/>
-              </w:rPr>
-              <w:t xml:space="preserve">Memory holds facts, never values</w:t>
-            </w:r>
+            <w:hyperlink r:id="rId69">
+              <w:r>
+                <w:rPr>
+                  <w:rStyle w:val="Hyperlink"/>
+                  <w:i/>
+                  <w:iCs/>
+                </w:rPr>
+                <w:t xml:space="preserve">Memory holds facts, never values</w:t>
+              </w:r>
+            </w:hyperlink>
             <w:r>
               <w:t xml:space="preserve">;</w:t>
             </w:r>
             <w:r>
               <w:t xml:space="preserve"> </w:t>
             </w:r>
-            <w:r>
-              <w:rPr>
-                <w:i/>
-                <w:iCs/>
-              </w:rPr>
-              <w:t xml:space="preserve">Compaction is a choice about what to keep</w:t>
-            </w:r>
+            <w:hyperlink r:id="rId70">
+              <w:r>
+                <w:rPr>
+                  <w:rStyle w:val="Hyperlink"/>
+                  <w:i/>
+                  <w:iCs/>
+                </w:rPr>
+                <w:t xml:space="preserve">Compaction is a choice about what to keep</w:t>
+              </w:r>
+            </w:hyperlink>
             <w:r>
               <w:t xml:space="preserve">;</w:t>
             </w:r>
             <w:r>
               <w:t xml:space="preserve"> </w:t>
             </w:r>
-            <w:r>
-              <w:rPr>
-                <w:i/>
-                <w:iCs/>
-              </w:rPr>
-              <w:t xml:space="preserve">Recovering from context degradation</w:t>
-            </w:r>
+            <w:hyperlink r:id="rId71">
+              <w:r>
+                <w:rPr>
+                  <w:rStyle w:val="Hyperlink"/>
+                  <w:i/>
+                  <w:iCs/>
+                </w:rPr>
+                <w:t xml:space="preserve">Recovering from context degradation</w:t>
+              </w:r>
+            </w:hyperlink>
           </w:p>
         </w:tc>
         <w:tc>
@@ -8576,13 +8678,16 @@
             <w:pPr>
               <w:pStyle w:val="Compact"/>
             </w:pPr>
-            <w:r>
-              <w:rPr>
-                <w:i/>
-                <w:iCs/>
-              </w:rPr>
-              <w:t xml:space="preserve">Control parity is a review gate</w:t>
-            </w:r>
+            <w:hyperlink r:id="rId72">
+              <w:r>
+                <w:rPr>
+                  <w:rStyle w:val="Hyperlink"/>
+                  <w:i/>
+                  <w:iCs/>
+                </w:rPr>
+                <w:t xml:space="preserve">Control parity is a review gate</w:t>
+              </w:r>
+            </w:hyperlink>
           </w:p>
         </w:tc>
         <w:tc>
@@ -8637,13 +8742,16 @@
             <w:pPr>
               <w:pStyle w:val="Compact"/>
             </w:pPr>
-            <w:r>
-              <w:rPr>
-                <w:i/>
-                <w:iCs/>
-              </w:rPr>
-              <w:t xml:space="preserve">Provenance: record it, and count it before you cite it</w:t>
-            </w:r>
+            <w:hyperlink r:id="rId73">
+              <w:r>
+                <w:rPr>
+                  <w:rStyle w:val="Hyperlink"/>
+                  <w:i/>
+                  <w:iCs/>
+                </w:rPr>
+                <w:t xml:space="preserve">Provenance: record it, and count it before you cite it</w:t>
+              </w:r>
+            </w:hyperlink>
           </w:p>
         </w:tc>
         <w:tc>
@@ -8698,13 +8806,16 @@
             <w:pPr>
               <w:pStyle w:val="Compact"/>
             </w:pPr>
-            <w:r>
-              <w:rPr>
-                <w:i/>
-                <w:iCs/>
-              </w:rPr>
-              <w:t xml:space="preserve">When there is no second reviewer</w:t>
-            </w:r>
+            <w:hyperlink r:id="rId74">
+              <w:r>
+                <w:rPr>
+                  <w:rStyle w:val="Hyperlink"/>
+                  <w:i/>
+                  <w:iCs/>
+                </w:rPr>
+                <w:t xml:space="preserve">When there is no second reviewer</w:t>
+              </w:r>
+            </w:hyperlink>
           </w:p>
         </w:tc>
         <w:tc>
@@ -8759,13 +8870,16 @@
             <w:pPr>
               <w:pStyle w:val="Compact"/>
             </w:pPr>
-            <w:r>
-              <w:rPr>
-                <w:i/>
-                <w:iCs/>
-              </w:rPr>
-              <w:t xml:space="preserve">The deviations register</w:t>
-            </w:r>
+            <w:hyperlink r:id="rId75">
+              <w:r>
+                <w:rPr>
+                  <w:rStyle w:val="Hyperlink"/>
+                  <w:i/>
+                  <w:iCs/>
+                </w:rPr>
+                <w:t xml:space="preserve">The deviations register</w:t>
+              </w:r>
+            </w:hyperlink>
           </w:p>
         </w:tc>
         <w:tc>
@@ -8820,13 +8934,16 @@
             <w:pPr>
               <w:pStyle w:val="Compact"/>
             </w:pPr>
-            <w:r>
-              <w:rPr>
-                <w:i/>
-                <w:iCs/>
-              </w:rPr>
-              <w:t xml:space="preserve">Claims and wording</w:t>
-            </w:r>
+            <w:hyperlink r:id="rId76">
+              <w:r>
+                <w:rPr>
+                  <w:rStyle w:val="Hyperlink"/>
+                  <w:i/>
+                  <w:iCs/>
+                </w:rPr>
+                <w:t xml:space="preserve">Claims and wording</w:t>
+              </w:r>
+            </w:hyperlink>
           </w:p>
         </w:tc>
         <w:tc>
@@ -8881,13 +8998,16 @@
             <w:pPr>
               <w:pStyle w:val="Compact"/>
             </w:pPr>
-            <w:r>
-              <w:rPr>
-                <w:i/>
-                <w:iCs/>
-              </w:rPr>
-              <w:t xml:space="preserve">The attestation posture</w:t>
-            </w:r>
+            <w:hyperlink r:id="rId77">
+              <w:r>
+                <w:rPr>
+                  <w:rStyle w:val="Hyperlink"/>
+                  <w:i/>
+                  <w:iCs/>
+                </w:rPr>
+                <w:t xml:space="preserve">The attestation posture</w:t>
+              </w:r>
+            </w:hyperlink>
           </w:p>
         </w:tc>
         <w:tc>
@@ -8942,26 +9062,32 @@
             <w:pPr>
               <w:pStyle w:val="Compact"/>
             </w:pPr>
-            <w:r>
-              <w:rPr>
-                <w:i/>
-                <w:iCs/>
-              </w:rPr>
-              <w:t xml:space="preserve">The adversarial verification pass</w:t>
-            </w:r>
+            <w:hyperlink r:id="rId78">
+              <w:r>
+                <w:rPr>
+                  <w:rStyle w:val="Hyperlink"/>
+                  <w:i/>
+                  <w:iCs/>
+                </w:rPr>
+                <w:t xml:space="preserve">The adversarial verification pass</w:t>
+              </w:r>
+            </w:hyperlink>
             <w:r>
               <w:t xml:space="preserve">;</w:t>
             </w:r>
             <w:r>
               <w:t xml:space="preserve"> </w:t>
             </w:r>
-            <w:r>
-              <w:rPr>
-                <w:i/>
-                <w:iCs/>
-              </w:rPr>
-              <w:t xml:space="preserve">The shape that keeps a pass independent</w:t>
-            </w:r>
+            <w:hyperlink r:id="rId79">
+              <w:r>
+                <w:rPr>
+                  <w:rStyle w:val="Hyperlink"/>
+                  <w:i/>
+                  <w:iCs/>
+                </w:rPr>
+                <w:t xml:space="preserve">The shape that keeps a pass independent</w:t>
+              </w:r>
+            </w:hyperlink>
           </w:p>
         </w:tc>
         <w:tc>
@@ -9016,13 +9142,16 @@
             <w:pPr>
               <w:pStyle w:val="Compact"/>
             </w:pPr>
-            <w:r>
-              <w:rPr>
-                <w:i/>
-                <w:iCs/>
-              </w:rPr>
-              <w:t xml:space="preserve">Findings from a sweep are candidates, not findings</w:t>
-            </w:r>
+            <w:hyperlink r:id="rId80">
+              <w:r>
+                <w:rPr>
+                  <w:rStyle w:val="Hyperlink"/>
+                  <w:i/>
+                  <w:iCs/>
+                </w:rPr>
+                <w:t xml:space="preserve">Findings from a sweep are candidates, not findings</w:t>
+              </w:r>
+            </w:hyperlink>
           </w:p>
         </w:tc>
         <w:tc>
@@ -9077,13 +9206,16 @@
             <w:pPr>
               <w:pStyle w:val="Compact"/>
             </w:pPr>
-            <w:r>
-              <w:rPr>
-                <w:i/>
-                <w:iCs/>
-              </w:rPr>
-              <w:t xml:space="preserve">When the pass earns its cost, and when it is waste</w:t>
-            </w:r>
+            <w:hyperlink r:id="rId81">
+              <w:r>
+                <w:rPr>
+                  <w:rStyle w:val="Hyperlink"/>
+                  <w:i/>
+                  <w:iCs/>
+                </w:rPr>
+                <w:t xml:space="preserve">When the pass earns its cost, and when it is waste</w:t>
+              </w:r>
+            </w:hyperlink>
           </w:p>
         </w:tc>
         <w:tc>
@@ -9121,8 +9253,8 @@
         </w:tc>
       </w:tr>
     </w:tbl>
-    <w:bookmarkEnd w:id="48"/>
-    <w:bookmarkStart w:id="49" w:name="human-review-of-code"/>
+    <w:bookmarkEnd w:id="82"/>
+    <w:bookmarkStart w:id="88" w:name="human-review-of-code"/>
     <w:p>
       <w:pPr>
         <w:pStyle w:val="Heading3"/>
@@ -9141,7 +9273,7 @@
       <w:r>
         <w:t xml:space="preserve"> </w:t>
       </w:r>
-      <w:hyperlink r:id="rId26">
+      <w:hyperlink r:id="rId27">
         <w:r>
           <w:rPr>
             <w:rStyle w:val="Hyperlink"/>
@@ -9244,13 +9376,16 @@
             <w:pPr>
               <w:pStyle w:val="Compact"/>
             </w:pPr>
-            <w:r>
-              <w:rPr>
-                <w:i/>
-                <w:iCs/>
-              </w:rPr>
-              <w:t xml:space="preserve">Human review depth follows risk and is decided per change</w:t>
-            </w:r>
+            <w:hyperlink r:id="rId83">
+              <w:r>
+                <w:rPr>
+                  <w:rStyle w:val="Hyperlink"/>
+                  <w:i/>
+                  <w:iCs/>
+                </w:rPr>
+                <w:t xml:space="preserve">Human review depth follows risk and is decided per change</w:t>
+              </w:r>
+            </w:hyperlink>
           </w:p>
         </w:tc>
         <w:tc>
@@ -9305,13 +9440,16 @@
             <w:pPr>
               <w:pStyle w:val="Compact"/>
             </w:pPr>
-            <w:r>
-              <w:rPr>
-                <w:i/>
-                <w:iCs/>
-              </w:rPr>
-              <w:t xml:space="preserve">Human review depth follows risk and is decided per change</w:t>
-            </w:r>
+            <w:hyperlink r:id="rId83">
+              <w:r>
+                <w:rPr>
+                  <w:rStyle w:val="Hyperlink"/>
+                  <w:i/>
+                  <w:iCs/>
+                </w:rPr>
+                <w:t xml:space="preserve">Human review depth follows risk and is decided per change</w:t>
+              </w:r>
+            </w:hyperlink>
           </w:p>
         </w:tc>
         <w:tc>
@@ -9366,13 +9504,16 @@
             <w:pPr>
               <w:pStyle w:val="Compact"/>
             </w:pPr>
-            <w:r>
-              <w:rPr>
-                <w:i/>
-                <w:iCs/>
-              </w:rPr>
-              <w:t xml:space="preserve">Two conditions that force a full read regardless of tier</w:t>
-            </w:r>
+            <w:hyperlink r:id="rId84">
+              <w:r>
+                <w:rPr>
+                  <w:rStyle w:val="Hyperlink"/>
+                  <w:i/>
+                  <w:iCs/>
+                </w:rPr>
+                <w:t xml:space="preserve">Two conditions that force a full read regardless of tier</w:t>
+              </w:r>
+            </w:hyperlink>
           </w:p>
         </w:tc>
         <w:tc>
@@ -9427,13 +9568,16 @@
             <w:pPr>
               <w:pStyle w:val="Compact"/>
             </w:pPr>
-            <w:r>
-              <w:rPr>
-                <w:i/>
-                <w:iCs/>
-              </w:rPr>
-              <w:t xml:space="preserve">The floor: reject code you cannot explain</w:t>
-            </w:r>
+            <w:hyperlink r:id="rId85">
+              <w:r>
+                <w:rPr>
+                  <w:rStyle w:val="Hyperlink"/>
+                  <w:i/>
+                  <w:iCs/>
+                </w:rPr>
+                <w:t xml:space="preserve">The floor: reject code you cannot explain</w:t>
+              </w:r>
+            </w:hyperlink>
           </w:p>
         </w:tc>
         <w:tc>
@@ -9488,13 +9632,16 @@
             <w:pPr>
               <w:pStyle w:val="Compact"/>
             </w:pPr>
-            <w:r>
-              <w:rPr>
-                <w:i/>
-                <w:iCs/>
-              </w:rPr>
-              <w:t xml:space="preserve">AI-assisted explanation is contested, and accepted here with guardrails</w:t>
-            </w:r>
+            <w:hyperlink r:id="rId86">
+              <w:r>
+                <w:rPr>
+                  <w:rStyle w:val="Hyperlink"/>
+                  <w:i/>
+                  <w:iCs/>
+                </w:rPr>
+                <w:t xml:space="preserve">AI-assisted explanation is contested, and accepted here with guardrails</w:t>
+              </w:r>
+            </w:hyperlink>
           </w:p>
         </w:tc>
         <w:tc>
@@ -9549,13 +9696,16 @@
             <w:pPr>
               <w:pStyle w:val="Compact"/>
             </w:pPr>
-            <w:r>
-              <w:rPr>
-                <w:i/>
-                <w:iCs/>
-              </w:rPr>
-              <w:t xml:space="preserve">What to ask a team, and what a good answer sounds like</w:t>
-            </w:r>
+            <w:hyperlink r:id="rId87">
+              <w:r>
+                <w:rPr>
+                  <w:rStyle w:val="Hyperlink"/>
+                  <w:i/>
+                  <w:iCs/>
+                </w:rPr>
+                <w:t xml:space="preserve">What to ask a team, and what a good answer sounds like</w:t>
+              </w:r>
+            </w:hyperlink>
           </w:p>
         </w:tc>
         <w:tc>
@@ -9593,8 +9743,8 @@
         </w:tc>
       </w:tr>
     </w:tbl>
-    <w:bookmarkEnd w:id="49"/>
-    <w:bookmarkStart w:id="50" w:name="code-quality"/>
+    <w:bookmarkEnd w:id="88"/>
+    <w:bookmarkStart w:id="107" w:name="code-quality"/>
     <w:p>
       <w:pPr>
         <w:pStyle w:val="Heading3"/>
@@ -9613,7 +9763,7 @@
       <w:r>
         <w:t xml:space="preserve"> </w:t>
       </w:r>
-      <w:hyperlink r:id="rId23">
+      <w:hyperlink r:id="rId24">
         <w:r>
           <w:rPr>
             <w:rStyle w:val="Hyperlink"/>
@@ -9716,6 +9866,20 @@
             <w:pPr>
               <w:pStyle w:val="Compact"/>
             </w:pPr>
+            <w:hyperlink r:id="rId24">
+              <w:r>
+                <w:rPr>
+                  <w:rStyle w:val="Hyperlink"/>
+                </w:rPr>
+                <w:t xml:space="preserve">Code quality</w:t>
+              </w:r>
+            </w:hyperlink>
+            <w:r>
+              <w:t xml:space="preserve">,</w:t>
+            </w:r>
+            <w:r>
+              <w:t xml:space="preserve"> </w:t>
+            </w:r>
             <w:r>
               <w:rPr>
                 <w:i/>
@@ -9777,6 +9941,20 @@
             <w:pPr>
               <w:pStyle w:val="Compact"/>
             </w:pPr>
+            <w:hyperlink r:id="rId24">
+              <w:r>
+                <w:rPr>
+                  <w:rStyle w:val="Hyperlink"/>
+                </w:rPr>
+                <w:t xml:space="preserve">Code quality</w:t>
+              </w:r>
+            </w:hyperlink>
+            <w:r>
+              <w:t xml:space="preserve">,</w:t>
+            </w:r>
+            <w:r>
+              <w:t xml:space="preserve"> </w:t>
+            </w:r>
             <w:r>
               <w:rPr>
                 <w:i/>
@@ -9838,6 +10016,20 @@
             <w:pPr>
               <w:pStyle w:val="Compact"/>
             </w:pPr>
+            <w:hyperlink r:id="rId24">
+              <w:r>
+                <w:rPr>
+                  <w:rStyle w:val="Hyperlink"/>
+                </w:rPr>
+                <w:t xml:space="preserve">Code quality</w:t>
+              </w:r>
+            </w:hyperlink>
+            <w:r>
+              <w:t xml:space="preserve">,</w:t>
+            </w:r>
+            <w:r>
+              <w:t xml:space="preserve"> </w:t>
+            </w:r>
             <w:r>
               <w:rPr>
                 <w:i/>
@@ -9899,6 +10091,20 @@
             <w:pPr>
               <w:pStyle w:val="Compact"/>
             </w:pPr>
+            <w:hyperlink r:id="rId24">
+              <w:r>
+                <w:rPr>
+                  <w:rStyle w:val="Hyperlink"/>
+                </w:rPr>
+                <w:t xml:space="preserve">Code quality</w:t>
+              </w:r>
+            </w:hyperlink>
+            <w:r>
+              <w:t xml:space="preserve">,</w:t>
+            </w:r>
+            <w:r>
+              <w:t xml:space="preserve"> </w:t>
+            </w:r>
             <w:r>
               <w:rPr>
                 <w:i/>
@@ -9960,6 +10166,20 @@
             <w:pPr>
               <w:pStyle w:val="Compact"/>
             </w:pPr>
+            <w:hyperlink r:id="rId24">
+              <w:r>
+                <w:rPr>
+                  <w:rStyle w:val="Hyperlink"/>
+                </w:rPr>
+                <w:t xml:space="preserve">Code quality</w:t>
+              </w:r>
+            </w:hyperlink>
+            <w:r>
+              <w:t xml:space="preserve">,</w:t>
+            </w:r>
+            <w:r>
+              <w:t xml:space="preserve"> </w:t>
+            </w:r>
             <w:r>
               <w:rPr>
                 <w:i/>
@@ -10021,6 +10241,20 @@
             <w:pPr>
               <w:pStyle w:val="Compact"/>
             </w:pPr>
+            <w:hyperlink r:id="rId24">
+              <w:r>
+                <w:rPr>
+                  <w:rStyle w:val="Hyperlink"/>
+                </w:rPr>
+                <w:t xml:space="preserve">Code quality</w:t>
+              </w:r>
+            </w:hyperlink>
+            <w:r>
+              <w:t xml:space="preserve">,</w:t>
+            </w:r>
+            <w:r>
+              <w:t xml:space="preserve"> </w:t>
+            </w:r>
             <w:r>
               <w:rPr>
                 <w:i/>
@@ -10082,6 +10316,20 @@
             <w:pPr>
               <w:pStyle w:val="Compact"/>
             </w:pPr>
+            <w:hyperlink r:id="rId24">
+              <w:r>
+                <w:rPr>
+                  <w:rStyle w:val="Hyperlink"/>
+                </w:rPr>
+                <w:t xml:space="preserve">Code quality</w:t>
+              </w:r>
+            </w:hyperlink>
+            <w:r>
+              <w:t xml:space="preserve">,</w:t>
+            </w:r>
+            <w:r>
+              <w:t xml:space="preserve"> </w:t>
+            </w:r>
             <w:r>
               <w:rPr>
                 <w:i/>
@@ -10143,6 +10391,20 @@
             <w:pPr>
               <w:pStyle w:val="Compact"/>
             </w:pPr>
+            <w:hyperlink r:id="rId24">
+              <w:r>
+                <w:rPr>
+                  <w:rStyle w:val="Hyperlink"/>
+                </w:rPr>
+                <w:t xml:space="preserve">Code quality</w:t>
+              </w:r>
+            </w:hyperlink>
+            <w:r>
+              <w:t xml:space="preserve">,</w:t>
+            </w:r>
+            <w:r>
+              <w:t xml:space="preserve"> </w:t>
+            </w:r>
             <w:r>
               <w:rPr>
                 <w:i/>
@@ -10204,6 +10466,20 @@
             <w:pPr>
               <w:pStyle w:val="Compact"/>
             </w:pPr>
+            <w:hyperlink r:id="rId24">
+              <w:r>
+                <w:rPr>
+                  <w:rStyle w:val="Hyperlink"/>
+                </w:rPr>
+                <w:t xml:space="preserve">Code quality</w:t>
+              </w:r>
+            </w:hyperlink>
+            <w:r>
+              <w:t xml:space="preserve">,</w:t>
+            </w:r>
+            <w:r>
+              <w:t xml:space="preserve"> </w:t>
+            </w:r>
             <w:r>
               <w:rPr>
                 <w:i/>
@@ -10217,13 +10493,16 @@
             <w:r>
               <w:t xml:space="preserve"> </w:t>
             </w:r>
-            <w:r>
-              <w:rPr>
-                <w:i/>
-                <w:iCs/>
-              </w:rPr>
-              <w:t xml:space="preserve">Tell an applying tool which duplication is deliberate</w:t>
-            </w:r>
+            <w:hyperlink r:id="rId89">
+              <w:r>
+                <w:rPr>
+                  <w:rStyle w:val="Hyperlink"/>
+                  <w:i/>
+                  <w:iCs/>
+                </w:rPr>
+                <w:t xml:space="preserve">Tell an applying tool which duplication is deliberate</w:t>
+              </w:r>
+            </w:hyperlink>
           </w:p>
         </w:tc>
         <w:tc>
@@ -10278,6 +10557,20 @@
             <w:pPr>
               <w:pStyle w:val="Compact"/>
             </w:pPr>
+            <w:hyperlink r:id="rId24">
+              <w:r>
+                <w:rPr>
+                  <w:rStyle w:val="Hyperlink"/>
+                </w:rPr>
+                <w:t xml:space="preserve">Code quality</w:t>
+              </w:r>
+            </w:hyperlink>
+            <w:r>
+              <w:t xml:space="preserve">,</w:t>
+            </w:r>
+            <w:r>
+              <w:t xml:space="preserve"> </w:t>
+            </w:r>
             <w:r>
               <w:rPr>
                 <w:i/>
@@ -10291,13 +10584,16 @@
             <w:r>
               <w:t xml:space="preserve"> </w:t>
             </w:r>
-            <w:r>
-              <w:rPr>
-                <w:i/>
-                <w:iCs/>
-              </w:rPr>
-              <w:t xml:space="preserve">Widen a blocking lint ruleset from a clean baseline</w:t>
-            </w:r>
+            <w:hyperlink r:id="rId90">
+              <w:r>
+                <w:rPr>
+                  <w:rStyle w:val="Hyperlink"/>
+                  <w:i/>
+                  <w:iCs/>
+                </w:rPr>
+                <w:t xml:space="preserve">Widen a blocking lint ruleset from a clean baseline</w:t>
+              </w:r>
+            </w:hyperlink>
           </w:p>
         </w:tc>
         <w:tc>
@@ -10352,6 +10648,20 @@
             <w:pPr>
               <w:pStyle w:val="Compact"/>
             </w:pPr>
+            <w:hyperlink r:id="rId24">
+              <w:r>
+                <w:rPr>
+                  <w:rStyle w:val="Hyperlink"/>
+                </w:rPr>
+                <w:t xml:space="preserve">Code quality</w:t>
+              </w:r>
+            </w:hyperlink>
+            <w:r>
+              <w:t xml:space="preserve">,</w:t>
+            </w:r>
+            <w:r>
+              <w:t xml:space="preserve"> </w:t>
+            </w:r>
             <w:r>
               <w:rPr>
                 <w:i/>
@@ -10413,13 +10723,16 @@
             <w:pPr>
               <w:pStyle w:val="Compact"/>
             </w:pPr>
-            <w:r>
-              <w:rPr>
-                <w:i/>
-                <w:iCs/>
-              </w:rPr>
-              <w:t xml:space="preserve">The anti-metric rule (hard)</w:t>
-            </w:r>
+            <w:hyperlink r:id="rId91">
+              <w:r>
+                <w:rPr>
+                  <w:rStyle w:val="Hyperlink"/>
+                  <w:i/>
+                  <w:iCs/>
+                </w:rPr>
+                <w:t xml:space="preserve">The anti-metric rule (hard)</w:t>
+              </w:r>
+            </w:hyperlink>
           </w:p>
         </w:tc>
         <w:tc>
@@ -10474,13 +10787,16 @@
             <w:pPr>
               <w:pStyle w:val="Compact"/>
             </w:pPr>
-            <w:r>
-              <w:rPr>
-                <w:i/>
-                <w:iCs/>
-              </w:rPr>
-              <w:t xml:space="preserve">Failure mode, control, owner</w:t>
-            </w:r>
+            <w:hyperlink r:id="rId92">
+              <w:r>
+                <w:rPr>
+                  <w:rStyle w:val="Hyperlink"/>
+                  <w:i/>
+                  <w:iCs/>
+                </w:rPr>
+                <w:t xml:space="preserve">Failure mode, control, owner</w:t>
+              </w:r>
+            </w:hyperlink>
           </w:p>
         </w:tc>
         <w:tc>
@@ -10535,13 +10851,16 @@
             <w:pPr>
               <w:pStyle w:val="Compact"/>
             </w:pPr>
-            <w:r>
-              <w:rPr>
-                <w:i/>
-                <w:iCs/>
-              </w:rPr>
-              <w:t xml:space="preserve">Where each gate belongs: the local loop, the pipeline, or both</w:t>
-            </w:r>
+            <w:hyperlink r:id="rId93">
+              <w:r>
+                <w:rPr>
+                  <w:rStyle w:val="Hyperlink"/>
+                  <w:i/>
+                  <w:iCs/>
+                </w:rPr>
+                <w:t xml:space="preserve">Where each gate belongs: the local loop, the pipeline, or both</w:t>
+              </w:r>
+            </w:hyperlink>
           </w:p>
         </w:tc>
         <w:tc>
@@ -10596,13 +10915,16 @@
             <w:pPr>
               <w:pStyle w:val="Compact"/>
             </w:pPr>
-            <w:r>
-              <w:rPr>
-                <w:i/>
-                <w:iCs/>
-              </w:rPr>
-              <w:t xml:space="preserve">Run an applying tool before the local check quartet, never after</w:t>
-            </w:r>
+            <w:hyperlink r:id="rId94">
+              <w:r>
+                <w:rPr>
+                  <w:rStyle w:val="Hyperlink"/>
+                  <w:i/>
+                  <w:iCs/>
+                </w:rPr>
+                <w:t xml:space="preserve">Run an applying tool before the local check quartet, never after</w:t>
+              </w:r>
+            </w:hyperlink>
           </w:p>
         </w:tc>
         <w:tc>
@@ -10657,13 +10979,16 @@
             <w:pPr>
               <w:pStyle w:val="Compact"/>
             </w:pPr>
-            <w:r>
-              <w:rPr>
-                <w:i/>
-                <w:iCs/>
-              </w:rPr>
-              <w:t xml:space="preserve">An applying tool is not a control, and it may not be scored</w:t>
-            </w:r>
+            <w:hyperlink r:id="rId95">
+              <w:r>
+                <w:rPr>
+                  <w:rStyle w:val="Hyperlink"/>
+                  <w:i/>
+                  <w:iCs/>
+                </w:rPr>
+                <w:t xml:space="preserve">An applying tool is not a control, and it may not be scored</w:t>
+              </w:r>
+            </w:hyperlink>
           </w:p>
         </w:tc>
         <w:tc>
@@ -10718,13 +11043,16 @@
             <w:pPr>
               <w:pStyle w:val="Compact"/>
             </w:pPr>
-            <w:r>
-              <w:rPr>
-                <w:i/>
-                <w:iCs/>
-              </w:rPr>
-              <w:t xml:space="preserve">Re-derive placement after any repair to the gate</w:t>
-            </w:r>
+            <w:hyperlink r:id="rId96">
+              <w:r>
+                <w:rPr>
+                  <w:rStyle w:val="Hyperlink"/>
+                  <w:i/>
+                  <w:iCs/>
+                </w:rPr>
+                <w:t xml:space="preserve">Re-derive placement after any repair to the gate</w:t>
+              </w:r>
+            </w:hyperlink>
           </w:p>
         </w:tc>
         <w:tc>
@@ -10779,13 +11107,16 @@
             <w:pPr>
               <w:pStyle w:val="Compact"/>
             </w:pPr>
-            <w:r>
-              <w:rPr>
-                <w:i/>
-                <w:iCs/>
-              </w:rPr>
-              <w:t xml:space="preserve">Never record a row as built without a proof-of-execution receipt</w:t>
-            </w:r>
+            <w:hyperlink r:id="rId97">
+              <w:r>
+                <w:rPr>
+                  <w:rStyle w:val="Hyperlink"/>
+                  <w:i/>
+                  <w:iCs/>
+                </w:rPr>
+                <w:t xml:space="preserve">Never record a row as built without a proof-of-execution receipt</w:t>
+              </w:r>
+            </w:hyperlink>
           </w:p>
         </w:tc>
         <w:tc>
@@ -10840,26 +11171,32 @@
             <w:pPr>
               <w:pStyle w:val="Compact"/>
             </w:pPr>
-            <w:r>
-              <w:rPr>
-                <w:i/>
-                <w:iCs/>
-              </w:rPr>
-              <w:t xml:space="preserve">Make an advisory finding a delta against the merge base</w:t>
-            </w:r>
+            <w:hyperlink r:id="rId98">
+              <w:r>
+                <w:rPr>
+                  <w:rStyle w:val="Hyperlink"/>
+                  <w:i/>
+                  <w:iCs/>
+                </w:rPr>
+                <w:t xml:space="preserve">Make an advisory finding a delta against the merge base</w:t>
+              </w:r>
+            </w:hyperlink>
             <w:r>
               <w:t xml:space="preserve">;</w:t>
             </w:r>
             <w:r>
               <w:t xml:space="preserve"> </w:t>
             </w:r>
-            <w:r>
-              <w:rPr>
-                <w:i/>
-                <w:iCs/>
-              </w:rPr>
-              <w:t xml:space="preserve">Put advisory findings where the reviewer already is</w:t>
-            </w:r>
+            <w:hyperlink r:id="rId99">
+              <w:r>
+                <w:rPr>
+                  <w:rStyle w:val="Hyperlink"/>
+                  <w:i/>
+                  <w:iCs/>
+                </w:rPr>
+                <w:t xml:space="preserve">Put advisory findings where the reviewer already is</w:t>
+              </w:r>
+            </w:hyperlink>
           </w:p>
         </w:tc>
         <w:tc>
@@ -10914,13 +11251,16 @@
             <w:pPr>
               <w:pStyle w:val="Compact"/>
             </w:pPr>
-            <w:r>
-              <w:rPr>
-                <w:i/>
-                <w:iCs/>
-              </w:rPr>
-              <w:t xml:space="preserve">Install the gate's own tooling from a checked-in lock</w:t>
-            </w:r>
+            <w:hyperlink r:id="rId100">
+              <w:r>
+                <w:rPr>
+                  <w:rStyle w:val="Hyperlink"/>
+                  <w:i/>
+                  <w:iCs/>
+                </w:rPr>
+                <w:t xml:space="preserve">Install the gate's own tooling from a checked-in lock</w:t>
+              </w:r>
+            </w:hyperlink>
           </w:p>
         </w:tc>
         <w:tc>
@@ -10975,13 +11315,16 @@
             <w:pPr>
               <w:pStyle w:val="Compact"/>
             </w:pPr>
-            <w:r>
-              <w:rPr>
-                <w:i/>
-                <w:iCs/>
-              </w:rPr>
-              <w:t xml:space="preserve">Keep volatile counts out of the narrative</w:t>
-            </w:r>
+            <w:hyperlink r:id="rId101">
+              <w:r>
+                <w:rPr>
+                  <w:rStyle w:val="Hyperlink"/>
+                  <w:i/>
+                  <w:iCs/>
+                </w:rPr>
+                <w:t xml:space="preserve">Keep volatile counts out of the narrative</w:t>
+              </w:r>
+            </w:hyperlink>
           </w:p>
         </w:tc>
         <w:tc>
@@ -11036,13 +11379,16 @@
             <w:pPr>
               <w:pStyle w:val="Compact"/>
             </w:pPr>
-            <w:r>
-              <w:rPr>
-                <w:i/>
-                <w:iCs/>
-              </w:rPr>
-              <w:t xml:space="preserve">Reviewing the code: depth tiers</w:t>
-            </w:r>
+            <w:hyperlink r:id="rId102">
+              <w:r>
+                <w:rPr>
+                  <w:rStyle w:val="Hyperlink"/>
+                  <w:i/>
+                  <w:iCs/>
+                </w:rPr>
+                <w:t xml:space="preserve">Reviewing the code: depth tiers</w:t>
+              </w:r>
+            </w:hyperlink>
           </w:p>
         </w:tc>
         <w:tc>
@@ -11097,13 +11443,16 @@
             <w:pPr>
               <w:pStyle w:val="Compact"/>
             </w:pPr>
-            <w:r>
-              <w:rPr>
-                <w:i/>
-                <w:iCs/>
-              </w:rPr>
-              <w:t xml:space="preserve">Anchor a review record to a stable name, not a line number</w:t>
-            </w:r>
+            <w:hyperlink r:id="rId103">
+              <w:r>
+                <w:rPr>
+                  <w:rStyle w:val="Hyperlink"/>
+                  <w:i/>
+                  <w:iCs/>
+                </w:rPr>
+                <w:t xml:space="preserve">Anchor a review record to a stable name, not a line number</w:t>
+              </w:r>
+            </w:hyperlink>
           </w:p>
         </w:tc>
         <w:tc>
@@ -11158,13 +11507,16 @@
             <w:pPr>
               <w:pStyle w:val="Compact"/>
             </w:pPr>
-            <w:r>
-              <w:rPr>
-                <w:i/>
-                <w:iCs/>
-              </w:rPr>
-              <w:t xml:space="preserve">Reviewing a trust boundary</w:t>
-            </w:r>
+            <w:hyperlink r:id="rId104">
+              <w:r>
+                <w:rPr>
+                  <w:rStyle w:val="Hyperlink"/>
+                  <w:i/>
+                  <w:iCs/>
+                </w:rPr>
+                <w:t xml:space="preserve">Reviewing a trust boundary</w:t>
+              </w:r>
+            </w:hyperlink>
           </w:p>
         </w:tc>
         <w:tc>
@@ -11219,13 +11571,16 @@
             <w:pPr>
               <w:pStyle w:val="Compact"/>
             </w:pPr>
-            <w:r>
-              <w:rPr>
-                <w:i/>
-                <w:iCs/>
-              </w:rPr>
-              <w:t xml:space="preserve">Confirming the control plane</w:t>
-            </w:r>
+            <w:hyperlink r:id="rId105">
+              <w:r>
+                <w:rPr>
+                  <w:rStyle w:val="Hyperlink"/>
+                  <w:i/>
+                  <w:iCs/>
+                </w:rPr>
+                <w:t xml:space="preserve">Confirming the control plane</w:t>
+              </w:r>
+            </w:hyperlink>
           </w:p>
         </w:tc>
         <w:tc>
@@ -11280,13 +11635,16 @@
             <w:pPr>
               <w:pStyle w:val="Compact"/>
             </w:pPr>
-            <w:r>
-              <w:rPr>
-                <w:i/>
-                <w:iCs/>
-              </w:rPr>
-              <w:t xml:space="preserve">When review is self-review</w:t>
-            </w:r>
+            <w:hyperlink r:id="rId106">
+              <w:r>
+                <w:rPr>
+                  <w:rStyle w:val="Hyperlink"/>
+                  <w:i/>
+                  <w:iCs/>
+                </w:rPr>
+                <w:t xml:space="preserve">When review is self-review</w:t>
+              </w:r>
+            </w:hyperlink>
           </w:p>
         </w:tc>
         <w:tc>
@@ -11324,8 +11682,8 @@
         </w:tc>
       </w:tr>
     </w:tbl>
-    <w:bookmarkEnd w:id="50"/>
-    <w:bookmarkStart w:id="51" w:name="dependency-integrity"/>
+    <w:bookmarkEnd w:id="107"/>
+    <w:bookmarkStart w:id="125" w:name="dependency-integrity"/>
     <w:p>
       <w:pPr>
         <w:pStyle w:val="Heading3"/>
@@ -11453,13 +11811,16 @@
             <w:pPr>
               <w:pStyle w:val="Compact"/>
             </w:pPr>
-            <w:r>
-              <w:rPr>
-                <w:i/>
-                <w:iCs/>
-              </w:rPr>
-              <w:t xml:space="preserve">Third-party code is code of unknown provenance, and the discipline says so</w:t>
-            </w:r>
+            <w:hyperlink r:id="rId108">
+              <w:r>
+                <w:rPr>
+                  <w:rStyle w:val="Hyperlink"/>
+                  <w:i/>
+                  <w:iCs/>
+                </w:rPr>
+                <w:t xml:space="preserve">Third-party code is code of unknown provenance, and the discipline says so</w:t>
+              </w:r>
+            </w:hyperlink>
           </w:p>
         </w:tc>
         <w:tc>
@@ -11514,13 +11875,16 @@
             <w:pPr>
               <w:pStyle w:val="Compact"/>
             </w:pPr>
-            <w:r>
-              <w:rPr>
-                <w:i/>
-                <w:iCs/>
-              </w:rPr>
-              <w:t xml:space="preserve">Third-party code is code of unknown provenance, and the discipline says so</w:t>
-            </w:r>
+            <w:hyperlink r:id="rId108">
+              <w:r>
+                <w:rPr>
+                  <w:rStyle w:val="Hyperlink"/>
+                  <w:i/>
+                  <w:iCs/>
+                </w:rPr>
+                <w:t xml:space="preserve">Third-party code is code of unknown provenance, and the discipline says so</w:t>
+              </w:r>
+            </w:hyperlink>
           </w:p>
         </w:tc>
         <w:tc>
@@ -11636,13 +12000,16 @@
             <w:pPr>
               <w:pStyle w:val="Compact"/>
             </w:pPr>
-            <w:r>
-              <w:rPr>
-                <w:i/>
-                <w:iCs/>
-              </w:rPr>
-              <w:t xml:space="preserve">The hallucinated package, and why an AI coding assistant makes it routine</w:t>
-            </w:r>
+            <w:hyperlink r:id="rId53">
+              <w:r>
+                <w:rPr>
+                  <w:rStyle w:val="Hyperlink"/>
+                  <w:i/>
+                  <w:iCs/>
+                </w:rPr>
+                <w:t xml:space="preserve">The hallucinated package, and why an AI coding assistant makes it routine</w:t>
+              </w:r>
+            </w:hyperlink>
           </w:p>
         </w:tc>
         <w:tc>
@@ -11697,13 +12064,16 @@
             <w:pPr>
               <w:pStyle w:val="Compact"/>
             </w:pPr>
-            <w:r>
-              <w:rPr>
-                <w:i/>
-                <w:iCs/>
-              </w:rPr>
-              <w:t xml:space="preserve">Explaining code and reading dependencies are different obligations</w:t>
-            </w:r>
+            <w:hyperlink r:id="rId109">
+              <w:r>
+                <w:rPr>
+                  <w:rStyle w:val="Hyperlink"/>
+                  <w:i/>
+                  <w:iCs/>
+                </w:rPr>
+                <w:t xml:space="preserve">Explaining code and reading dependencies are different obligations</w:t>
+              </w:r>
+            </w:hyperlink>
           </w:p>
         </w:tc>
         <w:tc>
@@ -11758,13 +12128,16 @@
             <w:pPr>
               <w:pStyle w:val="Compact"/>
             </w:pPr>
-            <w:r>
-              <w:rPr>
-                <w:i/>
-                <w:iCs/>
-              </w:rPr>
-              <w:t xml:space="preserve">Vendored code is owned code, not a dependency</w:t>
-            </w:r>
+            <w:hyperlink r:id="rId110">
+              <w:r>
+                <w:rPr>
+                  <w:rStyle w:val="Hyperlink"/>
+                  <w:i/>
+                  <w:iCs/>
+                </w:rPr>
+                <w:t xml:space="preserve">Vendored code is owned code, not a dependency</w:t>
+              </w:r>
+            </w:hyperlink>
           </w:p>
         </w:tc>
         <w:tc>
@@ -11819,13 +12192,16 @@
             <w:pPr>
               <w:pStyle w:val="Compact"/>
             </w:pPr>
-            <w:r>
-              <w:rPr>
-                <w:i/>
-                <w:iCs/>
-              </w:rPr>
-              <w:t xml:space="preserve">Every manifest in the repository needs its own audit net</w:t>
-            </w:r>
+            <w:hyperlink r:id="rId46">
+              <w:r>
+                <w:rPr>
+                  <w:rStyle w:val="Hyperlink"/>
+                  <w:i/>
+                  <w:iCs/>
+                </w:rPr>
+                <w:t xml:space="preserve">Every manifest in the repository needs its own audit net</w:t>
+              </w:r>
+            </w:hyperlink>
           </w:p>
         </w:tc>
         <w:tc>
@@ -11880,13 +12256,16 @@
             <w:pPr>
               <w:pStyle w:val="Compact"/>
             </w:pPr>
-            <w:r>
-              <w:rPr>
-                <w:i/>
-                <w:iCs/>
-              </w:rPr>
-              <w:t xml:space="preserve">Every manifest in the repository needs its own audit net</w:t>
-            </w:r>
+            <w:hyperlink r:id="rId46">
+              <w:r>
+                <w:rPr>
+                  <w:rStyle w:val="Hyperlink"/>
+                  <w:i/>
+                  <w:iCs/>
+                </w:rPr>
+                <w:t xml:space="preserve">Every manifest in the repository needs its own audit net</w:t>
+              </w:r>
+            </w:hyperlink>
           </w:p>
         </w:tc>
         <w:tc>
@@ -11941,13 +12320,16 @@
             <w:pPr>
               <w:pStyle w:val="Compact"/>
             </w:pPr>
-            <w:r>
-              <w:rPr>
-                <w:i/>
-                <w:iCs/>
-              </w:rPr>
-              <w:t xml:space="preserve">Pin the resolved graph, and enforce the pin at install</w:t>
-            </w:r>
+            <w:hyperlink r:id="rId47">
+              <w:r>
+                <w:rPr>
+                  <w:rStyle w:val="Hyperlink"/>
+                  <w:i/>
+                  <w:iCs/>
+                </w:rPr>
+                <w:t xml:space="preserve">Pin the resolved graph, and enforce the pin at install</w:t>
+              </w:r>
+            </w:hyperlink>
           </w:p>
         </w:tc>
         <w:tc>
@@ -12002,13 +12384,16 @@
             <w:pPr>
               <w:pStyle w:val="Compact"/>
             </w:pPr>
-            <w:r>
-              <w:rPr>
-                <w:i/>
-                <w:iCs/>
-              </w:rPr>
-              <w:t xml:space="preserve">The version bump is a bounded review</w:t>
-            </w:r>
+            <w:hyperlink r:id="rId111">
+              <w:r>
+                <w:rPr>
+                  <w:rStyle w:val="Hyperlink"/>
+                  <w:i/>
+                  <w:iCs/>
+                </w:rPr>
+                <w:t xml:space="preserve">The version bump is a bounded review</w:t>
+              </w:r>
+            </w:hyperlink>
           </w:p>
         </w:tc>
         <w:tc>
@@ -12063,13 +12448,16 @@
             <w:pPr>
               <w:pStyle w:val="Compact"/>
             </w:pPr>
-            <w:r>
-              <w:rPr>
-                <w:i/>
-                <w:iCs/>
-              </w:rPr>
-              <w:t xml:space="preserve">Contain what you cannot vouch for</w:t>
-            </w:r>
+            <w:hyperlink r:id="rId112">
+              <w:r>
+                <w:rPr>
+                  <w:rStyle w:val="Hyperlink"/>
+                  <w:i/>
+                  <w:iCs/>
+                </w:rPr>
+                <w:t xml:space="preserve">Contain what you cannot vouch for</w:t>
+              </w:r>
+            </w:hyperlink>
           </w:p>
         </w:tc>
         <w:tc>
@@ -12124,13 +12512,16 @@
             <w:pPr>
               <w:pStyle w:val="Compact"/>
             </w:pPr>
-            <w:r>
-              <w:rPr>
-                <w:i/>
-                <w:iCs/>
-              </w:rPr>
-              <w:t xml:space="preserve">The artifact contains only what you declared</w:t>
-            </w:r>
+            <w:hyperlink r:id="rId113">
+              <w:r>
+                <w:rPr>
+                  <w:rStyle w:val="Hyperlink"/>
+                  <w:i/>
+                  <w:iCs/>
+                </w:rPr>
+                <w:t xml:space="preserve">The artifact contains only what you declared</w:t>
+              </w:r>
+            </w:hyperlink>
           </w:p>
         </w:tc>
         <w:tc>
@@ -12185,13 +12576,16 @@
             <w:pPr>
               <w:pStyle w:val="Compact"/>
             </w:pPr>
-            <w:r>
-              <w:rPr>
-                <w:i/>
-                <w:iCs/>
-              </w:rPr>
-              <w:t xml:space="preserve">Publishing credentials should be minted per run, not stored</w:t>
-            </w:r>
+            <w:hyperlink r:id="rId114">
+              <w:r>
+                <w:rPr>
+                  <w:rStyle w:val="Hyperlink"/>
+                  <w:i/>
+                  <w:iCs/>
+                </w:rPr>
+                <w:t xml:space="preserve">Publishing credentials should be minted per run, not stored</w:t>
+              </w:r>
+            </w:hyperlink>
           </w:p>
         </w:tc>
         <w:tc>
@@ -12246,13 +12640,16 @@
             <w:pPr>
               <w:pStyle w:val="Compact"/>
             </w:pPr>
-            <w:r>
-              <w:rPr>
-                <w:i/>
-                <w:iCs/>
-              </w:rPr>
-              <w:t xml:space="preserve">Publishing identity does not cover the artifact</w:t>
-            </w:r>
+            <w:hyperlink r:id="rId115">
+              <w:r>
+                <w:rPr>
+                  <w:rStyle w:val="Hyperlink"/>
+                  <w:i/>
+                  <w:iCs/>
+                </w:rPr>
+                <w:t xml:space="preserve">Publishing identity does not cover the artifact</w:t>
+              </w:r>
+            </w:hyperlink>
           </w:p>
         </w:tc>
         <w:tc>
@@ -12307,13 +12704,16 @@
             <w:pPr>
               <w:pStyle w:val="Compact"/>
             </w:pPr>
-            <w:r>
-              <w:rPr>
-                <w:i/>
-                <w:iCs/>
-              </w:rPr>
-              <w:t xml:space="preserve">A signing scheme nobody can verify is not a control</w:t>
-            </w:r>
+            <w:hyperlink r:id="rId116">
+              <w:r>
+                <w:rPr>
+                  <w:rStyle w:val="Hyperlink"/>
+                  <w:i/>
+                  <w:iCs/>
+                </w:rPr>
+                <w:t xml:space="preserve">A signing scheme nobody can verify is not a control</w:t>
+              </w:r>
+            </w:hyperlink>
           </w:p>
         </w:tc>
         <w:tc>
@@ -12368,13 +12768,16 @@
             <w:pPr>
               <w:pStyle w:val="Compact"/>
             </w:pPr>
-            <w:r>
-              <w:rPr>
-                <w:i/>
-                <w:iCs/>
-              </w:rPr>
-              <w:t xml:space="preserve">Build provenance, and the lowest-tech verification path</w:t>
-            </w:r>
+            <w:hyperlink r:id="rId117">
+              <w:r>
+                <w:rPr>
+                  <w:rStyle w:val="Hyperlink"/>
+                  <w:i/>
+                  <w:iCs/>
+                </w:rPr>
+                <w:t xml:space="preserve">Build provenance, and the lowest-tech verification path</w:t>
+              </w:r>
+            </w:hyperlink>
           </w:p>
         </w:tc>
         <w:tc>
@@ -12429,13 +12832,16 @@
             <w:pPr>
               <w:pStyle w:val="Compact"/>
             </w:pPr>
-            <w:r>
-              <w:rPr>
-                <w:i/>
-                <w:iCs/>
-              </w:rPr>
-              <w:t xml:space="preserve">A component inventory is not tamper detection, and saying so matters</w:t>
-            </w:r>
+            <w:hyperlink r:id="rId118">
+              <w:r>
+                <w:rPr>
+                  <w:rStyle w:val="Hyperlink"/>
+                  <w:i/>
+                  <w:iCs/>
+                </w:rPr>
+                <w:t xml:space="preserve">A component inventory is not tamper detection, and saying so matters</w:t>
+              </w:r>
+            </w:hyperlink>
           </w:p>
         </w:tc>
         <w:tc>
@@ -12490,13 +12896,16 @@
             <w:pPr>
               <w:pStyle w:val="Compact"/>
             </w:pPr>
-            <w:r>
-              <w:rPr>
-                <w:i/>
-                <w:iCs/>
-              </w:rPr>
-              <w:t xml:space="preserve">Archive each release with its build inputs and its inventory</w:t>
-            </w:r>
+            <w:hyperlink r:id="rId119">
+              <w:r>
+                <w:rPr>
+                  <w:rStyle w:val="Hyperlink"/>
+                  <w:i/>
+                  <w:iCs/>
+                </w:rPr>
+                <w:t xml:space="preserve">Archive each release with its build inputs and its inventory</w:t>
+              </w:r>
+            </w:hyperlink>
           </w:p>
         </w:tc>
         <w:tc>
@@ -12551,13 +12960,16 @@
             <w:pPr>
               <w:pStyle w:val="Compact"/>
             </w:pPr>
-            <w:r>
-              <w:rPr>
-                <w:i/>
-                <w:iCs/>
-              </w:rPr>
-              <w:t xml:space="preserve">The self-integrity check, and the bootstrap-trust problem</w:t>
-            </w:r>
+            <w:hyperlink r:id="rId120">
+              <w:r>
+                <w:rPr>
+                  <w:rStyle w:val="Hyperlink"/>
+                  <w:i/>
+                  <w:iCs/>
+                </w:rPr>
+                <w:t xml:space="preserve">The self-integrity check, and the bootstrap-trust problem</w:t>
+              </w:r>
+            </w:hyperlink>
           </w:p>
         </w:tc>
         <w:tc>
@@ -12612,13 +13024,16 @@
             <w:pPr>
               <w:pStyle w:val="Compact"/>
             </w:pPr>
-            <w:r>
-              <w:rPr>
-                <w:i/>
-                <w:iCs/>
-              </w:rPr>
-              <w:t xml:space="preserve">Operator-owned hardening: document and recommend, never claim</w:t>
-            </w:r>
+            <w:hyperlink r:id="rId121">
+              <w:r>
+                <w:rPr>
+                  <w:rStyle w:val="Hyperlink"/>
+                  <w:i/>
+                  <w:iCs/>
+                </w:rPr>
+                <w:t xml:space="preserve">Operator-owned hardening: document and recommend, never claim</w:t>
+              </w:r>
+            </w:hyperlink>
           </w:p>
         </w:tc>
         <w:tc>
@@ -12673,13 +13088,16 @@
             <w:pPr>
               <w:pStyle w:val="Compact"/>
             </w:pPr>
-            <w:r>
-              <w:rPr>
-                <w:i/>
-                <w:iCs/>
-              </w:rPr>
-              <w:t xml:space="preserve">Roll a blocking verification control out in audit mode first</w:t>
-            </w:r>
+            <w:hyperlink r:id="rId52">
+              <w:r>
+                <w:rPr>
+                  <w:rStyle w:val="Hyperlink"/>
+                  <w:i/>
+                  <w:iCs/>
+                </w:rPr>
+                <w:t xml:space="preserve">Roll a blocking verification control out in audit mode first</w:t>
+              </w:r>
+            </w:hyperlink>
           </w:p>
         </w:tc>
         <w:tc>
@@ -12734,13 +13152,16 @@
             <w:pPr>
               <w:pStyle w:val="Compact"/>
             </w:pPr>
-            <w:r>
-              <w:rPr>
-                <w:i/>
-                <w:iCs/>
-              </w:rPr>
-              <w:t xml:space="preserve">State the objective honestly: detection, not prevention</w:t>
-            </w:r>
+            <w:hyperlink r:id="rId122">
+              <w:r>
+                <w:rPr>
+                  <w:rStyle w:val="Hyperlink"/>
+                  <w:i/>
+                  <w:iCs/>
+                </w:rPr>
+                <w:t xml:space="preserve">State the objective honestly: detection, not prevention</w:t>
+              </w:r>
+            </w:hyperlink>
           </w:p>
         </w:tc>
         <w:tc>
@@ -12795,13 +13216,16 @@
             <w:pPr>
               <w:pStyle w:val="Compact"/>
             </w:pPr>
-            <w:r>
-              <w:rPr>
-                <w:i/>
-                <w:iCs/>
-              </w:rPr>
-              <w:t xml:space="preserve">Obfuscation is not the integrity story for source-available code</w:t>
-            </w:r>
+            <w:hyperlink r:id="rId123">
+              <w:r>
+                <w:rPr>
+                  <w:rStyle w:val="Hyperlink"/>
+                  <w:i/>
+                  <w:iCs/>
+                </w:rPr>
+                <w:t xml:space="preserve">Obfuscation is not the integrity story for source-available code</w:t>
+              </w:r>
+            </w:hyperlink>
           </w:p>
         </w:tc>
         <w:tc>
@@ -12856,13 +13280,16 @@
             <w:pPr>
               <w:pStyle w:val="Compact"/>
             </w:pPr>
-            <w:r>
-              <w:rPr>
-                <w:i/>
-                <w:iCs/>
-              </w:rPr>
-              <w:t xml:space="preserve">Which rules are universal, and which are one ecosystem's mechanics</w:t>
-            </w:r>
+            <w:hyperlink r:id="rId124">
+              <w:r>
+                <w:rPr>
+                  <w:rStyle w:val="Hyperlink"/>
+                  <w:i/>
+                  <w:iCs/>
+                </w:rPr>
+                <w:t xml:space="preserve">Which rules are universal, and which are one ecosystem's mechanics</w:t>
+              </w:r>
+            </w:hyperlink>
           </w:p>
         </w:tc>
         <w:tc>
@@ -12900,8 +13327,8 @@
         </w:tc>
       </w:tr>
     </w:tbl>
-    <w:bookmarkEnd w:id="51"/>
-    <w:bookmarkStart w:id="52" w:name="secure-development"/>
+    <w:bookmarkEnd w:id="125"/>
+    <w:bookmarkStart w:id="157" w:name="secure-development"/>
     <w:p>
       <w:pPr>
         <w:pStyle w:val="Heading3"/>
@@ -13035,13 +13462,16 @@
             <w:pPr>
               <w:pStyle w:val="Compact"/>
             </w:pPr>
-            <w:r>
-              <w:rPr>
-                <w:i/>
-                <w:iCs/>
-              </w:rPr>
-              <w:t xml:space="preserve">Shared responsibility: write the split down first</w:t>
-            </w:r>
+            <w:hyperlink r:id="rId126">
+              <w:r>
+                <w:rPr>
+                  <w:rStyle w:val="Hyperlink"/>
+                  <w:i/>
+                  <w:iCs/>
+                </w:rPr>
+                <w:t xml:space="preserve">Shared responsibility: write the split down first</w:t>
+              </w:r>
+            </w:hyperlink>
           </w:p>
         </w:tc>
         <w:tc>
@@ -13096,13 +13526,16 @@
             <w:pPr>
               <w:pStyle w:val="Compact"/>
             </w:pPr>
-            <w:r>
-              <w:rPr>
-                <w:i/>
-                <w:iCs/>
-              </w:rPr>
-              <w:t xml:space="preserve">The third participant: services neither column owns</w:t>
-            </w:r>
+            <w:hyperlink r:id="rId127">
+              <w:r>
+                <w:rPr>
+                  <w:rStyle w:val="Hyperlink"/>
+                  <w:i/>
+                  <w:iCs/>
+                </w:rPr>
+                <w:t xml:space="preserve">The third participant: services neither column owns</w:t>
+              </w:r>
+            </w:hyperlink>
           </w:p>
         </w:tc>
         <w:tc>
@@ -13157,13 +13590,16 @@
             <w:pPr>
               <w:pStyle w:val="Compact"/>
             </w:pPr>
-            <w:r>
-              <w:rPr>
-                <w:i/>
-                <w:iCs/>
-              </w:rPr>
-              <w:t xml:space="preserve">What "restricted data" means here, exactly once</w:t>
-            </w:r>
+            <w:hyperlink r:id="rId128">
+              <w:r>
+                <w:rPr>
+                  <w:rStyle w:val="Hyperlink"/>
+                  <w:i/>
+                  <w:iCs/>
+                </w:rPr>
+                <w:t xml:space="preserve">What "restricted data" means here, exactly once</w:t>
+              </w:r>
+            </w:hyperlink>
           </w:p>
         </w:tc>
         <w:tc>
@@ -13218,13 +13654,16 @@
             <w:pPr>
               <w:pStyle w:val="Compact"/>
             </w:pPr>
-            <w:r>
-              <w:rPr>
-                <w:i/>
-                <w:iCs/>
-              </w:rPr>
-              <w:t xml:space="preserve">What "restricted data" means here, exactly once</w:t>
-            </w:r>
+            <w:hyperlink r:id="rId128">
+              <w:r>
+                <w:rPr>
+                  <w:rStyle w:val="Hyperlink"/>
+                  <w:i/>
+                  <w:iCs/>
+                </w:rPr>
+                <w:t xml:space="preserve">What "restricted data" means here, exactly once</w:t>
+              </w:r>
+            </w:hyperlink>
           </w:p>
         </w:tc>
         <w:tc>
@@ -13279,13 +13718,16 @@
             <w:pPr>
               <w:pStyle w:val="Compact"/>
             </w:pPr>
-            <w:r>
-              <w:rPr>
-                <w:i/>
-                <w:iCs/>
-              </w:rPr>
-              <w:t xml:space="preserve">Threat model each trust boundary before you build it</w:t>
-            </w:r>
+            <w:hyperlink r:id="rId129">
+              <w:r>
+                <w:rPr>
+                  <w:rStyle w:val="Hyperlink"/>
+                  <w:i/>
+                  <w:iCs/>
+                </w:rPr>
+                <w:t xml:space="preserve">Threat model each trust boundary before you build it</w:t>
+              </w:r>
+            </w:hyperlink>
           </w:p>
         </w:tc>
         <w:tc>
@@ -13340,13 +13782,16 @@
             <w:pPr>
               <w:pStyle w:val="Compact"/>
             </w:pPr>
-            <w:r>
-              <w:rPr>
-                <w:i/>
-                <w:iCs/>
-              </w:rPr>
-              <w:t xml:space="preserve">Threat model each trust boundary before you build it</w:t>
-            </w:r>
+            <w:hyperlink r:id="rId129">
+              <w:r>
+                <w:rPr>
+                  <w:rStyle w:val="Hyperlink"/>
+                  <w:i/>
+                  <w:iCs/>
+                </w:rPr>
+                <w:t xml:space="preserve">Threat model each trust boundary before you build it</w:t>
+              </w:r>
+            </w:hyperlink>
           </w:p>
         </w:tc>
         <w:tc>
@@ -13401,13 +13846,16 @@
             <w:pPr>
               <w:pStyle w:val="Compact"/>
             </w:pPr>
-            <w:r>
-              <w:rPr>
-                <w:i/>
-                <w:iCs/>
-              </w:rPr>
-              <w:t xml:space="preserve">Threat model each trust boundary before you build it</w:t>
-            </w:r>
+            <w:hyperlink r:id="rId129">
+              <w:r>
+                <w:rPr>
+                  <w:rStyle w:val="Hyperlink"/>
+                  <w:i/>
+                  <w:iCs/>
+                </w:rPr>
+                <w:t xml:space="preserve">Threat model each trust boundary before you build it</w:t>
+              </w:r>
+            </w:hyperlink>
           </w:p>
         </w:tc>
         <w:tc>
@@ -13462,13 +13910,16 @@
             <w:pPr>
               <w:pStyle w:val="Compact"/>
             </w:pPr>
-            <w:r>
-              <w:rPr>
-                <w:i/>
-                <w:iCs/>
-              </w:rPr>
-              <w:t xml:space="preserve">Execution boundaries need the longest look</w:t>
-            </w:r>
+            <w:hyperlink r:id="rId130">
+              <w:r>
+                <w:rPr>
+                  <w:rStyle w:val="Hyperlink"/>
+                  <w:i/>
+                  <w:iCs/>
+                </w:rPr>
+                <w:t xml:space="preserve">Execution boundaries need the longest look</w:t>
+              </w:r>
+            </w:hyperlink>
           </w:p>
         </w:tc>
         <w:tc>
@@ -13523,13 +13974,16 @@
             <w:pPr>
               <w:pStyle w:val="Compact"/>
             </w:pPr>
-            <w:r>
-              <w:rPr>
-                <w:i/>
-                <w:iCs/>
-              </w:rPr>
-              <w:t xml:space="preserve">Secure coding: the finite list a review can check</w:t>
-            </w:r>
+            <w:hyperlink r:id="rId131">
+              <w:r>
+                <w:rPr>
+                  <w:rStyle w:val="Hyperlink"/>
+                  <w:i/>
+                  <w:iCs/>
+                </w:rPr>
+                <w:t xml:space="preserve">Secure coding: the finite list a review can check</w:t>
+              </w:r>
+            </w:hyperlink>
           </w:p>
         </w:tc>
         <w:tc>
@@ -13584,13 +14038,16 @@
             <w:pPr>
               <w:pStyle w:val="Compact"/>
             </w:pPr>
-            <w:r>
-              <w:rPr>
-                <w:i/>
-                <w:iCs/>
-              </w:rPr>
-              <w:t xml:space="preserve">Review, and what to do when there is no second reviewer</w:t>
-            </w:r>
+            <w:hyperlink r:id="rId132">
+              <w:r>
+                <w:rPr>
+                  <w:rStyle w:val="Hyperlink"/>
+                  <w:i/>
+                  <w:iCs/>
+                </w:rPr>
+                <w:t xml:space="preserve">Review, and what to do when there is no second reviewer</w:t>
+              </w:r>
+            </w:hyperlink>
           </w:p>
         </w:tc>
         <w:tc>
@@ -13645,13 +14102,16 @@
             <w:pPr>
               <w:pStyle w:val="Compact"/>
             </w:pPr>
-            <w:r>
-              <w:rPr>
-                <w:i/>
-                <w:iCs/>
-              </w:rPr>
-              <w:t xml:space="preserve">Self-review is a documented deviation, not a satisfied control</w:t>
-            </w:r>
+            <w:hyperlink r:id="rId133">
+              <w:r>
+                <w:rPr>
+                  <w:rStyle w:val="Hyperlink"/>
+                  <w:i/>
+                  <w:iCs/>
+                </w:rPr>
+                <w:t xml:space="preserve">Self-review is a documented deviation, not a satisfied control</w:t>
+              </w:r>
+            </w:hyperlink>
           </w:p>
         </w:tc>
         <w:tc>
@@ -13706,13 +14166,16 @@
             <w:pPr>
               <w:pStyle w:val="Compact"/>
             </w:pPr>
-            <w:r>
-              <w:rPr>
-                <w:i/>
-                <w:iCs/>
-              </w:rPr>
-              <w:t xml:space="preserve">The comprehension bar, and two additions to it</w:t>
-            </w:r>
+            <w:hyperlink r:id="rId134">
+              <w:r>
+                <w:rPr>
+                  <w:rStyle w:val="Hyperlink"/>
+                  <w:i/>
+                  <w:iCs/>
+                </w:rPr>
+                <w:t xml:space="preserve">The comprehension bar, and two additions to it</w:t>
+              </w:r>
+            </w:hyperlink>
           </w:p>
         </w:tc>
         <w:tc>
@@ -13767,13 +14230,16 @@
             <w:pPr>
               <w:pStyle w:val="Compact"/>
             </w:pPr>
-            <w:r>
-              <w:rPr>
-                <w:i/>
-                <w:iCs/>
-              </w:rPr>
-              <w:t xml:space="preserve">Scanner posture: what blocks, what advises, what may never be waived</w:t>
-            </w:r>
+            <w:hyperlink r:id="rId135">
+              <w:r>
+                <w:rPr>
+                  <w:rStyle w:val="Hyperlink"/>
+                  <w:i/>
+                  <w:iCs/>
+                </w:rPr>
+                <w:t xml:space="preserve">Scanner posture: what blocks, what advises, what may never be waived</w:t>
+              </w:r>
+            </w:hyperlink>
           </w:p>
         </w:tc>
         <w:tc>
@@ -13828,13 +14294,16 @@
             <w:pPr>
               <w:pStyle w:val="Compact"/>
             </w:pPr>
-            <w:r>
-              <w:rPr>
-                <w:i/>
-                <w:iCs/>
-              </w:rPr>
-              <w:t xml:space="preserve">What must block, and may not be waived</w:t>
-            </w:r>
+            <w:hyperlink r:id="rId48">
+              <w:r>
+                <w:rPr>
+                  <w:rStyle w:val="Hyperlink"/>
+                  <w:i/>
+                  <w:iCs/>
+                </w:rPr>
+                <w:t xml:space="preserve">What must block, and may not be waived</w:t>
+              </w:r>
+            </w:hyperlink>
           </w:p>
         </w:tc>
         <w:tc>
@@ -13889,13 +14358,16 @@
             <w:pPr>
               <w:pStyle w:val="Compact"/>
             </w:pPr>
-            <w:r>
-              <w:rPr>
-                <w:i/>
-                <w:iCs/>
-              </w:rPr>
-              <w:t xml:space="preserve">Three additions specific to a security posture</w:t>
-            </w:r>
+            <w:hyperlink r:id="rId136">
+              <w:r>
+                <w:rPr>
+                  <w:rStyle w:val="Hyperlink"/>
+                  <w:i/>
+                  <w:iCs/>
+                </w:rPr>
+                <w:t xml:space="preserve">Three additions specific to a security posture</w:t>
+              </w:r>
+            </w:hyperlink>
           </w:p>
         </w:tc>
         <w:tc>
@@ -13950,13 +14422,16 @@
             <w:pPr>
               <w:pStyle w:val="Compact"/>
             </w:pPr>
-            <w:r>
-              <w:rPr>
-                <w:i/>
-                <w:iCs/>
-              </w:rPr>
-              <w:t xml:space="preserve">Three additions specific to a security posture</w:t>
-            </w:r>
+            <w:hyperlink r:id="rId136">
+              <w:r>
+                <w:rPr>
+                  <w:rStyle w:val="Hyperlink"/>
+                  <w:i/>
+                  <w:iCs/>
+                </w:rPr>
+                <w:t xml:space="preserve">Three additions specific to a security posture</w:t>
+              </w:r>
+            </w:hyperlink>
           </w:p>
         </w:tc>
         <w:tc>
@@ -14011,13 +14486,16 @@
             <w:pPr>
               <w:pStyle w:val="Compact"/>
             </w:pPr>
-            <w:r>
-              <w:rPr>
-                <w:i/>
-                <w:iCs/>
-              </w:rPr>
-              <w:t xml:space="preserve">The security anti-metrics</w:t>
-            </w:r>
+            <w:hyperlink r:id="rId37">
+              <w:r>
+                <w:rPr>
+                  <w:rStyle w:val="Hyperlink"/>
+                  <w:i/>
+                  <w:iCs/>
+                </w:rPr>
+                <w:t xml:space="preserve">The security anti-metrics</w:t>
+              </w:r>
+            </w:hyperlink>
           </w:p>
         </w:tc>
         <w:tc>
@@ -14072,13 +14550,16 @@
             <w:pPr>
               <w:pStyle w:val="Compact"/>
             </w:pPr>
-            <w:r>
-              <w:rPr>
-                <w:i/>
-                <w:iCs/>
-              </w:rPr>
-              <w:t xml:space="preserve">Secrets and repository hygiene</w:t>
-            </w:r>
+            <w:hyperlink r:id="rId137">
+              <w:r>
+                <w:rPr>
+                  <w:rStyle w:val="Hyperlink"/>
+                  <w:i/>
+                  <w:iCs/>
+                </w:rPr>
+                <w:t xml:space="preserve">Secrets and repository hygiene</w:t>
+              </w:r>
+            </w:hyperlink>
           </w:p>
         </w:tc>
         <w:tc>
@@ -14133,13 +14614,16 @@
             <w:pPr>
               <w:pStyle w:val="Compact"/>
             </w:pPr>
-            <w:r>
-              <w:rPr>
-                <w:i/>
-                <w:iCs/>
-              </w:rPr>
-              <w:t xml:space="preserve">Secure defaults, and the opt-in that must be explicit</w:t>
-            </w:r>
+            <w:hyperlink r:id="rId138">
+              <w:r>
+                <w:rPr>
+                  <w:rStyle w:val="Hyperlink"/>
+                  <w:i/>
+                  <w:iCs/>
+                </w:rPr>
+                <w:t xml:space="preserve">Secure defaults, and the opt-in that must be explicit</w:t>
+              </w:r>
+            </w:hyperlink>
           </w:p>
         </w:tc>
         <w:tc>
@@ -14194,13 +14678,16 @@
             <w:pPr>
               <w:pStyle w:val="Compact"/>
             </w:pPr>
-            <w:r>
-              <w:rPr>
-                <w:i/>
-                <w:iCs/>
-              </w:rPr>
-              <w:t xml:space="preserve">Secure defaults, and the opt-in that must be explicit</w:t>
-            </w:r>
+            <w:hyperlink r:id="rId138">
+              <w:r>
+                <w:rPr>
+                  <w:rStyle w:val="Hyperlink"/>
+                  <w:i/>
+                  <w:iCs/>
+                </w:rPr>
+                <w:t xml:space="preserve">Secure defaults, and the opt-in that must be explicit</w:t>
+              </w:r>
+            </w:hyperlink>
           </w:p>
         </w:tc>
         <w:tc>
@@ -14255,13 +14742,16 @@
             <w:pPr>
               <w:pStyle w:val="Compact"/>
             </w:pPr>
-            <w:r>
-              <w:rPr>
-                <w:i/>
-                <w:iCs/>
-              </w:rPr>
-              <w:t xml:space="preserve">Synthetic data by default in anything that is not production</w:t>
-            </w:r>
+            <w:hyperlink r:id="rId139">
+              <w:r>
+                <w:rPr>
+                  <w:rStyle w:val="Hyperlink"/>
+                  <w:i/>
+                  <w:iCs/>
+                </w:rPr>
+                <w:t xml:space="preserve">Synthetic data by default in anything that is not production</w:t>
+              </w:r>
+            </w:hyperlink>
           </w:p>
         </w:tc>
         <w:tc>
@@ -14316,13 +14806,16 @@
             <w:pPr>
               <w:pStyle w:val="Compact"/>
             </w:pPr>
-            <w:r>
-              <w:rPr>
-                <w:i/>
-                <w:iCs/>
-              </w:rPr>
-              <w:t xml:space="preserve">Rate a collection by the highest class it holds</w:t>
-            </w:r>
+            <w:hyperlink r:id="rId140">
+              <w:r>
+                <w:rPr>
+                  <w:rStyle w:val="Hyperlink"/>
+                  <w:i/>
+                  <w:iCs/>
+                </w:rPr>
+                <w:t xml:space="preserve">Rate a collection by the highest class it holds</w:t>
+              </w:r>
+            </w:hyperlink>
           </w:p>
         </w:tc>
         <w:tc>
@@ -14377,13 +14870,16 @@
             <w:pPr>
               <w:pStyle w:val="Compact"/>
             </w:pPr>
-            <w:r>
-              <w:rPr>
-                <w:i/>
-                <w:iCs/>
-              </w:rPr>
-              <w:t xml:space="preserve">Machine-to-machine authentication</w:t>
-            </w:r>
+            <w:hyperlink r:id="rId141">
+              <w:r>
+                <w:rPr>
+                  <w:rStyle w:val="Hyperlink"/>
+                  <w:i/>
+                  <w:iCs/>
+                </w:rPr>
+                <w:t xml:space="preserve">Machine-to-machine authentication</w:t>
+              </w:r>
+            </w:hyperlink>
           </w:p>
         </w:tc>
         <w:tc>
@@ -14438,13 +14934,16 @@
             <w:pPr>
               <w:pStyle w:val="Compact"/>
             </w:pPr>
-            <w:r>
-              <w:rPr>
-                <w:i/>
-                <w:iCs/>
-              </w:rPr>
-              <w:t xml:space="preserve">Service accounts: no long-lived secret in a file</w:t>
-            </w:r>
+            <w:hyperlink r:id="rId142">
+              <w:r>
+                <w:rPr>
+                  <w:rStyle w:val="Hyperlink"/>
+                  <w:i/>
+                  <w:iCs/>
+                </w:rPr>
+                <w:t xml:space="preserve">Service accounts: no long-lived secret in a file</w:t>
+              </w:r>
+            </w:hyperlink>
           </w:p>
         </w:tc>
         <w:tc>
@@ -14499,13 +14998,16 @@
             <w:pPr>
               <w:pStyle w:val="Compact"/>
             </w:pPr>
-            <w:r>
-              <w:rPr>
-                <w:i/>
-                <w:iCs/>
-              </w:rPr>
-              <w:t xml:space="preserve">Tamper-evident audit logging</w:t>
-            </w:r>
+            <w:hyperlink r:id="rId143">
+              <w:r>
+                <w:rPr>
+                  <w:rStyle w:val="Hyperlink"/>
+                  <w:i/>
+                  <w:iCs/>
+                </w:rPr>
+                <w:t xml:space="preserve">Tamper-evident audit logging</w:t>
+              </w:r>
+            </w:hyperlink>
           </w:p>
         </w:tc>
         <w:tc>
@@ -14560,13 +15062,16 @@
             <w:pPr>
               <w:pStyle w:val="Compact"/>
             </w:pPr>
-            <w:r>
-              <w:rPr>
-                <w:i/>
-                <w:iCs/>
-              </w:rPr>
-              <w:t xml:space="preserve">Publishing controls, and the limit each one carries</w:t>
-            </w:r>
+            <w:hyperlink r:id="rId144">
+              <w:r>
+                <w:rPr>
+                  <w:rStyle w:val="Hyperlink"/>
+                  <w:i/>
+                  <w:iCs/>
+                </w:rPr>
+                <w:t xml:space="preserve">Publishing controls, and the limit each one carries</w:t>
+              </w:r>
+            </w:hyperlink>
           </w:p>
         </w:tc>
         <w:tc>
@@ -14621,13 +15126,16 @@
             <w:pPr>
               <w:pStyle w:val="Compact"/>
             </w:pPr>
-            <w:r>
-              <w:rPr>
-                <w:i/>
-                <w:iCs/>
-              </w:rPr>
-              <w:t xml:space="preserve">What an adopter can verify without contacting you</w:t>
-            </w:r>
+            <w:hyperlink r:id="rId145">
+              <w:r>
+                <w:rPr>
+                  <w:rStyle w:val="Hyperlink"/>
+                  <w:i/>
+                  <w:iCs/>
+                </w:rPr>
+                <w:t xml:space="preserve">What an adopter can verify without contacting you</w:t>
+              </w:r>
+            </w:hyperlink>
           </w:p>
         </w:tc>
         <w:tc>
@@ -14682,13 +15190,16 @@
             <w:pPr>
               <w:pStyle w:val="Compact"/>
             </w:pPr>
-            <w:r>
-              <w:rPr>
-                <w:i/>
-                <w:iCs/>
-              </w:rPr>
-              <w:t xml:space="preserve">Obfuscation is not the control you are looking for</w:t>
-            </w:r>
+            <w:hyperlink r:id="rId146">
+              <w:r>
+                <w:rPr>
+                  <w:rStyle w:val="Hyperlink"/>
+                  <w:i/>
+                  <w:iCs/>
+                </w:rPr>
+                <w:t xml:space="preserve">Obfuscation is not the control you are looking for</w:t>
+              </w:r>
+            </w:hyperlink>
           </w:p>
         </w:tc>
         <w:tc>
@@ -14743,13 +15254,16 @@
             <w:pPr>
               <w:pStyle w:val="Compact"/>
             </w:pPr>
-            <w:r>
-              <w:rPr>
-                <w:i/>
-                <w:iCs/>
-              </w:rPr>
-              <w:t xml:space="preserve">Runtime tamper resistance, and the bootstrap-trust limit</w:t>
-            </w:r>
+            <w:hyperlink r:id="rId147">
+              <w:r>
+                <w:rPr>
+                  <w:rStyle w:val="Hyperlink"/>
+                  <w:i/>
+                  <w:iCs/>
+                </w:rPr>
+                <w:t xml:space="preserve">Runtime tamper resistance, and the bootstrap-trust limit</w:t>
+              </w:r>
+            </w:hyperlink>
           </w:p>
         </w:tc>
         <w:tc>
@@ -14804,13 +15318,16 @@
             <w:pPr>
               <w:pStyle w:val="Compact"/>
             </w:pPr>
-            <w:r>
-              <w:rPr>
-                <w:i/>
-                <w:iCs/>
-              </w:rPr>
-              <w:t xml:space="preserve">Operator-owned hardening: document and recommend, never claim</w:t>
-            </w:r>
+            <w:hyperlink r:id="rId148">
+              <w:r>
+                <w:rPr>
+                  <w:rStyle w:val="Hyperlink"/>
+                  <w:i/>
+                  <w:iCs/>
+                </w:rPr>
+                <w:t xml:space="preserve">Operator-owned hardening: document and recommend, never claim</w:t>
+              </w:r>
+            </w:hyperlink>
           </w:p>
         </w:tc>
         <w:tc>
@@ -14865,13 +15382,16 @@
             <w:pPr>
               <w:pStyle w:val="Compact"/>
             </w:pPr>
-            <w:r>
-              <w:rPr>
-                <w:i/>
-                <w:iCs/>
-              </w:rPr>
-              <w:t xml:space="preserve">Roll out a blocking verification control in audit mode first</w:t>
-            </w:r>
+            <w:hyperlink r:id="rId149">
+              <w:r>
+                <w:rPr>
+                  <w:rStyle w:val="Hyperlink"/>
+                  <w:i/>
+                  <w:iCs/>
+                </w:rPr>
+                <w:t xml:space="preserve">Roll out a blocking verification control in audit mode first</w:t>
+              </w:r>
+            </w:hyperlink>
           </w:p>
         </w:tc>
         <w:tc>
@@ -14926,13 +15446,16 @@
             <w:pPr>
               <w:pStyle w:val="Compact"/>
             </w:pPr>
-            <w:r>
-              <w:rPr>
-                <w:i/>
-                <w:iCs/>
-              </w:rPr>
-              <w:t xml:space="preserve">Vulnerability response, exercised</w:t>
-            </w:r>
+            <w:hyperlink r:id="rId150">
+              <w:r>
+                <w:rPr>
+                  <w:rStyle w:val="Hyperlink"/>
+                  <w:i/>
+                  <w:iCs/>
+                </w:rPr>
+                <w:t xml:space="preserve">Vulnerability response, exercised</w:t>
+              </w:r>
+            </w:hyperlink>
           </w:p>
         </w:tc>
         <w:tc>
@@ -14987,13 +15510,16 @@
             <w:pPr>
               <w:pStyle w:val="Compact"/>
             </w:pPr>
-            <w:r>
-              <w:rPr>
-                <w:i/>
-                <w:iCs/>
-              </w:rPr>
-              <w:t xml:space="preserve">Vulnerability response, exercised</w:t>
-            </w:r>
+            <w:hyperlink r:id="rId150">
+              <w:r>
+                <w:rPr>
+                  <w:rStyle w:val="Hyperlink"/>
+                  <w:i/>
+                  <w:iCs/>
+                </w:rPr>
+                <w:t xml:space="preserve">Vulnerability response, exercised</w:t>
+              </w:r>
+            </w:hyperlink>
           </w:p>
         </w:tc>
         <w:tc>
@@ -15048,13 +15574,16 @@
             <w:pPr>
               <w:pStyle w:val="Compact"/>
             </w:pPr>
-            <w:r>
-              <w:rPr>
-                <w:i/>
-                <w:iCs/>
-              </w:rPr>
-              <w:t xml:space="preserve">Deviations and risk acceptance</w:t>
-            </w:r>
+            <w:hyperlink r:id="rId151">
+              <w:r>
+                <w:rPr>
+                  <w:rStyle w:val="Hyperlink"/>
+                  <w:i/>
+                  <w:iCs/>
+                </w:rPr>
+                <w:t xml:space="preserve">Deviations and risk acceptance</w:t>
+              </w:r>
+            </w:hyperlink>
           </w:p>
         </w:tc>
         <w:tc>
@@ -15109,13 +15638,16 @@
             <w:pPr>
               <w:pStyle w:val="Compact"/>
             </w:pPr>
-            <w:r>
-              <w:rPr>
-                <w:i/>
-                <w:iCs/>
-              </w:rPr>
-              <w:t xml:space="preserve">Deviations and risk acceptance</w:t>
-            </w:r>
+            <w:hyperlink r:id="rId151">
+              <w:r>
+                <w:rPr>
+                  <w:rStyle w:val="Hyperlink"/>
+                  <w:i/>
+                  <w:iCs/>
+                </w:rPr>
+                <w:t xml:space="preserve">Deviations and risk acceptance</w:t>
+              </w:r>
+            </w:hyperlink>
           </w:p>
         </w:tc>
         <w:tc>
@@ -15170,13 +15702,16 @@
             <w:pPr>
               <w:pStyle w:val="Compact"/>
             </w:pPr>
-            <w:r>
-              <w:rPr>
-                <w:i/>
-                <w:iCs/>
-              </w:rPr>
-              <w:t xml:space="preserve">Independent external verification</w:t>
-            </w:r>
+            <w:hyperlink r:id="rId152">
+              <w:r>
+                <w:rPr>
+                  <w:rStyle w:val="Hyperlink"/>
+                  <w:i/>
+                  <w:iCs/>
+                </w:rPr>
+                <w:t xml:space="preserve">Independent external verification</w:t>
+              </w:r>
+            </w:hyperlink>
           </w:p>
         </w:tc>
         <w:tc>
@@ -15231,13 +15766,16 @@
             <w:pPr>
               <w:pStyle w:val="Compact"/>
             </w:pPr>
-            <w:r>
-              <w:rPr>
-                <w:i/>
-                <w:iCs/>
-              </w:rPr>
-              <w:t xml:space="preserve">The release gate</w:t>
-            </w:r>
+            <w:hyperlink r:id="rId153">
+              <w:r>
+                <w:rPr>
+                  <w:rStyle w:val="Hyperlink"/>
+                  <w:i/>
+                  <w:iCs/>
+                </w:rPr>
+                <w:t xml:space="preserve">The release gate</w:t>
+              </w:r>
+            </w:hyperlink>
           </w:p>
         </w:tc>
         <w:tc>
@@ -15292,13 +15830,16 @@
             <w:pPr>
               <w:pStyle w:val="Compact"/>
             </w:pPr>
-            <w:r>
-              <w:rPr>
-                <w:i/>
-                <w:iCs/>
-              </w:rPr>
-              <w:t xml:space="preserve">Confirm the control plane before reading any code</w:t>
-            </w:r>
+            <w:hyperlink r:id="rId154">
+              <w:r>
+                <w:rPr>
+                  <w:rStyle w:val="Hyperlink"/>
+                  <w:i/>
+                  <w:iCs/>
+                </w:rPr>
+                <w:t xml:space="preserve">Confirm the control plane before reading any code</w:t>
+              </w:r>
+            </w:hyperlink>
           </w:p>
         </w:tc>
         <w:tc>
@@ -15353,13 +15894,16 @@
             <w:pPr>
               <w:pStyle w:val="Compact"/>
             </w:pPr>
-            <w:r>
-              <w:rPr>
-                <w:i/>
-                <w:iCs/>
-              </w:rPr>
-              <w:t xml:space="preserve">What you may claim</w:t>
-            </w:r>
+            <w:hyperlink r:id="rId155">
+              <w:r>
+                <w:rPr>
+                  <w:rStyle w:val="Hyperlink"/>
+                  <w:i/>
+                  <w:iCs/>
+                </w:rPr>
+                <w:t xml:space="preserve">What you may claim</w:t>
+              </w:r>
+            </w:hyperlink>
           </w:p>
         </w:tc>
         <w:tc>
@@ -15414,13 +15958,16 @@
             <w:pPr>
               <w:pStyle w:val="Compact"/>
             </w:pPr>
-            <w:r>
-              <w:rPr>
-                <w:i/>
-                <w:iCs/>
-              </w:rPr>
-              <w:t xml:space="preserve">What you may claim</w:t>
-            </w:r>
+            <w:hyperlink r:id="rId155">
+              <w:r>
+                <w:rPr>
+                  <w:rStyle w:val="Hyperlink"/>
+                  <w:i/>
+                  <w:iCs/>
+                </w:rPr>
+                <w:t xml:space="preserve">What you may claim</w:t>
+              </w:r>
+            </w:hyperlink>
           </w:p>
         </w:tc>
         <w:tc>
@@ -15475,13 +16022,16 @@
             <w:pPr>
               <w:pStyle w:val="Compact"/>
             </w:pPr>
-            <w:r>
-              <w:rPr>
-                <w:i/>
-                <w:iCs/>
-              </w:rPr>
-              <w:t xml:space="preserve">Where the rules come from</w:t>
-            </w:r>
+            <w:hyperlink r:id="rId156">
+              <w:r>
+                <w:rPr>
+                  <w:rStyle w:val="Hyperlink"/>
+                  <w:i/>
+                  <w:iCs/>
+                </w:rPr>
+                <w:t xml:space="preserve">Where the rules come from</w:t>
+              </w:r>
+            </w:hyperlink>
           </w:p>
         </w:tc>
         <w:tc>
@@ -15519,8 +16069,8 @@
         </w:tc>
       </w:tr>
     </w:tbl>
-    <w:bookmarkEnd w:id="52"/>
-    <w:bookmarkStart w:id="53" w:name="Xba6ba77899183ce46186f7e21435e31b80a74c1"/>
+    <w:bookmarkEnd w:id="157"/>
+    <w:bookmarkStart w:id="175" w:name="Xba6ba77899183ce46186f7e21435e31b80a74c1"/>
     <w:p>
       <w:pPr>
         <w:pStyle w:val="Heading3"/>
@@ -15648,26 +16198,32 @@
             <w:pPr>
               <w:pStyle w:val="Compact"/>
             </w:pPr>
-            <w:r>
-              <w:rPr>
-                <w:i/>
-                <w:iCs/>
-              </w:rPr>
-              <w:t xml:space="preserve">Hold the standard's own text locally, pinned by version</w:t>
-            </w:r>
+            <w:hyperlink r:id="rId158">
+              <w:r>
+                <w:rPr>
+                  <w:rStyle w:val="Hyperlink"/>
+                  <w:i/>
+                  <w:iCs/>
+                </w:rPr>
+                <w:t xml:space="preserve">Hold the standard's own text locally, pinned by version</w:t>
+              </w:r>
+            </w:hyperlink>
             <w:r>
               <w:t xml:space="preserve">;</w:t>
             </w:r>
             <w:r>
               <w:t xml:space="preserve"> </w:t>
             </w:r>
-            <w:r>
-              <w:rPr>
-                <w:i/>
-                <w:iCs/>
-              </w:rPr>
-              <w:t xml:space="preserve">Pin the corpus, and stamp the version on every number</w:t>
-            </w:r>
+            <w:hyperlink r:id="rId159">
+              <w:r>
+                <w:rPr>
+                  <w:rStyle w:val="Hyperlink"/>
+                  <w:i/>
+                  <w:iCs/>
+                </w:rPr>
+                <w:t xml:space="preserve">Pin the corpus, and stamp the version on every number</w:t>
+              </w:r>
+            </w:hyperlink>
           </w:p>
         </w:tc>
         <w:tc>
@@ -15722,13 +16278,16 @@
             <w:pPr>
               <w:pStyle w:val="Compact"/>
             </w:pPr>
-            <w:r>
-              <w:rPr>
-                <w:i/>
-                <w:iCs/>
-              </w:rPr>
-              <w:t xml:space="preserve">One computed record is the authority</w:t>
-            </w:r>
+            <w:hyperlink r:id="rId160">
+              <w:r>
+                <w:rPr>
+                  <w:rStyle w:val="Hyperlink"/>
+                  <w:i/>
+                  <w:iCs/>
+                </w:rPr>
+                <w:t xml:space="preserve">One computed record is the authority</w:t>
+              </w:r>
+            </w:hyperlink>
           </w:p>
         </w:tc>
         <w:tc>
@@ -15783,13 +16342,16 @@
             <w:pPr>
               <w:pStyle w:val="Compact"/>
             </w:pPr>
-            <w:r>
-              <w:rPr>
-                <w:i/>
-                <w:iCs/>
-              </w:rPr>
-              <w:t xml:space="preserve">A verdict vocabulary that cannot be misread</w:t>
-            </w:r>
+            <w:hyperlink r:id="rId161">
+              <w:r>
+                <w:rPr>
+                  <w:rStyle w:val="Hyperlink"/>
+                  <w:i/>
+                  <w:iCs/>
+                </w:rPr>
+                <w:t xml:space="preserve">A verdict vocabulary that cannot be misread</w:t>
+              </w:r>
+            </w:hyperlink>
             <w:r>
               <w:t xml:space="preserve">;</w:t>
             </w:r>
@@ -15872,13 +16434,16 @@
             <w:pPr>
               <w:pStyle w:val="Compact"/>
             </w:pPr>
-            <w:r>
-              <w:rPr>
-                <w:i/>
-                <w:iCs/>
-              </w:rPr>
-              <w:t xml:space="preserve">The decision procedure: ordered, first match wins</w:t>
-            </w:r>
+            <w:hyperlink r:id="rId162">
+              <w:r>
+                <w:rPr>
+                  <w:rStyle w:val="Hyperlink"/>
+                  <w:i/>
+                  <w:iCs/>
+                </w:rPr>
+                <w:t xml:space="preserve">The decision procedure: ordered, first match wins</w:t>
+              </w:r>
+            </w:hyperlink>
           </w:p>
         </w:tc>
         <w:tc>
@@ -15933,26 +16498,32 @@
             <w:pPr>
               <w:pStyle w:val="Compact"/>
             </w:pPr>
-            <w:r>
-              <w:rPr>
-                <w:i/>
-                <w:iCs/>
-              </w:rPr>
-              <w:t xml:space="preserve">Declare scope positively</w:t>
-            </w:r>
+            <w:hyperlink r:id="rId163">
+              <w:r>
+                <w:rPr>
+                  <w:rStyle w:val="Hyperlink"/>
+                  <w:i/>
+                  <w:iCs/>
+                </w:rPr>
+                <w:t xml:space="preserve">Declare scope positively</w:t>
+              </w:r>
+            </w:hyperlink>
             <w:r>
               <w:t xml:space="preserve">;</w:t>
             </w:r>
             <w:r>
               <w:t xml:space="preserve"> </w:t>
             </w:r>
-            <w:r>
-              <w:rPr>
-                <w:i/>
-                <w:iCs/>
-              </w:rPr>
-              <w:t xml:space="preserve">One requirement x one declared configuration is the reviewable unit</w:t>
-            </w:r>
+            <w:hyperlink r:id="rId164">
+              <w:r>
+                <w:rPr>
+                  <w:rStyle w:val="Hyperlink"/>
+                  <w:i/>
+                  <w:iCs/>
+                </w:rPr>
+                <w:t xml:space="preserve">One requirement x one declared configuration is the reviewable unit</w:t>
+              </w:r>
+            </w:hyperlink>
           </w:p>
         </w:tc>
         <w:tc>
@@ -16007,13 +16578,16 @@
             <w:pPr>
               <w:pStyle w:val="Compact"/>
             </w:pPr>
-            <w:r>
-              <w:rPr>
-                <w:i/>
-                <w:iCs/>
-              </w:rPr>
-              <w:t xml:space="preserve">Not applicable must be argued, never assumed</w:t>
-            </w:r>
+            <w:hyperlink r:id="rId165">
+              <w:r>
+                <w:rPr>
+                  <w:rStyle w:val="Hyperlink"/>
+                  <w:i/>
+                  <w:iCs/>
+                </w:rPr>
+                <w:t xml:space="preserve">Not applicable must be argued, never assumed</w:t>
+              </w:r>
+            </w:hyperlink>
           </w:p>
         </w:tc>
         <w:tc>
@@ -16068,26 +16642,32 @@
             <w:pPr>
               <w:pStyle w:val="Compact"/>
             </w:pPr>
-            <w:r>
-              <w:rPr>
-                <w:i/>
-                <w:iCs/>
-              </w:rPr>
-              <w:t xml:space="preserve">Evidence: an anchor a machine can re-check</w:t>
-            </w:r>
+            <w:hyperlink r:id="rId166">
+              <w:r>
+                <w:rPr>
+                  <w:rStyle w:val="Hyperlink"/>
+                  <w:i/>
+                  <w:iCs/>
+                </w:rPr>
+                <w:t xml:space="preserve">Evidence: an anchor a machine can re-check</w:t>
+              </w:r>
+            </w:hyperlink>
             <w:r>
               <w:t xml:space="preserve">;</w:t>
             </w:r>
             <w:r>
               <w:t xml:space="preserve"> </w:t>
             </w:r>
-            <w:r>
-              <w:rPr>
-                <w:i/>
-                <w:iCs/>
-              </w:rPr>
-              <w:t xml:space="preserve">Anchor to a token, not to a line number</w:t>
-            </w:r>
+            <w:hyperlink r:id="rId167">
+              <w:r>
+                <w:rPr>
+                  <w:rStyle w:val="Hyperlink"/>
+                  <w:i/>
+                  <w:iCs/>
+                </w:rPr>
+                <w:t xml:space="preserve">Anchor to a token, not to a line number</w:t>
+              </w:r>
+            </w:hyperlink>
           </w:p>
         </w:tc>
         <w:tc>
@@ -16142,13 +16722,16 @@
             <w:pPr>
               <w:pStyle w:val="Compact"/>
             </w:pPr>
-            <w:r>
-              <w:rPr>
-                <w:i/>
-                <w:iCs/>
-              </w:rPr>
-              <w:t xml:space="preserve">An absence claim without a live positive control is void</w:t>
-            </w:r>
+            <w:hyperlink r:id="rId168">
+              <w:r>
+                <w:rPr>
+                  <w:rStyle w:val="Hyperlink"/>
+                  <w:i/>
+                  <w:iCs/>
+                </w:rPr>
+                <w:t xml:space="preserve">An absence claim without a live positive control is void</w:t>
+              </w:r>
+            </w:hyperlink>
           </w:p>
         </w:tc>
         <w:tc>
@@ -16203,13 +16786,16 @@
             <w:pPr>
               <w:pStyle w:val="Compact"/>
             </w:pPr>
-            <w:r>
-              <w:rPr>
-                <w:i/>
-                <w:iCs/>
-              </w:rPr>
-              <w:t xml:space="preserve">Never score against a paraphrase</w:t>
-            </w:r>
+            <w:hyperlink r:id="rId169">
+              <w:r>
+                <w:rPr>
+                  <w:rStyle w:val="Hyperlink"/>
+                  <w:i/>
+                  <w:iCs/>
+                </w:rPr>
+                <w:t xml:space="preserve">Never score against a paraphrase</w:t>
+              </w:r>
+            </w:hyperlink>
           </w:p>
         </w:tc>
         <w:tc>
@@ -16264,13 +16850,16 @@
             <w:pPr>
               <w:pStyle w:val="Compact"/>
             </w:pPr>
-            <w:r>
-              <w:rPr>
-                <w:i/>
-                <w:iCs/>
-              </w:rPr>
-              <w:t xml:space="preserve">How to read a movement in the numbers</w:t>
-            </w:r>
+            <w:hyperlink r:id="rId170">
+              <w:r>
+                <w:rPr>
+                  <w:rStyle w:val="Hyperlink"/>
+                  <w:i/>
+                  <w:iCs/>
+                </w:rPr>
+                <w:t xml:space="preserve">How to read a movement in the numbers</w:t>
+              </w:r>
+            </w:hyperlink>
           </w:p>
         </w:tc>
         <w:tc>
@@ -16325,13 +16914,16 @@
             <w:pPr>
               <w:pStyle w:val="Compact"/>
             </w:pPr>
-            <w:r>
-              <w:rPr>
-                <w:i/>
-                <w:iCs/>
-              </w:rPr>
-              <w:t xml:space="preserve">Make the reviewer execute the citation, not read it</w:t>
-            </w:r>
+            <w:hyperlink r:id="rId171">
+              <w:r>
+                <w:rPr>
+                  <w:rStyle w:val="Hyperlink"/>
+                  <w:i/>
+                  <w:iCs/>
+                </w:rPr>
+                <w:t xml:space="preserve">Make the reviewer execute the citation, not read it</w:t>
+              </w:r>
+            </w:hyperlink>
           </w:p>
         </w:tc>
         <w:tc>
@@ -16386,13 +16978,16 @@
             <w:pPr>
               <w:pStyle w:val="Compact"/>
             </w:pPr>
-            <w:r>
-              <w:rPr>
-                <w:i/>
-                <w:iCs/>
-              </w:rPr>
-              <w:t xml:space="preserve">Deployment-time controls in software nobody has deployed</w:t>
-            </w:r>
+            <w:hyperlink r:id="rId172">
+              <w:r>
+                <w:rPr>
+                  <w:rStyle w:val="Hyperlink"/>
+                  <w:i/>
+                  <w:iCs/>
+                </w:rPr>
+                <w:t xml:space="preserve">Deployment-time controls in software nobody has deployed</w:t>
+              </w:r>
+            </w:hyperlink>
           </w:p>
         </w:tc>
         <w:tc>
@@ -16447,13 +17042,16 @@
             <w:pPr>
               <w:pStyle w:val="Compact"/>
             </w:pPr>
-            <w:r>
-              <w:rPr>
-                <w:i/>
-                <w:iCs/>
-              </w:rPr>
-              <w:t xml:space="preserve">Partitioning the work across agents</w:t>
-            </w:r>
+            <w:hyperlink r:id="rId173">
+              <w:r>
+                <w:rPr>
+                  <w:rStyle w:val="Hyperlink"/>
+                  <w:i/>
+                  <w:iCs/>
+                </w:rPr>
+                <w:t xml:space="preserve">Partitioning the work across agents</w:t>
+              </w:r>
+            </w:hyperlink>
           </w:p>
         </w:tc>
         <w:tc>
@@ -16508,13 +17106,16 @@
             <w:pPr>
               <w:pStyle w:val="Compact"/>
             </w:pPr>
-            <w:r>
-              <w:rPr>
-                <w:i/>
-                <w:iCs/>
-              </w:rPr>
-              <w:t xml:space="preserve">Checklist</w:t>
-            </w:r>
+            <w:hyperlink r:id="rId174">
+              <w:r>
+                <w:rPr>
+                  <w:rStyle w:val="Hyperlink"/>
+                  <w:i/>
+                  <w:iCs/>
+                </w:rPr>
+                <w:t xml:space="preserve">Checklist</w:t>
+              </w:r>
+            </w:hyperlink>
           </w:p>
         </w:tc>
         <w:tc>
@@ -16559,9 +17160,9 @@
         </w:pict>
       </w:r>
     </w:p>
-    <w:bookmarkEnd w:id="53"/>
-    <w:bookmarkEnd w:id="54"/>
-    <w:bookmarkStart w:id="55" w:name="adapting-this-page-to-your-setting"/>
+    <w:bookmarkEnd w:id="175"/>
+    <w:bookmarkEnd w:id="176"/>
+    <w:bookmarkStart w:id="177" w:name="adapting-this-page-to-your-setting"/>
     <w:p>
       <w:pPr>
         <w:pStyle w:val="Heading2"/>
@@ -16816,8 +17417,8 @@
         <w:t xml:space="preserve">concluding the question no longer arises is the failure.</w:t>
       </w:r>
     </w:p>
-    <w:bookmarkEnd w:id="55"/>
-    <w:bookmarkStart w:id="57" w:name="related"/>
+    <w:bookmarkEnd w:id="177"/>
+    <w:bookmarkStart w:id="179" w:name="related"/>
     <w:p>
       <w:pPr>
         <w:pStyle w:val="Heading2"/>
@@ -16910,7 +17511,7 @@
             <w:pPr>
               <w:pStyle w:val="Compact"/>
             </w:pPr>
-            <w:hyperlink r:id="rId31">
+            <w:hyperlink r:id="rId33">
               <w:r>
                 <w:rPr>
                   <w:rStyle w:val="Hyperlink"/>
@@ -16939,7 +17540,7 @@
             <w:pPr>
               <w:pStyle w:val="Compact"/>
             </w:pPr>
-            <w:hyperlink r:id="rId39">
+            <w:hyperlink r:id="rId44">
               <w:r>
                 <w:rPr>
                   <w:rStyle w:val="Hyperlink"/>
@@ -16992,7 +17593,7 @@
             <w:pPr>
               <w:pStyle w:val="Compact"/>
             </w:pPr>
-            <w:hyperlink r:id="rId56">
+            <w:hyperlink r:id="rId178">
               <w:r>
                 <w:rPr>
                   <w:rStyle w:val="Hyperlink"/>
@@ -17050,7 +17651,7 @@
             <w:pPr>
               <w:pStyle w:val="Compact"/>
             </w:pPr>
-            <w:hyperlink r:id="rId24">
+            <w:hyperlink r:id="rId25">
               <w:r>
                 <w:rPr>
                   <w:rStyle w:val="Hyperlink"/>
@@ -17079,7 +17680,7 @@
             <w:pPr>
               <w:pStyle w:val="Compact"/>
             </w:pPr>
-            <w:hyperlink r:id="rId30">
+            <w:hyperlink r:id="rId31">
               <w:r>
                 <w:rPr>
                   <w:rStyle w:val="Hyperlink"/>
@@ -17091,8 +17692,8 @@
         </w:tc>
       </w:tr>
     </w:tbl>
-    <w:bookmarkEnd w:id="57"/>
-    <w:bookmarkEnd w:id="58"/>
+    <w:bookmarkEnd w:id="179"/>
+    <w:bookmarkEnd w:id="180"/>
     <w:sectPr>
       <w:footnotePr>
         <w:numRestart w:val="eachSect"/>

--- a/docs/standards/word/ADOPTING-THESE.docx
+++ b/docs/standards/word/ADOPTING-THESE.docx
@@ -373,19 +373,7 @@
           <w:rPr>
             <w:rStyle w:val="Hyperlink"/>
           </w:rPr>
-          <w:t xml:space="preserve">Secure</w:t>
-        </w:r>
-        <w:r>
-          <w:rPr>
-            <w:rStyle w:val="Hyperlink"/>
-          </w:rPr>
-          <w:t xml:space="preserve"> </w:t>
-        </w:r>
-        <w:r>
-          <w:rPr>
-            <w:rStyle w:val="Hyperlink"/>
-          </w:rPr>
-          <w:t xml:space="preserve">development</w:t>
+          <w:t xml:space="preserve">Secure development</w:t>
         </w:r>
       </w:hyperlink>
       <w:r>
@@ -544,19 +532,7 @@
           <w:rPr>
             <w:rStyle w:val="Hyperlink"/>
           </w:rPr>
-          <w:t xml:space="preserve">AI-assisted</w:t>
-        </w:r>
-        <w:r>
-          <w:rPr>
-            <w:rStyle w:val="Hyperlink"/>
-          </w:rPr>
-          <w:t xml:space="preserve"> </w:t>
-        </w:r>
-        <w:r>
-          <w:rPr>
-            <w:rStyle w:val="Hyperlink"/>
-          </w:rPr>
-          <w:t xml:space="preserve">development</w:t>
+          <w:t xml:space="preserve">AI-assisted development</w:t>
         </w:r>
       </w:hyperlink>
       <w:r>
@@ -994,27 +970,17 @@
             <w:i/>
             <w:iCs/>
           </w:rPr>
-          <w:t xml:space="preserve">"The order</w:t>
-        </w:r>
-        <w:r>
-          <w:rPr>
-            <w:rStyle w:val="Hyperlink"/>
-            <w:i/>
-            <w:iCs/>
-          </w:rPr>
-          <w:t xml:space="preserve"> </w:t>
-        </w:r>
-        <w:r>
-          <w:rPr>
-            <w:rStyle w:val="Hyperlink"/>
-            <w:i/>
-            <w:iCs/>
-          </w:rPr>
-          <w:t xml:space="preserve">to read them in"</w:t>
+          <w:t xml:space="preserve">"The order to read them in"</w:t>
         </w:r>
       </w:hyperlink>
       <w:r>
-        <w:t xml:space="preserve">. That section tells you what to read; this page tells you what to do with it.</w:t>
+        <w:t xml:space="preserve">. That section tells you what</w:t>
+      </w:r>
+      <w:r>
+        <w:t xml:space="preserve"> </w:t>
+      </w:r>
+      <w:r>
+        <w:t xml:space="preserve">to read; this page tells you what to do with it.</w:t>
       </w:r>
     </w:p>
     <w:p>
@@ -2448,19 +2414,7 @@
           <w:rPr>
             <w:rStyle w:val="Hyperlink"/>
           </w:rPr>
-          <w:t xml:space="preserve">Dependency</w:t>
-        </w:r>
-        <w:r>
-          <w:rPr>
-            <w:rStyle w:val="Hyperlink"/>
-          </w:rPr>
-          <w:t xml:space="preserve"> </w:t>
-        </w:r>
-        <w:r>
-          <w:rPr>
-            <w:rStyle w:val="Hyperlink"/>
-          </w:rPr>
-          <w:t xml:space="preserve">integrity</w:t>
+          <w:t xml:space="preserve">Dependency integrity</w:t>
         </w:r>
       </w:hyperlink>
       <w:r>
@@ -2481,13 +2435,13 @@
         </w:r>
       </w:hyperlink>
       <w:r>
-        <w:t xml:space="preserve">. The other two</w:t>
-      </w:r>
-      <w:r>
-        <w:t xml:space="preserve"> </w:t>
-      </w:r>
-      <w:r>
-        <w:t xml:space="preserve">do not, and the difference matters:</w:t>
+        <w:t xml:space="preserve">.</w:t>
+      </w:r>
+      <w:r>
+        <w:t xml:space="preserve"> </w:t>
+      </w:r>
+      <w:r>
+        <w:t xml:space="preserve">The other two do not, and the difference matters:</w:t>
       </w:r>
       <w:r>
         <w:t xml:space="preserve"> </w:t>
@@ -3075,19 +3029,7 @@
           <w:rPr>
             <w:rStyle w:val="Hyperlink"/>
           </w:rPr>
-          <w:t xml:space="preserve">AI-assisted</w:t>
-        </w:r>
-        <w:r>
-          <w:rPr>
-            <w:rStyle w:val="Hyperlink"/>
-          </w:rPr>
-          <w:t xml:space="preserve"> </w:t>
-        </w:r>
-        <w:r>
-          <w:rPr>
-            <w:rStyle w:val="Hyperlink"/>
-          </w:rPr>
-          <w:t xml:space="preserve">development</w:t>
+          <w:t xml:space="preserve">AI-assisted development</w:t>
         </w:r>
       </w:hyperlink>
       <w:r>
@@ -3114,19 +3056,7 @@
           <w:rPr>
             <w:rStyle w:val="Hyperlink"/>
           </w:rPr>
-          <w:t xml:space="preserve">Secure</w:t>
-        </w:r>
-        <w:r>
-          <w:rPr>
-            <w:rStyle w:val="Hyperlink"/>
-          </w:rPr>
-          <w:t xml:space="preserve"> </w:t>
-        </w:r>
-        <w:r>
-          <w:rPr>
-            <w:rStyle w:val="Hyperlink"/>
-          </w:rPr>
-          <w:t xml:space="preserve">development</w:t>
+          <w:t xml:space="preserve">Secure development</w:t>
         </w:r>
       </w:hyperlink>
       <w:r>
@@ -3140,7 +3070,7 @@
           <w:i/>
           <w:iCs/>
         </w:rPr>
-        <w:t xml:space="preserve">"Self-review is a documented deviation, not a satisfied</w:t>
+        <w:t xml:space="preserve">"Self-review is a documented deviation, not a</w:t>
       </w:r>
       <w:r>
         <w:rPr>
@@ -3154,7 +3084,7 @@
           <w:i/>
           <w:iCs/>
         </w:rPr>
-        <w:t xml:space="preserve">control"</w:t>
+        <w:t xml:space="preserve">satisfied control"</w:t>
       </w:r>
       <w:r>
         <w:t xml:space="preserve">, and in</w:t>
@@ -3184,19 +3114,19 @@
         <w:t xml:space="preserve">"When review is self-review"</w:t>
       </w:r>
       <w:r>
-        <w:t xml:space="preserve">. Note what it does</w:t>
-      </w:r>
-      <w:r>
-        <w:t xml:space="preserve"> </w:t>
-      </w:r>
-      <w:r>
-        <w:t xml:space="preserve">not do: it does not drop the practice. The requirement stays unmet, named and dated, with an event</w:t>
-      </w:r>
-      <w:r>
-        <w:t xml:space="preserve"> </w:t>
-      </w:r>
-      <w:r>
-        <w:t xml:space="preserve">that ends the arrangement.</w:t>
+        <w:t xml:space="preserve">. Note</w:t>
+      </w:r>
+      <w:r>
+        <w:t xml:space="preserve"> </w:t>
+      </w:r>
+      <w:r>
+        <w:t xml:space="preserve">what it does not do: it does not drop the practice. The requirement stays unmet, named and dated,</w:t>
+      </w:r>
+      <w:r>
+        <w:t xml:space="preserve"> </w:t>
+      </w:r>
+      <w:r>
+        <w:t xml:space="preserve">with an event that ends the arrangement.</w:t>
       </w:r>
     </w:p>
     <w:bookmarkEnd w:id="28"/>
@@ -3471,19 +3401,7 @@
           <w:rPr>
             <w:rStyle w:val="Hyperlink"/>
           </w:rPr>
-          <w:t xml:space="preserve">Case study: a drift</w:t>
-        </w:r>
-        <w:r>
-          <w:rPr>
-            <w:rStyle w:val="Hyperlink"/>
-          </w:rPr>
-          <w:t xml:space="preserve"> </w:t>
-        </w:r>
-        <w:r>
-          <w:rPr>
-            <w:rStyle w:val="Hyperlink"/>
-          </w:rPr>
-          <w:t xml:space="preserve">audit</w:t>
+          <w:t xml:space="preserve">Case study: a drift audit</w:t>
         </w:r>
       </w:hyperlink>
       <w:r>
@@ -3497,30 +3415,16 @@
           <w:i/>
           <w:iCs/>
         </w:rPr>
-        <w:t xml:space="preserve">"A control with no receipts cannot be ranked, fixed, or</w:t>
-      </w:r>
-      <w:r>
-        <w:rPr>
-          <w:i/>
-          <w:iCs/>
-        </w:rPr>
-        <w:t xml:space="preserve"> </w:t>
-      </w:r>
-      <w:r>
-        <w:rPr>
-          <w:i/>
-          <w:iCs/>
-        </w:rPr>
-        <w:t xml:space="preserve">defended"</w:t>
-      </w:r>
-      <w:r>
-        <w:t xml:space="preserve">). A prioritization scheme that cannot be checked is the same defect named elsewhere as a</w:t>
-      </w:r>
-      <w:r>
-        <w:t xml:space="preserve"> </w:t>
-      </w:r>
-      <w:r>
-        <w:t xml:space="preserve">control that cannot fail.</w:t>
+        <w:t xml:space="preserve">"A control with no receipts cannot be ranked, fixed, or defended"</w:t>
+      </w:r>
+      <w:r>
+        <w:t xml:space="preserve">). A prioritization scheme that</w:t>
+      </w:r>
+      <w:r>
+        <w:t xml:space="preserve"> </w:t>
+      </w:r>
+      <w:r>
+        <w:t xml:space="preserve">cannot be checked is the same defect named elsewhere as a control that cannot fail.</w:t>
       </w:r>
     </w:p>
     <w:p>
@@ -4159,19 +4063,7 @@
           <w:rPr>
             <w:rStyle w:val="Hyperlink"/>
           </w:rPr>
-          <w:t xml:space="preserve">AI-assisted</w:t>
-        </w:r>
-        <w:r>
-          <w:rPr>
-            <w:rStyle w:val="Hyperlink"/>
-          </w:rPr>
-          <w:t xml:space="preserve"> </w:t>
-        </w:r>
-        <w:r>
-          <w:rPr>
-            <w:rStyle w:val="Hyperlink"/>
-          </w:rPr>
-          <w:t xml:space="preserve">development</w:t>
+          <w:t xml:space="preserve">AI-assisted development</w:t>
         </w:r>
       </w:hyperlink>
       <w:r>
@@ -4185,19 +4077,7 @@
           <w:rPr>
             <w:rStyle w:val="Hyperlink"/>
           </w:rPr>
-          <w:t xml:space="preserve">Code</w:t>
-        </w:r>
-        <w:r>
-          <w:rPr>
-            <w:rStyle w:val="Hyperlink"/>
-          </w:rPr>
-          <w:t xml:space="preserve"> </w:t>
-        </w:r>
-        <w:r>
-          <w:rPr>
-            <w:rStyle w:val="Hyperlink"/>
-          </w:rPr>
-          <w:t xml:space="preserve">quality</w:t>
+          <w:t xml:space="preserve">Code quality</w:t>
         </w:r>
       </w:hyperlink>
       <w:r>
@@ -4214,19 +4094,7 @@
           <w:rPr>
             <w:rStyle w:val="Hyperlink"/>
           </w:rPr>
-          <w:t xml:space="preserve">Dependency</w:t>
-        </w:r>
-        <w:r>
-          <w:rPr>
-            <w:rStyle w:val="Hyperlink"/>
-          </w:rPr>
-          <w:t xml:space="preserve"> </w:t>
-        </w:r>
-        <w:r>
-          <w:rPr>
-            <w:rStyle w:val="Hyperlink"/>
-          </w:rPr>
-          <w:t xml:space="preserve">integrity</w:t>
+          <w:t xml:space="preserve">Dependency integrity</w:t>
         </w:r>
       </w:hyperlink>
       <w:r>
@@ -4249,19 +4117,13 @@
         <w:t xml:space="preserve"> </w:t>
       </w:r>
       <w:r>
-        <w:t xml:space="preserve">section</w:t>
-      </w:r>
-      <w:r>
-        <w:t xml:space="preserve"> </w:t>
-      </w:r>
-      <w:r>
-        <w:t xml:space="preserve">ordered by its own leverage, and each opens with a measurement rather than a build. The layer table is the</w:t>
-      </w:r>
-      <w:r>
-        <w:t xml:space="preserve"> </w:t>
-      </w:r>
-      <w:r>
-        <w:t xml:space="preserve">cross-document order those three lists cannot express.</w:t>
+        <w:t xml:space="preserve">section ordered by its own leverage, and each opens with a measurement rather</w:t>
+      </w:r>
+      <w:r>
+        <w:t xml:space="preserve"> </w:t>
+      </w:r>
+      <w:r>
+        <w:t xml:space="preserve">than a build. The layer table is the cross-document order those three lists cannot express.</w:t>
       </w:r>
       <w:r>
         <w:t xml:space="preserve"> </w:t>
@@ -4278,7 +4140,13 @@
         <w:t xml:space="preserve"> </w:t>
       </w:r>
       <w:r>
-        <w:t xml:space="preserve">no longer carries one; its own opening points at the two sections to start from.</w:t>
+        <w:t xml:space="preserve">no longer carries one; its own opening points at the two</w:t>
+      </w:r>
+      <w:r>
+        <w:t xml:space="preserve"> </w:t>
+      </w:r>
+      <w:r>
+        <w:t xml:space="preserve">sections to start from.</w:t>
       </w:r>
     </w:p>
     <w:p>
@@ -4322,26 +4190,20 @@
         <w:t xml:space="preserve"> </w:t>
       </w:r>
       <w:r>
-        <w:t xml:space="preserve">placement is a derived value and must be re-derived after any repair (</w:t>
+        <w:t xml:space="preserve">placement is a derived value and must be re-derived after any repair</w:t>
+      </w:r>
+      <w:r>
+        <w:t xml:space="preserve"> </w:t>
+      </w:r>
+      <w:r>
+        <w:t xml:space="preserve">(</w:t>
       </w:r>
       <w:hyperlink r:id="rId16">
         <w:r>
           <w:rPr>
             <w:rStyle w:val="Hyperlink"/>
           </w:rPr>
-          <w:t xml:space="preserve">CI and</w:t>
-        </w:r>
-        <w:r>
-          <w:rPr>
-            <w:rStyle w:val="Hyperlink"/>
-          </w:rPr>
-          <w:t xml:space="preserve"> </w:t>
-        </w:r>
-        <w:r>
-          <w:rPr>
-            <w:rStyle w:val="Hyperlink"/>
-          </w:rPr>
-          <w:t xml:space="preserve">standards</w:t>
+          <w:t xml:space="preserve">CI and standards</w:t>
         </w:r>
       </w:hyperlink>
       <w:r>
@@ -4478,19 +4340,7 @@
           <w:rPr>
             <w:rStyle w:val="Hyperlink"/>
           </w:rPr>
-          <w:t xml:space="preserve">AI-assisted</w:t>
-        </w:r>
-        <w:r>
-          <w:rPr>
-            <w:rStyle w:val="Hyperlink"/>
-          </w:rPr>
-          <w:t xml:space="preserve"> </w:t>
-        </w:r>
-        <w:r>
-          <w:rPr>
-            <w:rStyle w:val="Hyperlink"/>
-          </w:rPr>
-          <w:t xml:space="preserve">development</w:t>
+          <w:t xml:space="preserve">AI-assisted development</w:t>
         </w:r>
       </w:hyperlink>
       <w:r>
@@ -4531,55 +4381,13 @@
         <w:t xml:space="preserve"> </w:t>
       </w:r>
       <w:r>
-        <w:t xml:space="preserve">coverage, and the two are indistinguishable from a green badge (</w:t>
-      </w:r>
-      <w:hyperlink r:id="rId16">
-        <w:r>
-          <w:rPr>
-            <w:rStyle w:val="Hyperlink"/>
-          </w:rPr>
-          <w:t xml:space="preserve">CI and</w:t>
-        </w:r>
-        <w:r>
-          <w:rPr>
-            <w:rStyle w:val="Hyperlink"/>
-          </w:rPr>
-          <w:t xml:space="preserve"> </w:t>
-        </w:r>
-        <w:r>
-          <w:rPr>
-            <w:rStyle w:val="Hyperlink"/>
-          </w:rPr>
-          <w:t xml:space="preserve">standards</w:t>
-        </w:r>
-      </w:hyperlink>
-      <w:r>
-        <w:t xml:space="preserve">,</w:t>
-      </w:r>
-      <w:r>
-        <w:t xml:space="preserve"> </w:t>
-      </w:r>
-      <w:r>
-        <w:rPr>
-          <w:i/>
-          <w:iCs/>
-        </w:rPr>
-        <w:t xml:space="preserve">"Blocking and advisory are not the same coverage"</w:t>
-      </w:r>
-      <w:r>
-        <w:t xml:space="preserve">). Where a</w:t>
-      </w:r>
-      <w:r>
-        <w:t xml:space="preserve"> </w:t>
-      </w:r>
-      <w:r>
-        <w:t xml:space="preserve">rule cannot be automated, record it as convention-only and therefore unenforced rather than letting</w:t>
-      </w:r>
-      <w:r>
-        <w:t xml:space="preserve"> </w:t>
-      </w:r>
-      <w:r>
-        <w:t xml:space="preserve">it pass as covered (</w:t>
+        <w:t xml:space="preserve">coverage, and the two are indistinguishable from a green badge</w:t>
+      </w:r>
+      <w:r>
+        <w:t xml:space="preserve"> </w:t>
+      </w:r>
+      <w:r>
+        <w:t xml:space="preserve">(</w:t>
       </w:r>
       <w:hyperlink r:id="rId16">
         <w:r>
@@ -4600,21 +4408,57 @@
           <w:i/>
           <w:iCs/>
         </w:rPr>
-        <w:t xml:space="preserve">"Ship the guard the same day as the</w:t>
+        <w:t xml:space="preserve">"Blocking and advisory are not the same coverage"</w:t>
+      </w:r>
+      <w:r>
+        <w:t xml:space="preserve">).</w:t>
+      </w:r>
+      <w:r>
+        <w:t xml:space="preserve"> </w:t>
+      </w:r>
+      <w:r>
+        <w:t xml:space="preserve">Where a rule cannot be automated, record it as convention-only and therefore unenforced rather than</w:t>
+      </w:r>
+      <w:r>
+        <w:t xml:space="preserve"> </w:t>
+      </w:r>
+      <w:r>
+        <w:t xml:space="preserve">letting it pass as covered (</w:t>
+      </w:r>
+      <w:hyperlink r:id="rId16">
+        <w:r>
+          <w:rPr>
+            <w:rStyle w:val="Hyperlink"/>
+          </w:rPr>
+          <w:t xml:space="preserve">CI and standards</w:t>
+        </w:r>
+      </w:hyperlink>
+      <w:r>
+        <w:t xml:space="preserve">,</w:t>
+      </w:r>
+      <w:r>
+        <w:t xml:space="preserve"> </w:t>
       </w:r>
       <w:r>
         <w:rPr>
           <w:i/>
           <w:iCs/>
         </w:rPr>
-        <w:t xml:space="preserve"> </w:t>
+        <w:t xml:space="preserve">"Ship the guard the same</w:t>
       </w:r>
       <w:r>
         <w:rPr>
           <w:i/>
           <w:iCs/>
         </w:rPr>
-        <w:t xml:space="preserve">rule"</w:t>
+        <w:t xml:space="preserve"> </w:t>
+      </w:r>
+      <w:r>
+        <w:rPr>
+          <w:i/>
+          <w:iCs/>
+        </w:rPr>
+        <w:t xml:space="preserve">day as the rule"</w:t>
       </w:r>
       <w:r>
         <w:t xml:space="preserve">).</w:t>
@@ -4842,19 +4686,7 @@
           <w:rPr>
             <w:rStyle w:val="Hyperlink"/>
           </w:rPr>
-          <w:t xml:space="preserve">Dependency</w:t>
-        </w:r>
-        <w:r>
-          <w:rPr>
-            <w:rStyle w:val="Hyperlink"/>
-          </w:rPr>
-          <w:t xml:space="preserve"> </w:t>
-        </w:r>
-        <w:r>
-          <w:rPr>
-            <w:rStyle w:val="Hyperlink"/>
-          </w:rPr>
-          <w:t xml:space="preserve">integrity</w:t>
+          <w:t xml:space="preserve">Dependency integrity</w:t>
         </w:r>
       </w:hyperlink>
       <w:r>
@@ -4868,7 +4700,7 @@
           <w:i/>
           <w:iCs/>
         </w:rPr>
-        <w:t xml:space="preserve">"Roll a blocking verification control out in audit mode</w:t>
+        <w:t xml:space="preserve">"Roll a blocking verification control out in</w:t>
       </w:r>
       <w:r>
         <w:rPr>
@@ -4882,7 +4714,7 @@
           <w:i/>
           <w:iCs/>
         </w:rPr>
-        <w:t xml:space="preserve">first"</w:t>
+        <w:t xml:space="preserve">audit mode first"</w:t>
       </w:r>
       <w:r>
         <w:t xml:space="preserve">.</w:t>
@@ -4992,19 +4824,7 @@
           <w:rPr>
             <w:rStyle w:val="Hyperlink"/>
           </w:rPr>
-          <w:t xml:space="preserve">the leak</w:t>
-        </w:r>
-        <w:r>
-          <w:rPr>
-            <w:rStyle w:val="Hyperlink"/>
-          </w:rPr>
-          <w:t xml:space="preserve"> </w:t>
-        </w:r>
-        <w:r>
-          <w:rPr>
-            <w:rStyle w:val="Hyperlink"/>
-          </w:rPr>
-          <w:t xml:space="preserve">gate</w:t>
+          <w:t xml:space="preserve">the leak gate</w:t>
         </w:r>
       </w:hyperlink>
       <w:r>
@@ -5177,19 +4997,7 @@
           <w:rPr>
             <w:rStyle w:val="Hyperlink"/>
           </w:rPr>
-          <w:t xml:space="preserve">AI-assisted</w:t>
-        </w:r>
-        <w:r>
-          <w:rPr>
-            <w:rStyle w:val="Hyperlink"/>
-          </w:rPr>
-          <w:t xml:space="preserve"> </w:t>
-        </w:r>
-        <w:r>
-          <w:rPr>
-            <w:rStyle w:val="Hyperlink"/>
-          </w:rPr>
-          <w:t xml:space="preserve">development</w:t>
+          <w:t xml:space="preserve">AI-assisted development</w:t>
         </w:r>
       </w:hyperlink>
       <w:r>
@@ -5203,7 +5011,21 @@
           <w:i/>
           <w:iCs/>
         </w:rPr>
-        <w:t xml:space="preserve">"A commit scanner is not a live interceptor"</w:t>
+        <w:t xml:space="preserve">"A commit scanner is not a live</w:t>
+      </w:r>
+      <w:r>
+        <w:rPr>
+          <w:i/>
+          <w:iCs/>
+        </w:rPr>
+        <w:t xml:space="preserve"> </w:t>
+      </w:r>
+      <w:r>
+        <w:rPr>
+          <w:i/>
+          <w:iCs/>
+        </w:rPr>
+        <w:t xml:space="preserve">interceptor"</w:t>
       </w:r>
       <w:r>
         <w:t xml:space="preserve">.</w:t>
@@ -5244,19 +5066,7 @@
           <w:rPr>
             <w:rStyle w:val="Hyperlink"/>
           </w:rPr>
-          <w:t xml:space="preserve">Secure</w:t>
-        </w:r>
-        <w:r>
-          <w:rPr>
-            <w:rStyle w:val="Hyperlink"/>
-          </w:rPr>
-          <w:t xml:space="preserve"> </w:t>
-        </w:r>
-        <w:r>
-          <w:rPr>
-            <w:rStyle w:val="Hyperlink"/>
-          </w:rPr>
-          <w:t xml:space="preserve">development</w:t>
+          <w:t xml:space="preserve">Secure development</w:t>
         </w:r>
       </w:hyperlink>
       <w:r>
@@ -5747,38 +5557,26 @@
           <w:rPr>
             <w:rStyle w:val="Hyperlink"/>
           </w:rPr>
-          <w:t xml:space="preserve">the</w:t>
-        </w:r>
-        <w:r>
-          <w:rPr>
-            <w:rStyle w:val="Hyperlink"/>
-          </w:rPr>
-          <w:t xml:space="preserve"> </w:t>
-        </w:r>
-        <w:r>
-          <w:rPr>
-            <w:rStyle w:val="Hyperlink"/>
-          </w:rPr>
-          <w:t xml:space="preserve">overview</w:t>
+          <w:t xml:space="preserve">the overview</w:t>
         </w:r>
       </w:hyperlink>
       <w:r>
         <w:t xml:space="preserve"> </w:t>
       </w:r>
       <w:r>
-        <w:t xml:space="preserve">calls its controls the most mechanical of the set and the one most likely to</w:t>
-      </w:r>
-      <w:r>
-        <w:t xml:space="preserve"> </w:t>
-      </w:r>
-      <w:r>
-        <w:t xml:space="preserve">be adopted close to whole, and because it holds both a clear Partial and a control that can never be</w:t>
-      </w:r>
-      <w:r>
-        <w:t xml:space="preserve"> </w:t>
-      </w:r>
-      <w:r>
-        <w:t xml:space="preserve">automated.</w:t>
+        <w:t xml:space="preserve">calls its controls the most mechanical of the set and the one most</w:t>
+      </w:r>
+      <w:r>
+        <w:t xml:space="preserve"> </w:t>
+      </w:r>
+      <w:r>
+        <w:t xml:space="preserve">likely to be adopted close to whole, and because it holds both a clear Partial and a control that</w:t>
+      </w:r>
+      <w:r>
+        <w:t xml:space="preserve"> </w:t>
+      </w:r>
+      <w:r>
+        <w:t xml:space="preserve">can never be automated.</w:t>
       </w:r>
     </w:p>
     <w:bookmarkStart w:id="49" w:name="step-1----the-baseline"/>
@@ -6515,23 +6313,7 @@
             <w:i/>
             <w:iCs/>
           </w:rPr>
-          <w:t xml:space="preserve">Every manifest in the repository</w:t>
-        </w:r>
-        <w:r>
-          <w:rPr>
-            <w:rStyle w:val="Hyperlink"/>
-            <w:i/>
-            <w:iCs/>
-          </w:rPr>
-          <w:t xml:space="preserve"> </w:t>
-        </w:r>
-        <w:r>
-          <w:rPr>
-            <w:rStyle w:val="Hyperlink"/>
-            <w:i/>
-            <w:iCs/>
-          </w:rPr>
-          <w:t xml:space="preserve">needs its own audit net</w:t>
+          <w:t xml:space="preserve">Every manifest in the repository needs its own audit net</w:t>
         </w:r>
       </w:hyperlink>
       <w:r>
@@ -6747,7 +6529,13 @@
         <w:t xml:space="preserve"> </w:t>
       </w:r>
       <w:r>
-        <w:t xml:space="preserve">the one intended, and it passes everything (</w:t>
+        <w:t xml:space="preserve">the one intended, and it passes everything</w:t>
+      </w:r>
+      <w:r>
+        <w:t xml:space="preserve"> </w:t>
+      </w:r>
+      <w:r>
+        <w:t xml:space="preserve">(</w:t>
       </w:r>
       <w:hyperlink r:id="rId53">
         <w:r>
@@ -6756,33 +6544,23 @@
             <w:i/>
             <w:iCs/>
           </w:rPr>
-          <w:t xml:space="preserve">"The hallucinated package, and why an AI coding</w:t>
-        </w:r>
-        <w:r>
-          <w:rPr>
-            <w:rStyle w:val="Hyperlink"/>
-            <w:i/>
-            <w:iCs/>
-          </w:rPr>
-          <w:t xml:space="preserve"> </w:t>
-        </w:r>
-        <w:r>
-          <w:rPr>
-            <w:rStyle w:val="Hyperlink"/>
-            <w:i/>
-            <w:iCs/>
-          </w:rPr>
-          <w:t xml:space="preserve">assistant makes it routine"</w:t>
+          <w:t xml:space="preserve">"The hallucinated package, and why an AI coding assistant makes it routine"</w:t>
         </w:r>
       </w:hyperlink>
       <w:r>
-        <w:t xml:space="preserve">). It leaves the automation column and becomes a named human obligation</w:t>
-      </w:r>
-      <w:r>
-        <w:t xml:space="preserve"> </w:t>
-      </w:r>
-      <w:r>
-        <w:t xml:space="preserve">in the project instruction file.</w:t>
+        <w:t xml:space="preserve">).</w:t>
+      </w:r>
+      <w:r>
+        <w:t xml:space="preserve"> </w:t>
+      </w:r>
+      <w:r>
+        <w:t xml:space="preserve">It leaves the automation column and becomes a named human obligation in the project instruction</w:t>
+      </w:r>
+      <w:r>
+        <w:t xml:space="preserve"> </w:t>
+      </w:r>
+      <w:r>
+        <w:t xml:space="preserve">file.</w:t>
       </w:r>
     </w:p>
     <w:bookmarkEnd w:id="54"/>

--- a/docs/standards/word/ADOPTING-THESE.docx
+++ b/docs/standards/word/ADOPTING-THESE.docx
@@ -680,14 +680,20 @@
         <w:t xml:space="preserve"> </w:t>
       </w:r>
       <w:r>
-        <w:t xml:space="preserve">applies to a published standard's text (</w:t>
+        <w:t xml:space="preserve">applies to a published standard's text</w:t>
+      </w:r>
+      <w:r>
+        <w:t xml:space="preserve"> </w:t>
+      </w:r>
+      <w:r>
+        <w:t xml:space="preserve">(</w:t>
       </w:r>
       <w:hyperlink r:id="rId17">
         <w:r>
           <w:rPr>
             <w:rStyle w:val="Hyperlink"/>
           </w:rPr>
-          <w:t xml:space="preserve">Security standard assessment</w:t>
+          <w:t xml:space="preserve">Running a large security-standard assessment with AI agents</w:t>
         </w:r>
       </w:hyperlink>
       <w:r>
@@ -701,7 +707,7 @@
           <w:i/>
           <w:iCs/>
         </w:rPr>
-        <w:t xml:space="preserve">"Pin</w:t>
+        <w:t xml:space="preserve">"Pin the</w:t>
       </w:r>
       <w:r>
         <w:rPr>
@@ -715,7 +721,7 @@
           <w:i/>
           <w:iCs/>
         </w:rPr>
-        <w:t xml:space="preserve">the corpus, and stamp the version on every number"</w:t>
+        <w:t xml:space="preserve">corpus, and stamp the version on every number"</w:t>
       </w:r>
       <w:r>
         <w:t xml:space="preserve">).</w:t>
@@ -15872,17 +15878,23 @@
           <w:rPr>
             <w:rStyle w:val="Hyperlink"/>
           </w:rPr>
-          <w:t xml:space="preserve">Security standard assessment</w:t>
+          <w:t xml:space="preserve">Running a large security-standard assessment with AI agents</w:t>
         </w:r>
       </w:hyperlink>
       <w:r>
-        <w:t xml:space="preserve">. These apply only if you assess a codebase</w:t>
-      </w:r>
-      <w:r>
-        <w:t xml:space="preserve"> </w:t>
-      </w:r>
-      <w:r>
-        <w:t xml:space="preserve">against a standard with many individually verifiable requirements. Skip the whole table otherwise.</w:t>
+        <w:t xml:space="preserve">. These</w:t>
+      </w:r>
+      <w:r>
+        <w:t xml:space="preserve"> </w:t>
+      </w:r>
+      <w:r>
+        <w:t xml:space="preserve">apply only if you assess a codebase against a standard with many individually verifiable</w:t>
+      </w:r>
+      <w:r>
+        <w:t xml:space="preserve"> </w:t>
+      </w:r>
+      <w:r>
+        <w:t xml:space="preserve">requirements. Skip the whole table otherwise.</w:t>
       </w:r>
     </w:p>
     <w:tbl>
